--- a/docs/COS 214 Project PDF.docx
+++ b/docs/COS 214 Project PDF.docx
@@ -59,15 +59,7 @@
           <w:sz w:val="52"/>
           <w:szCs w:val="52"/>
         </w:rPr>
-        <w:t>TIVIDY</w:t>
-      </w:r>
-      <w:r>
-        <w:rPr>
-          <w:rFonts w:ascii="Bahnschrift SemiBold" w:hAnsi="Bahnschrift SemiBold"/>
-          <w:sz w:val="52"/>
-          <w:szCs w:val="52"/>
-        </w:rPr>
-        <w:t>)</w:t>
+        <w:t>TIVIDY)</w:t>
       </w:r>
     </w:p>
     <w:p>
@@ -250,59 +242,61 @@
           <w:szCs w:val="28"/>
           <w:lang w:val="en-US"/>
         </w:rPr>
-        <w:t xml:space="preserve">Louwrens Johansen - </w:t>
-      </w:r>
-      <w:r>
+        <w:t>Louwrens Johansen - u25607414</w:t>
+      </w:r>
+    </w:p>
+    <w:p>
+      <w:pPr>
+        <w:jc w:val="center"/>
         <w:rPr>
           <w:sz w:val="28"/>
           <w:szCs w:val="28"/>
           <w:lang w:val="en-US"/>
         </w:rPr>
-        <w:t>u25607414</w:t>
-      </w:r>
-    </w:p>
-    <w:p>
-      <w:pPr>
-        <w:jc w:val="center"/>
+      </w:pPr>
+      <w:r>
         <w:rPr>
           <w:sz w:val="28"/>
           <w:szCs w:val="28"/>
           <w:lang w:val="en-US"/>
         </w:rPr>
-      </w:pPr>
-      <w:r>
+        <w:t>Brett Pitts – u24682251</w:t>
+      </w:r>
+    </w:p>
+    <w:p>
+      <w:pPr>
+        <w:jc w:val="center"/>
         <w:rPr>
           <w:sz w:val="28"/>
           <w:szCs w:val="28"/>
           <w:lang w:val="en-US"/>
         </w:rPr>
-        <w:t>Brett Pitts – u24682251</w:t>
-      </w:r>
-    </w:p>
-    <w:p>
-      <w:pPr>
-        <w:jc w:val="center"/>
+      </w:pPr>
+      <w:r>
         <w:rPr>
           <w:sz w:val="28"/>
           <w:szCs w:val="28"/>
           <w:lang w:val="en-US"/>
         </w:rPr>
-      </w:pPr>
-      <w:r>
+        <w:t>Francois Venter - u25555202</w:t>
+      </w:r>
+    </w:p>
+    <w:p>
+      <w:pPr>
+        <w:jc w:val="center"/>
         <w:rPr>
           <w:sz w:val="28"/>
           <w:szCs w:val="28"/>
           <w:lang w:val="en-US"/>
         </w:rPr>
-        <w:t>Francois Venter - u</w:t>
-      </w:r>
+      </w:pPr>
       <w:r>
         <w:rPr>
           <w:sz w:val="28"/>
           <w:szCs w:val="28"/>
           <w:lang w:val="en-US"/>
         </w:rPr>
-        <w:t>25555202</w:t>
+        <w:t>Rudolph Botha - u25387023</w:t>
       </w:r>
     </w:p>
     <w:p>
@@ -314,61 +308,35 @@
           <w:lang w:val="en-US"/>
         </w:rPr>
       </w:pPr>
-      <w:r>
+    </w:p>
+    <w:p>
+      <w:pPr>
+        <w:jc w:val="center"/>
         <w:rPr>
           <w:sz w:val="28"/>
           <w:szCs w:val="28"/>
           <w:lang w:val="en-US"/>
         </w:rPr>
-        <w:t>Rudolph Botha - u</w:t>
-      </w:r>
-      <w:r>
+      </w:pPr>
+    </w:p>
+    <w:p>
+      <w:pPr>
+        <w:jc w:val="center"/>
         <w:rPr>
           <w:sz w:val="28"/>
           <w:szCs w:val="28"/>
           <w:lang w:val="en-US"/>
         </w:rPr>
-        <w:t>25387023</w:t>
-      </w:r>
-    </w:p>
-    <w:p>
-      <w:pPr>
-        <w:jc w:val="center"/>
+      </w:pPr>
+      <w:r>
         <w:rPr>
           <w:sz w:val="28"/>
           <w:szCs w:val="28"/>
           <w:lang w:val="en-US"/>
         </w:rPr>
-      </w:pPr>
-    </w:p>
-    <w:p>
-      <w:pPr>
-        <w:jc w:val="center"/>
-        <w:rPr>
-          <w:sz w:val="28"/>
-          <w:szCs w:val="28"/>
-          <w:lang w:val="en-US"/>
-        </w:rPr>
-      </w:pPr>
-    </w:p>
-    <w:p>
-      <w:pPr>
-        <w:jc w:val="center"/>
-        <w:rPr>
-          <w:sz w:val="28"/>
-          <w:szCs w:val="28"/>
-          <w:lang w:val="en-US"/>
-        </w:rPr>
-      </w:pPr>
-      <w:r>
-        <w:rPr>
-          <w:sz w:val="28"/>
-          <w:szCs w:val="28"/>
-          <w:lang w:val="en-US"/>
-        </w:rPr>
         <w:t xml:space="preserve">GitHub Repo: </w:t>
       </w:r>
-      <w:hyperlink r:id="rId4" w:history="1">
+      <w:hyperlink r:id="rId7" w:history="1">
         <w:r>
           <w:rPr>
             <w:rStyle w:val="Hyperlink"/>
@@ -376,25 +344,7 @@
             <w:szCs w:val="28"/>
             <w:lang w:val="en-US"/>
           </w:rPr>
-          <w:t>https://github.com/Bret</w:t>
-        </w:r>
-        <w:r>
-          <w:rPr>
-            <w:rStyle w:val="Hyperlink"/>
-            <w:sz w:val="28"/>
-            <w:szCs w:val="28"/>
-            <w:lang w:val="en-US"/>
-          </w:rPr>
-          <w:t>t</w:t>
-        </w:r>
-        <w:r>
-          <w:rPr>
-            <w:rStyle w:val="Hyperlink"/>
-            <w:sz w:val="28"/>
-            <w:szCs w:val="28"/>
-            <w:lang w:val="en-US"/>
-          </w:rPr>
-          <w:t>-Pitts/COS214Project</w:t>
+          <w:t>https://github.com/Brett-Pitts/COS214Project</w:t>
         </w:r>
       </w:hyperlink>
     </w:p>
@@ -419,6 +369,405 @@
     </w:p>
     <w:p>
       <w:pPr>
+        <w:pStyle w:val="Heading2"/>
+        <w:jc w:val="center"/>
+        <w:rPr>
+          <w:b/>
+          <w:bCs/>
+          <w:color w:val="000000" w:themeColor="text1"/>
+        </w:rPr>
+      </w:pPr>
+      <w:r>
+        <w:rPr>
+          <w:b/>
+          <w:bCs/>
+          <w:color w:val="000000" w:themeColor="text1"/>
+        </w:rPr>
+        <w:lastRenderedPageBreak/>
+        <w:t>W</w:t>
+      </w:r>
+      <w:r>
+        <w:rPr>
+          <w:b/>
+          <w:bCs/>
+          <w:color w:val="000000" w:themeColor="text1"/>
+        </w:rPr>
+        <w:t>orkflow-</w:t>
+      </w:r>
+      <w:r>
+        <w:rPr>
+          <w:b/>
+          <w:bCs/>
+          <w:color w:val="000000" w:themeColor="text1"/>
+        </w:rPr>
+        <w:t>M</w:t>
+      </w:r>
+      <w:r>
+        <w:rPr>
+          <w:b/>
+          <w:bCs/>
+          <w:color w:val="000000" w:themeColor="text1"/>
+        </w:rPr>
+        <w:t xml:space="preserve">anagement </w:t>
+      </w:r>
+      <w:r>
+        <w:rPr>
+          <w:b/>
+          <w:bCs/>
+          <w:color w:val="000000" w:themeColor="text1"/>
+        </w:rPr>
+        <w:t>R</w:t>
+      </w:r>
+      <w:r>
+        <w:rPr>
+          <w:b/>
+          <w:bCs/>
+          <w:color w:val="000000" w:themeColor="text1"/>
+        </w:rPr>
+        <w:t xml:space="preserve">esearch </w:t>
+      </w:r>
+      <w:r>
+        <w:rPr>
+          <w:b/>
+          <w:bCs/>
+          <w:color w:val="000000" w:themeColor="text1"/>
+        </w:rPr>
+        <w:t>F</w:t>
+      </w:r>
+      <w:r>
+        <w:rPr>
+          <w:b/>
+          <w:bCs/>
+          <w:color w:val="000000" w:themeColor="text1"/>
+        </w:rPr>
+        <w:t xml:space="preserve">indings and </w:t>
+      </w:r>
+      <w:r>
+        <w:rPr>
+          <w:b/>
+          <w:bCs/>
+          <w:color w:val="000000" w:themeColor="text1"/>
+        </w:rPr>
+        <w:t>R</w:t>
+      </w:r>
+      <w:r>
+        <w:rPr>
+          <w:b/>
+          <w:bCs/>
+          <w:color w:val="000000" w:themeColor="text1"/>
+        </w:rPr>
+        <w:t>eferences</w:t>
+      </w:r>
+    </w:p>
+    <w:p/>
+    <w:p/>
+    <w:p/>
+    <w:p/>
+    <w:p/>
+    <w:p/>
+    <w:p/>
+    <w:p/>
+    <w:p/>
+    <w:p/>
+    <w:p/>
+    <w:p/>
+    <w:p/>
+    <w:p/>
+    <w:p/>
+    <w:p/>
+    <w:p/>
+    <w:p/>
+    <w:p/>
+    <w:p/>
+    <w:p/>
+    <w:p/>
+    <w:p/>
+    <w:p/>
+    <w:p/>
+    <w:p/>
+    <w:p/>
+    <w:p/>
+    <w:p/>
+    <w:p>
+      <w:pPr>
+        <w:pStyle w:val="Heading2"/>
+        <w:jc w:val="center"/>
+        <w:rPr>
+          <w:b/>
+          <w:bCs/>
+          <w:color w:val="000000" w:themeColor="text1"/>
+        </w:rPr>
+      </w:pPr>
+      <w:r>
+        <w:rPr>
+          <w:b/>
+          <w:bCs/>
+          <w:color w:val="000000" w:themeColor="text1"/>
+        </w:rPr>
+        <w:lastRenderedPageBreak/>
+        <w:t>S</w:t>
+      </w:r>
+      <w:r>
+        <w:rPr>
+          <w:b/>
+          <w:bCs/>
+          <w:color w:val="000000" w:themeColor="text1"/>
+        </w:rPr>
+        <w:t xml:space="preserve">elected </w:t>
+      </w:r>
+      <w:r>
+        <w:rPr>
+          <w:b/>
+          <w:bCs/>
+          <w:color w:val="000000" w:themeColor="text1"/>
+        </w:rPr>
+        <w:t>S</w:t>
+      </w:r>
+      <w:r>
+        <w:rPr>
+          <w:b/>
+          <w:bCs/>
+          <w:color w:val="000000" w:themeColor="text1"/>
+        </w:rPr>
+        <w:t xml:space="preserve">cenario </w:t>
+      </w:r>
+      <w:r>
+        <w:rPr>
+          <w:b/>
+          <w:bCs/>
+          <w:color w:val="000000" w:themeColor="text1"/>
+        </w:rPr>
+        <w:t>D</w:t>
+      </w:r>
+      <w:r>
+        <w:rPr>
+          <w:b/>
+          <w:bCs/>
+          <w:color w:val="000000" w:themeColor="text1"/>
+        </w:rPr>
+        <w:t>escription</w:t>
+      </w:r>
+    </w:p>
+    <w:p/>
+    <w:p/>
+    <w:p>
+      <w:pPr>
+        <w:jc w:val="both"/>
+        <w:rPr>
+          <w:color w:val="000000" w:themeColor="text1"/>
+        </w:rPr>
+      </w:pPr>
+      <w:r>
+        <w:rPr>
+          <w:color w:val="000000" w:themeColor="text1"/>
+        </w:rPr>
+        <w:t>Our scenario is a large video game company, like Ubisoft, that makes and runs a live-service game, like Fortnite. The company has managers, marketing agents, programmers, artists and engineers. TIVIDY manages the whole process of taking one game from the first idea to a running game, as a single project made up of phases.</w:t>
+      </w:r>
+    </w:p>
+    <w:p>
+      <w:pPr>
+        <w:jc w:val="both"/>
+        <w:rPr>
+          <w:color w:val="000000" w:themeColor="text1"/>
+        </w:rPr>
+      </w:pPr>
+      <w:r>
+        <w:rPr>
+          <w:color w:val="000000" w:themeColor="text1"/>
+        </w:rPr>
+        <w:t>The work goes through these phases:</w:t>
+      </w:r>
+    </w:p>
+    <w:p>
+      <w:pPr>
+        <w:numPr>
+          <w:ilvl w:val="0"/>
+          <w:numId w:val="2"/>
+        </w:numPr>
+        <w:jc w:val="both"/>
+        <w:rPr>
+          <w:color w:val="000000" w:themeColor="text1"/>
+        </w:rPr>
+      </w:pPr>
+      <w:r>
+        <w:rPr>
+          <w:color w:val="000000" w:themeColor="text1"/>
+        </w:rPr>
+        <w:t>Preparation: market research, then idea generation. If the idea is approved the budget is allocated, and if it is rejected the project is cancelled. After that the company hires and creates employees one role at a time until every role is filled.</w:t>
+      </w:r>
+    </w:p>
+    <w:p>
+      <w:pPr>
+        <w:numPr>
+          <w:ilvl w:val="0"/>
+          <w:numId w:val="2"/>
+        </w:numPr>
+        <w:jc w:val="both"/>
+        <w:rPr>
+          <w:color w:val="000000" w:themeColor="text1"/>
+        </w:rPr>
+      </w:pPr>
+      <w:r>
+        <w:rPr>
+          <w:color w:val="000000" w:themeColor="text1"/>
+        </w:rPr>
+        <w:t>Creation: coding and art happen at the same time. The programmers build character movement, the world, and events and story progression in parallel. The artists do concept art and then final art.</w:t>
+      </w:r>
+    </w:p>
+    <w:p>
+      <w:pPr>
+        <w:numPr>
+          <w:ilvl w:val="0"/>
+          <w:numId w:val="2"/>
+        </w:numPr>
+        <w:jc w:val="both"/>
+        <w:rPr>
+          <w:color w:val="000000" w:themeColor="text1"/>
+        </w:rPr>
+      </w:pPr>
+      <w:r>
+        <w:rPr>
+          <w:color w:val="000000" w:themeColor="text1"/>
+        </w:rPr>
+        <w:t>Marketing: cinematic trailers, a gameplay showcase, interviews and ads, in that order.</w:t>
+      </w:r>
+    </w:p>
+    <w:p>
+      <w:pPr>
+        <w:numPr>
+          <w:ilvl w:val="0"/>
+          <w:numId w:val="2"/>
+        </w:numPr>
+        <w:jc w:val="both"/>
+        <w:rPr>
+          <w:color w:val="000000" w:themeColor="text1"/>
+        </w:rPr>
+      </w:pPr>
+      <w:r>
+        <w:rPr>
+          <w:color w:val="000000" w:themeColor="text1"/>
+        </w:rPr>
+        <w:t xml:space="preserve">QA testing: the build is sent to an external QA </w:t>
+      </w:r>
+      <w:r>
+        <w:rPr>
+          <w:color w:val="000000" w:themeColor="text1"/>
+        </w:rPr>
+        <w:t>company,</w:t>
+      </w:r>
+      <w:r>
+        <w:rPr>
+          <w:color w:val="000000" w:themeColor="text1"/>
+        </w:rPr>
+        <w:t xml:space="preserve"> and a bug report comes back. This repeats until no bugs are found.</w:t>
+      </w:r>
+    </w:p>
+    <w:p>
+      <w:pPr>
+        <w:numPr>
+          <w:ilvl w:val="0"/>
+          <w:numId w:val="2"/>
+        </w:numPr>
+        <w:jc w:val="both"/>
+        <w:rPr>
+          <w:color w:val="000000" w:themeColor="text1"/>
+        </w:rPr>
+      </w:pPr>
+      <w:r>
+        <w:rPr>
+          <w:color w:val="000000" w:themeColor="text1"/>
+        </w:rPr>
+        <w:t>Server preparation: each server is bought, rented or reallocated, and then set up. This repeats until there are enough servers.</w:t>
+      </w:r>
+    </w:p>
+    <w:p>
+      <w:pPr>
+        <w:numPr>
+          <w:ilvl w:val="0"/>
+          <w:numId w:val="2"/>
+        </w:numPr>
+        <w:jc w:val="both"/>
+        <w:rPr>
+          <w:color w:val="000000" w:themeColor="text1"/>
+        </w:rPr>
+      </w:pPr>
+      <w:r>
+        <w:rPr>
+          <w:color w:val="000000" w:themeColor="text1"/>
+        </w:rPr>
+        <w:t>Launch.</w:t>
+      </w:r>
+    </w:p>
+    <w:p>
+      <w:pPr>
+        <w:jc w:val="both"/>
+        <w:rPr>
+          <w:color w:val="000000" w:themeColor="text1"/>
+        </w:rPr>
+      </w:pPr>
+      <w:r>
+        <w:rPr>
+          <w:color w:val="000000" w:themeColor="text1"/>
+        </w:rPr>
+        <w:t>Marketing, QA testing and server preparation all start together once creation is done. Launch only happens after all three have finished.</w:t>
+      </w:r>
+    </w:p>
+    <w:p>
+      <w:pPr>
+        <w:jc w:val="both"/>
+        <w:rPr>
+          <w:color w:val="000000" w:themeColor="text1"/>
+        </w:rPr>
+      </w:pPr>
+      <w:r>
+        <w:rPr>
+          <w:color w:val="000000" w:themeColor="text1"/>
+        </w:rPr>
+        <w:t>The main decisions are what game to make, the budget, who to hire for QA testing, and the launch date. There are checks along the way: whether the idea is approved, whether the budget is still available after creation, and whether the deadline was met before launch.</w:t>
+      </w:r>
+    </w:p>
+    <w:p>
+      <w:pPr>
+        <w:jc w:val="both"/>
+        <w:rPr>
+          <w:color w:val="000000" w:themeColor="text1"/>
+        </w:rPr>
+      </w:pPr>
+      <w:r>
+        <w:rPr>
+          <w:color w:val="000000" w:themeColor="text1"/>
+        </w:rPr>
+        <w:t>Three things can go wrong. The game can be cancelled (for example if the idea is rejected), the company can run out of money, or a deadline can be missed. If the budget runs out the project is cancelled. If the deadline is missed, the timeline is either extended and the launch date revised, or the project is cancelled.</w:t>
+      </w:r>
+    </w:p>
+    <w:p>
+      <w:pPr>
+        <w:jc w:val="both"/>
+        <w:rPr>
+          <w:color w:val="000000" w:themeColor="text1"/>
+        </w:rPr>
+      </w:pPr>
+      <w:r>
+        <w:rPr>
+          <w:color w:val="000000" w:themeColor="text1"/>
+        </w:rPr>
+        <w:t xml:space="preserve">The only external system is the outside QA testing. </w:t>
+      </w:r>
+      <w:r>
+        <w:rPr>
+          <w:color w:val="000000" w:themeColor="text1"/>
+        </w:rPr>
+        <w:t>The result</w:t>
+      </w:r>
+      <w:r>
+        <w:rPr>
+          <w:color w:val="000000" w:themeColor="text1"/>
+        </w:rPr>
+        <w:t xml:space="preserve"> is a running video game.</w:t>
+      </w:r>
+    </w:p>
+    <w:p>
+      <w:pPr>
         <w:jc w:val="center"/>
         <w:rPr>
           <w:sz w:val="28"/>
@@ -429,7 +778,6 @@
     </w:p>
     <w:p>
       <w:pPr>
-        <w:jc w:val="center"/>
         <w:rPr>
           <w:sz w:val="28"/>
           <w:szCs w:val="28"/>
@@ -439,7 +787,6 @@
     </w:p>
     <w:p>
       <w:pPr>
-        <w:jc w:val="center"/>
         <w:rPr>
           <w:sz w:val="28"/>
           <w:szCs w:val="28"/>
@@ -458,7 +805,160 @@
     </w:p>
     <w:p>
       <w:pPr>
+        <w:pStyle w:val="Heading2"/>
         <w:jc w:val="center"/>
+        <w:rPr>
+          <w:b/>
+          <w:bCs/>
+          <w:color w:val="000000" w:themeColor="text1"/>
+        </w:rPr>
+      </w:pPr>
+      <w:r>
+        <w:rPr>
+          <w:b/>
+          <w:bCs/>
+          <w:color w:val="000000" w:themeColor="text1"/>
+        </w:rPr>
+        <w:lastRenderedPageBreak/>
+        <w:t>I</w:t>
+      </w:r>
+      <w:r>
+        <w:rPr>
+          <w:b/>
+          <w:bCs/>
+          <w:color w:val="000000" w:themeColor="text1"/>
+        </w:rPr>
+        <w:t xml:space="preserve">nitial TIVIDY </w:t>
+      </w:r>
+      <w:r>
+        <w:rPr>
+          <w:b/>
+          <w:bCs/>
+          <w:color w:val="000000" w:themeColor="text1"/>
+        </w:rPr>
+        <w:t>S</w:t>
+      </w:r>
+      <w:r>
+        <w:rPr>
+          <w:b/>
+          <w:bCs/>
+          <w:color w:val="000000" w:themeColor="text1"/>
+        </w:rPr>
+        <w:t xml:space="preserve">ystem </w:t>
+      </w:r>
+      <w:r>
+        <w:rPr>
+          <w:b/>
+          <w:bCs/>
+          <w:color w:val="000000" w:themeColor="text1"/>
+        </w:rPr>
+        <w:t>S</w:t>
+      </w:r>
+      <w:r>
+        <w:rPr>
+          <w:b/>
+          <w:bCs/>
+          <w:color w:val="000000" w:themeColor="text1"/>
+        </w:rPr>
+        <w:t xml:space="preserve">cope and </w:t>
+      </w:r>
+      <w:r>
+        <w:rPr>
+          <w:b/>
+          <w:bCs/>
+          <w:color w:val="000000" w:themeColor="text1"/>
+        </w:rPr>
+        <w:t>D</w:t>
+      </w:r>
+      <w:r>
+        <w:rPr>
+          <w:b/>
+          <w:bCs/>
+          <w:color w:val="000000" w:themeColor="text1"/>
+        </w:rPr>
+        <w:t xml:space="preserve">esign </w:t>
+      </w:r>
+      <w:r>
+        <w:rPr>
+          <w:b/>
+          <w:bCs/>
+          <w:color w:val="000000" w:themeColor="text1"/>
+        </w:rPr>
+        <w:t>R</w:t>
+      </w:r>
+      <w:r>
+        <w:rPr>
+          <w:b/>
+          <w:bCs/>
+          <w:color w:val="000000" w:themeColor="text1"/>
+        </w:rPr>
+        <w:t>ationale</w:t>
+      </w:r>
+    </w:p>
+    <w:p/>
+    <w:p/>
+    <w:p>
+      <w:pPr>
+        <w:jc w:val="both"/>
+      </w:pPr>
+      <w:r>
+        <w:t>TIVIDY is a generic workflow manager. It knows nothing about video games. It only knows about projects, pieces of work, employees and the rules for moving work forward. The video game company is just one project we run on it.</w:t>
+      </w:r>
+    </w:p>
+    <w:p>
+      <w:pPr>
+        <w:jc w:val="both"/>
+      </w:pPr>
+      <w:r>
+        <w:t xml:space="preserve">The system is responsible for building a project as a tree of </w:t>
+      </w:r>
+      <w:r>
+        <w:t>work and</w:t>
+      </w:r>
+      <w:r>
+        <w:t xml:space="preserve"> building the company as a tree of departments and teams, where each team has employees as members. It tracks the state of every piece of work, from waiting for prerequisites through to completed, failed, escalated or cancelled. When a piece of work finishes it makes the next one ready, and once all the children of a parent are done the parent is completed too. Work is given to an employee with the right profession and competency, and if they can't do it, it moves up to someone more senior. Failed work is retried, and when the retries run out it goes to a manager, who can change it, give it to someone else or cancel the project. Clients use one entry point to create projects, departments and employees.</w:t>
+      </w:r>
+    </w:p>
+    <w:p>
+      <w:pPr>
+        <w:jc w:val="both"/>
+      </w:pPr>
+      <w:r>
+        <w:t xml:space="preserve">For </w:t>
+      </w:r>
+      <w:r>
+        <w:t>now,</w:t>
+      </w:r>
+      <w:r>
+        <w:t xml:space="preserve"> TIVIDY does not do the real work itself, and it does not run the external QA company. We also left out saving data between runs, audit history, undo and reporting. We might add these later.</w:t>
+      </w:r>
+    </w:p>
+    <w:p>
+      <w:pPr>
+        <w:jc w:val="both"/>
+      </w:pPr>
+      <w:r>
+        <w:t>The brief suggests a separate workflow definition and running instance, but we decided not to use a template. Each project is built directly as its own tree, so the tree is the workflow. The same structure can be built again for a new project, and changing one project can't affect another. What is shared between projects is the rules in the classes, like the states and what each one allows. What belongs to one project is the tree, each unit's state, who it is assigned to, its retries and its prerequisites.</w:t>
+      </w:r>
+    </w:p>
+    <w:p>
+      <w:pPr>
+        <w:jc w:val="both"/>
+      </w:pPr>
+      <w:r>
+        <w:t>We expect these things to change the most: the shape of the project, which professions and competencies exist, how each profession does its work, what happens in each state, and the company structure. Professions and competencies are registered while the program runs, so adding a new one doesn't mean changing the classes.</w:t>
+      </w:r>
+    </w:p>
+    <w:p>
+      <w:pPr>
+        <w:jc w:val="both"/>
+      </w:pPr>
+      <w:r>
+        <w:t>Because of that, we picked patterns based on what needs to change. Composite handles the nested work and the company structure, so a single unit and a whole project are treated the same. State and Observer handle the lifecycle and dependencies, so we don't need big if/else chains. Decorator, Factory Method and Chain of Responsibility handle employees. Template Method lets each profession do its work its own way while the order of prepare, perform and finish stays the same. Mediator lets a team tell its members when work is done, so employees don't need to know about each other. Iterator finds the next ready work unit without showing the tree, and Facade gives clients one place to call. Each pattern is explained in the pattern section.</w:t>
+      </w:r>
+    </w:p>
+    <w:p>
+      <w:pPr>
         <w:rPr>
           <w:sz w:val="28"/>
           <w:szCs w:val="28"/>
@@ -466,14 +966,5174 @@
         </w:rPr>
       </w:pPr>
     </w:p>
+    <w:p>
+      <w:pPr>
+        <w:rPr>
+          <w:sz w:val="28"/>
+          <w:szCs w:val="28"/>
+          <w:lang w:val="en-US"/>
+        </w:rPr>
+      </w:pPr>
+    </w:p>
+    <w:p>
+      <w:pPr>
+        <w:pStyle w:val="Heading2"/>
+        <w:rPr>
+          <w:b/>
+          <w:bCs/>
+          <w:color w:val="000000" w:themeColor="text1"/>
+        </w:rPr>
+        <w:sectPr>
+          <w:footerReference w:type="default" r:id="rId8"/>
+          <w:pgSz w:w="11906" w:h="16838"/>
+          <w:pgMar w:top="720" w:right="720" w:bottom="720" w:left="720" w:header="708" w:footer="708" w:gutter="0"/>
+          <w:cols w:space="708"/>
+          <w:docGrid w:linePitch="360"/>
+        </w:sectPr>
+      </w:pPr>
+    </w:p>
+    <w:p>
+      <w:pPr>
+        <w:pStyle w:val="Heading2"/>
+        <w:jc w:val="center"/>
+        <w:rPr>
+          <w:b/>
+          <w:bCs/>
+          <w:color w:val="000000" w:themeColor="text1"/>
+        </w:rPr>
+        <w:sectPr>
+          <w:pgSz w:w="16838" w:h="11906" w:orient="landscape"/>
+          <w:pgMar w:top="720" w:right="720" w:bottom="720" w:left="720" w:header="709" w:footer="709" w:gutter="0"/>
+          <w:cols w:space="708"/>
+          <w:docGrid w:linePitch="360"/>
+        </w:sectPr>
+      </w:pPr>
+      <w:r>
+        <w:rPr>
+          <w:noProof/>
+        </w:rPr>
+        <w:lastRenderedPageBreak/>
+        <w:drawing>
+          <wp:anchor distT="0" distB="0" distL="114300" distR="114300" simplePos="0" relativeHeight="251659264" behindDoc="0" locked="0" layoutInCell="1" allowOverlap="1" wp14:anchorId="014CE27C" wp14:editId="53BF889D">
+            <wp:simplePos x="0" y="0"/>
+            <wp:positionH relativeFrom="column">
+              <wp:align>center</wp:align>
+            </wp:positionH>
+            <wp:positionV relativeFrom="paragraph">
+              <wp:posOffset>299085</wp:posOffset>
+            </wp:positionV>
+            <wp:extent cx="6401430" cy="6343200"/>
+            <wp:effectExtent l="0" t="0" r="0" b="635"/>
+            <wp:wrapSquare wrapText="bothSides"/>
+            <wp:docPr id="1376989568" name="Picture 1"/>
+            <wp:cNvGraphicFramePr>
+              <a:graphicFrameLocks xmlns:a="http://schemas.openxmlformats.org/drawingml/2006/main" noChangeAspect="1"/>
+            </wp:cNvGraphicFramePr>
+            <a:graphic xmlns:a="http://schemas.openxmlformats.org/drawingml/2006/main">
+              <a:graphicData uri="http://schemas.openxmlformats.org/drawingml/2006/picture">
+                <pic:pic xmlns:pic="http://schemas.openxmlformats.org/drawingml/2006/picture">
+                  <pic:nvPicPr>
+                    <pic:cNvPr id="0" name="Picture 2"/>
+                    <pic:cNvPicPr>
+                      <a:picLocks noChangeAspect="1" noChangeArrowheads="1"/>
+                    </pic:cNvPicPr>
+                  </pic:nvPicPr>
+                  <pic:blipFill>
+                    <a:blip r:embed="rId9">
+                      <a:extLst>
+                        <a:ext uri="{28A0092B-C50C-407E-A947-70E740481C1C}">
+                          <a14:useLocalDpi xmlns:a14="http://schemas.microsoft.com/office/drawing/2010/main" val="0"/>
+                        </a:ext>
+                      </a:extLst>
+                    </a:blip>
+                    <a:srcRect/>
+                    <a:stretch>
+                      <a:fillRect/>
+                    </a:stretch>
+                  </pic:blipFill>
+                  <pic:spPr bwMode="auto">
+                    <a:xfrm>
+                      <a:off x="0" y="0"/>
+                      <a:ext cx="6401430" cy="6343200"/>
+                    </a:xfrm>
+                    <a:prstGeom prst="rect">
+                      <a:avLst/>
+                    </a:prstGeom>
+                    <a:noFill/>
+                    <a:ln>
+                      <a:noFill/>
+                    </a:ln>
+                  </pic:spPr>
+                </pic:pic>
+              </a:graphicData>
+            </a:graphic>
+            <wp14:sizeRelH relativeFrom="page">
+              <wp14:pctWidth>0</wp14:pctWidth>
+            </wp14:sizeRelH>
+            <wp14:sizeRelV relativeFrom="page">
+              <wp14:pctHeight>0</wp14:pctHeight>
+            </wp14:sizeRelV>
+          </wp:anchor>
+        </w:drawing>
+      </w:r>
+      <w:r>
+        <w:rPr>
+          <w:b/>
+          <w:bCs/>
+          <w:color w:val="000000" w:themeColor="text1"/>
+        </w:rPr>
+        <w:t xml:space="preserve">UML </w:t>
+      </w:r>
+      <w:r>
+        <w:rPr>
+          <w:b/>
+          <w:bCs/>
+          <w:color w:val="000000" w:themeColor="text1"/>
+        </w:rPr>
+        <w:t>Activity</w:t>
+      </w:r>
+      <w:r>
+        <w:rPr>
+          <w:b/>
+          <w:bCs/>
+          <w:color w:val="000000" w:themeColor="text1"/>
+        </w:rPr>
+        <w:t xml:space="preserve"> Diagram</w:t>
+      </w:r>
+      <w:r>
+        <w:rPr>
+          <w:b/>
+          <w:bCs/>
+          <w:color w:val="000000" w:themeColor="text1"/>
+        </w:rPr>
+        <w:t xml:space="preserve"> </w:t>
+      </w:r>
+      <w:r>
+        <w:rPr>
+          <w:b/>
+          <w:bCs/>
+          <w:color w:val="000000" w:themeColor="text1"/>
+        </w:rPr>
+        <w:t>1</w:t>
+      </w:r>
+      <w:r>
+        <w:rPr>
+          <w:noProof/>
+        </w:rPr>
+        <w:t xml:space="preserve"> </w:t>
+      </w:r>
+    </w:p>
+    <w:p>
+      <w:pPr>
+        <w:pStyle w:val="Heading2"/>
+        <w:jc w:val="center"/>
+        <w:rPr>
+          <w:b/>
+          <w:bCs/>
+          <w:color w:val="000000" w:themeColor="text1"/>
+        </w:rPr>
+        <w:sectPr>
+          <w:pgSz w:w="16838" w:h="11906" w:orient="landscape"/>
+          <w:pgMar w:top="720" w:right="720" w:bottom="720" w:left="720" w:header="709" w:footer="709" w:gutter="0"/>
+          <w:cols w:space="708"/>
+          <w:docGrid w:linePitch="360"/>
+        </w:sectPr>
+      </w:pPr>
+      <w:r>
+        <w:rPr>
+          <w:noProof/>
+        </w:rPr>
+        <w:lastRenderedPageBreak/>
+        <w:drawing>
+          <wp:anchor distT="0" distB="0" distL="114300" distR="114300" simplePos="0" relativeHeight="251661312" behindDoc="0" locked="0" layoutInCell="1" allowOverlap="1" wp14:anchorId="2F6BF90C" wp14:editId="0EC674D6">
+            <wp:simplePos x="0" y="0"/>
+            <wp:positionH relativeFrom="margin">
+              <wp:align>center</wp:align>
+            </wp:positionH>
+            <wp:positionV relativeFrom="paragraph">
+              <wp:posOffset>392430</wp:posOffset>
+            </wp:positionV>
+            <wp:extent cx="8481600" cy="6188400"/>
+            <wp:effectExtent l="0" t="0" r="0" b="3175"/>
+            <wp:wrapSquare wrapText="bothSides"/>
+            <wp:docPr id="1451830651" name="Picture 2"/>
+            <wp:cNvGraphicFramePr>
+              <a:graphicFrameLocks xmlns:a="http://schemas.openxmlformats.org/drawingml/2006/main" noChangeAspect="1"/>
+            </wp:cNvGraphicFramePr>
+            <a:graphic xmlns:a="http://schemas.openxmlformats.org/drawingml/2006/main">
+              <a:graphicData uri="http://schemas.openxmlformats.org/drawingml/2006/picture">
+                <pic:pic xmlns:pic="http://schemas.openxmlformats.org/drawingml/2006/picture">
+                  <pic:nvPicPr>
+                    <pic:cNvPr id="0" name="Picture 3"/>
+                    <pic:cNvPicPr>
+                      <a:picLocks noChangeAspect="1" noChangeArrowheads="1"/>
+                    </pic:cNvPicPr>
+                  </pic:nvPicPr>
+                  <pic:blipFill>
+                    <a:blip r:embed="rId10">
+                      <a:extLst>
+                        <a:ext uri="{28A0092B-C50C-407E-A947-70E740481C1C}">
+                          <a14:useLocalDpi xmlns:a14="http://schemas.microsoft.com/office/drawing/2010/main" val="0"/>
+                        </a:ext>
+                      </a:extLst>
+                    </a:blip>
+                    <a:srcRect/>
+                    <a:stretch>
+                      <a:fillRect/>
+                    </a:stretch>
+                  </pic:blipFill>
+                  <pic:spPr bwMode="auto">
+                    <a:xfrm>
+                      <a:off x="0" y="0"/>
+                      <a:ext cx="8481600" cy="6188400"/>
+                    </a:xfrm>
+                    <a:prstGeom prst="rect">
+                      <a:avLst/>
+                    </a:prstGeom>
+                    <a:noFill/>
+                    <a:ln>
+                      <a:noFill/>
+                    </a:ln>
+                  </pic:spPr>
+                </pic:pic>
+              </a:graphicData>
+            </a:graphic>
+            <wp14:sizeRelH relativeFrom="page">
+              <wp14:pctWidth>0</wp14:pctWidth>
+            </wp14:sizeRelH>
+            <wp14:sizeRelV relativeFrom="page">
+              <wp14:pctHeight>0</wp14:pctHeight>
+            </wp14:sizeRelV>
+          </wp:anchor>
+        </w:drawing>
+      </w:r>
+      <w:r>
+        <w:rPr>
+          <w:b/>
+          <w:bCs/>
+          <w:color w:val="000000" w:themeColor="text1"/>
+        </w:rPr>
+        <w:t xml:space="preserve">UML </w:t>
+      </w:r>
+      <w:r>
+        <w:rPr>
+          <w:b/>
+          <w:bCs/>
+          <w:color w:val="000000" w:themeColor="text1"/>
+        </w:rPr>
+        <w:t>Activity</w:t>
+      </w:r>
+      <w:r>
+        <w:rPr>
+          <w:b/>
+          <w:bCs/>
+          <w:color w:val="000000" w:themeColor="text1"/>
+        </w:rPr>
+        <w:t xml:space="preserve"> Diagram</w:t>
+      </w:r>
+      <w:r>
+        <w:rPr>
+          <w:b/>
+          <w:bCs/>
+          <w:color w:val="000000" w:themeColor="text1"/>
+        </w:rPr>
+        <w:t xml:space="preserve"> </w:t>
+      </w:r>
+      <w:r>
+        <w:rPr>
+          <w:b/>
+          <w:bCs/>
+          <w:color w:val="000000" w:themeColor="text1"/>
+        </w:rPr>
+        <w:t>2</w:t>
+      </w:r>
+      <w:r>
+        <w:rPr>
+          <w:noProof/>
+        </w:rPr>
+        <w:t xml:space="preserve"> </w:t>
+      </w:r>
+    </w:p>
+    <w:p>
+      <w:pPr>
+        <w:pStyle w:val="Heading2"/>
+        <w:jc w:val="center"/>
+        <w:rPr>
+          <w:b/>
+          <w:bCs/>
+          <w:color w:val="000000" w:themeColor="text1"/>
+        </w:rPr>
+        <w:sectPr>
+          <w:pgSz w:w="16838" w:h="11906" w:orient="landscape"/>
+          <w:pgMar w:top="720" w:right="720" w:bottom="720" w:left="720" w:header="709" w:footer="709" w:gutter="0"/>
+          <w:cols w:space="708"/>
+          <w:docGrid w:linePitch="360"/>
+        </w:sectPr>
+      </w:pPr>
+      <w:r>
+        <w:rPr>
+          <w:noProof/>
+        </w:rPr>
+        <w:lastRenderedPageBreak/>
+        <w:drawing>
+          <wp:anchor distT="0" distB="0" distL="114300" distR="114300" simplePos="0" relativeHeight="251663360" behindDoc="0" locked="0" layoutInCell="1" allowOverlap="1" wp14:anchorId="3C587DDC" wp14:editId="5D65567B">
+            <wp:simplePos x="0" y="0"/>
+            <wp:positionH relativeFrom="column">
+              <wp:align>center</wp:align>
+            </wp:positionH>
+            <wp:positionV relativeFrom="paragraph">
+              <wp:posOffset>431800</wp:posOffset>
+            </wp:positionV>
+            <wp:extent cx="5353200" cy="6202800"/>
+            <wp:effectExtent l="0" t="0" r="0" b="7620"/>
+            <wp:wrapSquare wrapText="bothSides"/>
+            <wp:docPr id="62987527" name="Picture 3"/>
+            <wp:cNvGraphicFramePr>
+              <a:graphicFrameLocks xmlns:a="http://schemas.openxmlformats.org/drawingml/2006/main" noChangeAspect="1"/>
+            </wp:cNvGraphicFramePr>
+            <a:graphic xmlns:a="http://schemas.openxmlformats.org/drawingml/2006/main">
+              <a:graphicData uri="http://schemas.openxmlformats.org/drawingml/2006/picture">
+                <pic:pic xmlns:pic="http://schemas.openxmlformats.org/drawingml/2006/picture">
+                  <pic:nvPicPr>
+                    <pic:cNvPr id="0" name="Picture 4"/>
+                    <pic:cNvPicPr>
+                      <a:picLocks noChangeAspect="1" noChangeArrowheads="1"/>
+                    </pic:cNvPicPr>
+                  </pic:nvPicPr>
+                  <pic:blipFill>
+                    <a:blip r:embed="rId11" cstate="print">
+                      <a:extLst>
+                        <a:ext uri="{28A0092B-C50C-407E-A947-70E740481C1C}">
+                          <a14:useLocalDpi xmlns:a14="http://schemas.microsoft.com/office/drawing/2010/main" val="0"/>
+                        </a:ext>
+                      </a:extLst>
+                    </a:blip>
+                    <a:srcRect/>
+                    <a:stretch>
+                      <a:fillRect/>
+                    </a:stretch>
+                  </pic:blipFill>
+                  <pic:spPr bwMode="auto">
+                    <a:xfrm>
+                      <a:off x="0" y="0"/>
+                      <a:ext cx="5353200" cy="6202800"/>
+                    </a:xfrm>
+                    <a:prstGeom prst="rect">
+                      <a:avLst/>
+                    </a:prstGeom>
+                    <a:noFill/>
+                    <a:ln>
+                      <a:noFill/>
+                    </a:ln>
+                  </pic:spPr>
+                </pic:pic>
+              </a:graphicData>
+            </a:graphic>
+            <wp14:sizeRelH relativeFrom="page">
+              <wp14:pctWidth>0</wp14:pctWidth>
+            </wp14:sizeRelH>
+            <wp14:sizeRelV relativeFrom="page">
+              <wp14:pctHeight>0</wp14:pctHeight>
+            </wp14:sizeRelV>
+          </wp:anchor>
+        </w:drawing>
+      </w:r>
+      <w:r>
+        <w:rPr>
+          <w:b/>
+          <w:bCs/>
+          <w:color w:val="000000" w:themeColor="text1"/>
+        </w:rPr>
+        <w:t xml:space="preserve">UML </w:t>
+      </w:r>
+      <w:r>
+        <w:rPr>
+          <w:b/>
+          <w:bCs/>
+          <w:color w:val="000000" w:themeColor="text1"/>
+        </w:rPr>
+        <w:t>Activity</w:t>
+      </w:r>
+      <w:r>
+        <w:rPr>
+          <w:b/>
+          <w:bCs/>
+          <w:color w:val="000000" w:themeColor="text1"/>
+        </w:rPr>
+        <w:t xml:space="preserve"> Diagram</w:t>
+      </w:r>
+      <w:r>
+        <w:rPr>
+          <w:b/>
+          <w:bCs/>
+          <w:color w:val="000000" w:themeColor="text1"/>
+        </w:rPr>
+        <w:t xml:space="preserve"> 3</w:t>
+      </w:r>
+      <w:r>
+        <w:rPr>
+          <w:noProof/>
+        </w:rPr>
+        <w:t xml:space="preserve"> </w:t>
+      </w:r>
+    </w:p>
+    <w:p>
+      <w:pPr>
+        <w:pStyle w:val="Heading2"/>
+        <w:jc w:val="center"/>
+        <w:rPr>
+          <w:b/>
+          <w:bCs/>
+          <w:color w:val="000000" w:themeColor="text1"/>
+        </w:rPr>
+        <w:sectPr>
+          <w:pgSz w:w="16838" w:h="11906" w:orient="landscape"/>
+          <w:pgMar w:top="720" w:right="720" w:bottom="720" w:left="720" w:header="709" w:footer="709" w:gutter="0"/>
+          <w:cols w:space="708"/>
+          <w:docGrid w:linePitch="360"/>
+        </w:sectPr>
+      </w:pPr>
+      <w:r>
+        <w:rPr>
+          <w:b/>
+          <w:bCs/>
+          <w:color w:val="000000" w:themeColor="text1"/>
+        </w:rPr>
+        <w:lastRenderedPageBreak/>
+        <w:t>C</w:t>
+      </w:r>
+      <w:r>
+        <w:rPr>
+          <w:b/>
+          <w:bCs/>
+          <w:color w:val="000000" w:themeColor="text1"/>
+        </w:rPr>
+        <w:t>omplete UML Class Diagra</w:t>
+      </w:r>
+      <w:r>
+        <w:rPr>
+          <w:b/>
+          <w:bCs/>
+          <w:color w:val="000000" w:themeColor="text1"/>
+        </w:rPr>
+        <w:t>m</w:t>
+      </w:r>
+      <w:r>
+        <w:rPr>
+          <w:noProof/>
+        </w:rPr>
+        <w:t xml:space="preserve"> </w:t>
+      </w:r>
+      <w:r>
+        <w:rPr>
+          <w:noProof/>
+        </w:rPr>
+        <w:drawing>
+          <wp:anchor distT="0" distB="0" distL="114300" distR="114300" simplePos="0" relativeHeight="251665408" behindDoc="0" locked="0" layoutInCell="1" allowOverlap="1" wp14:anchorId="32437A4D" wp14:editId="49282D17">
+            <wp:simplePos x="0" y="0"/>
+            <wp:positionH relativeFrom="column">
+              <wp:align>center</wp:align>
+            </wp:positionH>
+            <wp:positionV relativeFrom="paragraph">
+              <wp:posOffset>396240</wp:posOffset>
+            </wp:positionV>
+            <wp:extent cx="5936400" cy="6015600"/>
+            <wp:effectExtent l="0" t="0" r="7620" b="4445"/>
+            <wp:wrapSquare wrapText="bothSides"/>
+            <wp:docPr id="1605429324" name="Picture 4"/>
+            <wp:cNvGraphicFramePr>
+              <a:graphicFrameLocks xmlns:a="http://schemas.openxmlformats.org/drawingml/2006/main" noChangeAspect="1"/>
+            </wp:cNvGraphicFramePr>
+            <a:graphic xmlns:a="http://schemas.openxmlformats.org/drawingml/2006/main">
+              <a:graphicData uri="http://schemas.openxmlformats.org/drawingml/2006/picture">
+                <pic:pic xmlns:pic="http://schemas.openxmlformats.org/drawingml/2006/picture">
+                  <pic:nvPicPr>
+                    <pic:cNvPr id="0" name="Picture 5"/>
+                    <pic:cNvPicPr>
+                      <a:picLocks noChangeAspect="1" noChangeArrowheads="1"/>
+                    </pic:cNvPicPr>
+                  </pic:nvPicPr>
+                  <pic:blipFill>
+                    <a:blip r:embed="rId12" cstate="print">
+                      <a:extLst>
+                        <a:ext uri="{28A0092B-C50C-407E-A947-70E740481C1C}">
+                          <a14:useLocalDpi xmlns:a14="http://schemas.microsoft.com/office/drawing/2010/main" val="0"/>
+                        </a:ext>
+                      </a:extLst>
+                    </a:blip>
+                    <a:srcRect/>
+                    <a:stretch>
+                      <a:fillRect/>
+                    </a:stretch>
+                  </pic:blipFill>
+                  <pic:spPr bwMode="auto">
+                    <a:xfrm>
+                      <a:off x="0" y="0"/>
+                      <a:ext cx="5936400" cy="6015600"/>
+                    </a:xfrm>
+                    <a:prstGeom prst="rect">
+                      <a:avLst/>
+                    </a:prstGeom>
+                    <a:noFill/>
+                    <a:ln>
+                      <a:noFill/>
+                    </a:ln>
+                  </pic:spPr>
+                </pic:pic>
+              </a:graphicData>
+            </a:graphic>
+            <wp14:sizeRelH relativeFrom="page">
+              <wp14:pctWidth>0</wp14:pctWidth>
+            </wp14:sizeRelH>
+            <wp14:sizeRelV relativeFrom="page">
+              <wp14:pctHeight>0</wp14:pctHeight>
+            </wp14:sizeRelV>
+          </wp:anchor>
+        </w:drawing>
+      </w:r>
+    </w:p>
+    <w:p>
+      <w:pPr>
+        <w:pStyle w:val="Heading2"/>
+        <w:jc w:val="center"/>
+        <w:rPr>
+          <w:b/>
+          <w:bCs/>
+          <w:color w:val="000000" w:themeColor="text1"/>
+        </w:rPr>
+      </w:pPr>
+      <w:proofErr w:type="spellStart"/>
+      <w:r>
+        <w:rPr>
+          <w:b/>
+          <w:bCs/>
+          <w:color w:val="000000" w:themeColor="text1"/>
+        </w:rPr>
+        <w:lastRenderedPageBreak/>
+        <w:t>GoF</w:t>
+      </w:r>
+      <w:proofErr w:type="spellEnd"/>
+      <w:r>
+        <w:rPr>
+          <w:b/>
+          <w:bCs/>
+          <w:color w:val="000000" w:themeColor="text1"/>
+        </w:rPr>
+        <w:t xml:space="preserve"> </w:t>
+      </w:r>
+      <w:r>
+        <w:rPr>
+          <w:b/>
+          <w:bCs/>
+          <w:color w:val="000000" w:themeColor="text1"/>
+        </w:rPr>
+        <w:t>P</w:t>
+      </w:r>
+      <w:r>
+        <w:rPr>
+          <w:b/>
+          <w:bCs/>
+          <w:color w:val="000000" w:themeColor="text1"/>
+        </w:rPr>
+        <w:t xml:space="preserve">articipant </w:t>
+      </w:r>
+      <w:r>
+        <w:rPr>
+          <w:b/>
+          <w:bCs/>
+          <w:color w:val="000000" w:themeColor="text1"/>
+        </w:rPr>
+        <w:t>M</w:t>
+      </w:r>
+      <w:r>
+        <w:rPr>
+          <w:b/>
+          <w:bCs/>
+          <w:color w:val="000000" w:themeColor="text1"/>
+        </w:rPr>
+        <w:t xml:space="preserve">apping and </w:t>
+      </w:r>
+      <w:r>
+        <w:rPr>
+          <w:b/>
+          <w:bCs/>
+          <w:color w:val="000000" w:themeColor="text1"/>
+        </w:rPr>
+        <w:t>P</w:t>
+      </w:r>
+      <w:r>
+        <w:rPr>
+          <w:b/>
+          <w:bCs/>
+          <w:color w:val="000000" w:themeColor="text1"/>
+        </w:rPr>
+        <w:t xml:space="preserve">attern </w:t>
+      </w:r>
+      <w:r>
+        <w:rPr>
+          <w:b/>
+          <w:bCs/>
+          <w:color w:val="000000" w:themeColor="text1"/>
+        </w:rPr>
+        <w:t>J</w:t>
+      </w:r>
+      <w:r>
+        <w:rPr>
+          <w:b/>
+          <w:bCs/>
+          <w:color w:val="000000" w:themeColor="text1"/>
+        </w:rPr>
+        <w:t>ustifications</w:t>
+      </w:r>
+    </w:p>
+    <w:p/>
+    <w:p>
+      <w:pPr>
+        <w:rPr>
+          <w:rFonts w:ascii="Calibri" w:hAnsi="Calibri" w:cs="Calibri"/>
+          <w:sz w:val="28"/>
+          <w:szCs w:val="28"/>
+        </w:rPr>
+      </w:pPr>
+      <w:r>
+        <w:rPr>
+          <w:rFonts w:ascii="Calibri" w:hAnsi="Calibri" w:cs="Calibri"/>
+          <w:sz w:val="28"/>
+          <w:szCs w:val="28"/>
+        </w:rPr>
+        <w:t>Composite: Workflow tree</w:t>
+      </w:r>
+    </w:p>
+    <w:tbl>
+      <w:tblPr>
+        <w:tblW w:w="9029" w:type="dxa"/>
+        <w:tblBorders>
+          <w:top w:val="single" w:sz="8" w:space="0" w:color="000000"/>
+          <w:left w:val="single" w:sz="8" w:space="0" w:color="000000"/>
+          <w:bottom w:val="single" w:sz="8" w:space="0" w:color="000000"/>
+          <w:right w:val="single" w:sz="8" w:space="0" w:color="000000"/>
+          <w:insideH w:val="single" w:sz="8" w:space="0" w:color="000000"/>
+          <w:insideV w:val="single" w:sz="8" w:space="0" w:color="000000"/>
+        </w:tblBorders>
+        <w:tblLayout w:type="fixed"/>
+        <w:tblLook w:val="0600" w:firstRow="0" w:lastRow="0" w:firstColumn="0" w:lastColumn="0" w:noHBand="1" w:noVBand="1"/>
+      </w:tblPr>
+      <w:tblGrid>
+        <w:gridCol w:w="4514"/>
+        <w:gridCol w:w="4515"/>
+      </w:tblGrid>
+      <w:tr>
+        <w:tc>
+          <w:tcPr>
+            <w:tcW w:w="4514" w:type="dxa"/>
+            <w:tcMar>
+              <w:top w:w="100" w:type="dxa"/>
+              <w:left w:w="100" w:type="dxa"/>
+              <w:bottom w:w="100" w:type="dxa"/>
+              <w:right w:w="100" w:type="dxa"/>
+            </w:tcMar>
+          </w:tcPr>
+          <w:p>
+            <w:pPr>
+              <w:widowControl w:val="0"/>
+              <w:pBdr>
+                <w:top w:val="nil"/>
+                <w:left w:val="nil"/>
+                <w:bottom w:val="nil"/>
+                <w:right w:val="nil"/>
+                <w:between w:val="nil"/>
+              </w:pBdr>
+              <w:spacing w:line="240" w:lineRule="auto"/>
+              <w:rPr>
+                <w:rFonts w:ascii="Calibri" w:hAnsi="Calibri" w:cs="Calibri"/>
+              </w:rPr>
+            </w:pPr>
+            <w:r>
+              <w:rPr>
+                <w:rFonts w:ascii="Calibri" w:hAnsi="Calibri" w:cs="Calibri"/>
+              </w:rPr>
+              <w:t>Component</w:t>
+            </w:r>
+          </w:p>
+        </w:tc>
+        <w:tc>
+          <w:tcPr>
+            <w:tcW w:w="4514" w:type="dxa"/>
+            <w:tcMar>
+              <w:top w:w="100" w:type="dxa"/>
+              <w:left w:w="100" w:type="dxa"/>
+              <w:bottom w:w="100" w:type="dxa"/>
+              <w:right w:w="100" w:type="dxa"/>
+            </w:tcMar>
+          </w:tcPr>
+          <w:p>
+            <w:pPr>
+              <w:widowControl w:val="0"/>
+              <w:pBdr>
+                <w:top w:val="nil"/>
+                <w:left w:val="nil"/>
+                <w:bottom w:val="nil"/>
+                <w:right w:val="nil"/>
+                <w:between w:val="nil"/>
+              </w:pBdr>
+              <w:spacing w:line="240" w:lineRule="auto"/>
+              <w:rPr>
+                <w:rFonts w:ascii="Calibri" w:hAnsi="Calibri" w:cs="Calibri"/>
+              </w:rPr>
+            </w:pPr>
+            <w:proofErr w:type="spellStart"/>
+            <w:r>
+              <w:rPr>
+                <w:rFonts w:ascii="Calibri" w:hAnsi="Calibri" w:cs="Calibri"/>
+              </w:rPr>
+              <w:t>WorkNode</w:t>
+            </w:r>
+            <w:proofErr w:type="spellEnd"/>
+          </w:p>
+        </w:tc>
+      </w:tr>
+      <w:tr>
+        <w:tc>
+          <w:tcPr>
+            <w:tcW w:w="4514" w:type="dxa"/>
+            <w:tcMar>
+              <w:top w:w="100" w:type="dxa"/>
+              <w:left w:w="100" w:type="dxa"/>
+              <w:bottom w:w="100" w:type="dxa"/>
+              <w:right w:w="100" w:type="dxa"/>
+            </w:tcMar>
+          </w:tcPr>
+          <w:p>
+            <w:pPr>
+              <w:widowControl w:val="0"/>
+              <w:pBdr>
+                <w:top w:val="nil"/>
+                <w:left w:val="nil"/>
+                <w:bottom w:val="nil"/>
+                <w:right w:val="nil"/>
+                <w:between w:val="nil"/>
+              </w:pBdr>
+              <w:spacing w:line="240" w:lineRule="auto"/>
+              <w:rPr>
+                <w:rFonts w:ascii="Calibri" w:hAnsi="Calibri" w:cs="Calibri"/>
+              </w:rPr>
+            </w:pPr>
+            <w:r>
+              <w:rPr>
+                <w:rFonts w:ascii="Calibri" w:hAnsi="Calibri" w:cs="Calibri"/>
+              </w:rPr>
+              <w:t>Composite</w:t>
+            </w:r>
+          </w:p>
+        </w:tc>
+        <w:tc>
+          <w:tcPr>
+            <w:tcW w:w="4514" w:type="dxa"/>
+            <w:tcMar>
+              <w:top w:w="100" w:type="dxa"/>
+              <w:left w:w="100" w:type="dxa"/>
+              <w:bottom w:w="100" w:type="dxa"/>
+              <w:right w:w="100" w:type="dxa"/>
+            </w:tcMar>
+          </w:tcPr>
+          <w:p>
+            <w:pPr>
+              <w:widowControl w:val="0"/>
+              <w:pBdr>
+                <w:top w:val="nil"/>
+                <w:left w:val="nil"/>
+                <w:bottom w:val="nil"/>
+                <w:right w:val="nil"/>
+                <w:between w:val="nil"/>
+              </w:pBdr>
+              <w:spacing w:line="240" w:lineRule="auto"/>
+              <w:rPr>
+                <w:rFonts w:ascii="Calibri" w:hAnsi="Calibri" w:cs="Calibri"/>
+              </w:rPr>
+            </w:pPr>
+            <w:r>
+              <w:rPr>
+                <w:rFonts w:ascii="Calibri" w:hAnsi="Calibri" w:cs="Calibri"/>
+              </w:rPr>
+              <w:t>Project</w:t>
+            </w:r>
+          </w:p>
+        </w:tc>
+      </w:tr>
+      <w:tr>
+        <w:tc>
+          <w:tcPr>
+            <w:tcW w:w="4514" w:type="dxa"/>
+            <w:tcMar>
+              <w:top w:w="100" w:type="dxa"/>
+              <w:left w:w="100" w:type="dxa"/>
+              <w:bottom w:w="100" w:type="dxa"/>
+              <w:right w:w="100" w:type="dxa"/>
+            </w:tcMar>
+          </w:tcPr>
+          <w:p>
+            <w:pPr>
+              <w:widowControl w:val="0"/>
+              <w:pBdr>
+                <w:top w:val="nil"/>
+                <w:left w:val="nil"/>
+                <w:bottom w:val="nil"/>
+                <w:right w:val="nil"/>
+                <w:between w:val="nil"/>
+              </w:pBdr>
+              <w:spacing w:line="240" w:lineRule="auto"/>
+              <w:rPr>
+                <w:rFonts w:ascii="Calibri" w:hAnsi="Calibri" w:cs="Calibri"/>
+              </w:rPr>
+            </w:pPr>
+            <w:r>
+              <w:rPr>
+                <w:rFonts w:ascii="Calibri" w:hAnsi="Calibri" w:cs="Calibri"/>
+              </w:rPr>
+              <w:t>Leaf</w:t>
+            </w:r>
+          </w:p>
+        </w:tc>
+        <w:tc>
+          <w:tcPr>
+            <w:tcW w:w="4514" w:type="dxa"/>
+            <w:tcMar>
+              <w:top w:w="100" w:type="dxa"/>
+              <w:left w:w="100" w:type="dxa"/>
+              <w:bottom w:w="100" w:type="dxa"/>
+              <w:right w:w="100" w:type="dxa"/>
+            </w:tcMar>
+          </w:tcPr>
+          <w:p>
+            <w:pPr>
+              <w:widowControl w:val="0"/>
+              <w:pBdr>
+                <w:top w:val="nil"/>
+                <w:left w:val="nil"/>
+                <w:bottom w:val="nil"/>
+                <w:right w:val="nil"/>
+                <w:between w:val="nil"/>
+              </w:pBdr>
+              <w:spacing w:line="240" w:lineRule="auto"/>
+              <w:rPr>
+                <w:rFonts w:ascii="Calibri" w:hAnsi="Calibri" w:cs="Calibri"/>
+              </w:rPr>
+            </w:pPr>
+            <w:proofErr w:type="spellStart"/>
+            <w:r>
+              <w:rPr>
+                <w:rFonts w:ascii="Calibri" w:hAnsi="Calibri" w:cs="Calibri"/>
+              </w:rPr>
+              <w:t>WorkUnit</w:t>
+            </w:r>
+            <w:proofErr w:type="spellEnd"/>
+          </w:p>
+        </w:tc>
+      </w:tr>
+    </w:tbl>
+    <w:p>
+      <w:pPr>
+        <w:rPr>
+          <w:rFonts w:ascii="Calibri" w:hAnsi="Calibri" w:cs="Calibri"/>
+        </w:rPr>
+      </w:pPr>
+      <w:r>
+        <w:rPr>
+          <w:rFonts w:ascii="Calibri" w:hAnsi="Calibri" w:cs="Calibri"/>
+        </w:rPr>
+        <w:t>Breaks one entire project into subcomponents. Each node knows its parent so completion can move up the tree.</w:t>
+      </w:r>
+    </w:p>
+    <w:p>
+      <w:pPr>
+        <w:rPr>
+          <w:rFonts w:ascii="Calibri" w:hAnsi="Calibri" w:cs="Calibri"/>
+        </w:rPr>
+      </w:pPr>
+    </w:p>
+    <w:p>
+      <w:pPr>
+        <w:rPr>
+          <w:rFonts w:ascii="Calibri" w:hAnsi="Calibri" w:cs="Calibri"/>
+          <w:sz w:val="28"/>
+          <w:szCs w:val="28"/>
+        </w:rPr>
+      </w:pPr>
+      <w:r>
+        <w:rPr>
+          <w:rFonts w:ascii="Calibri" w:hAnsi="Calibri" w:cs="Calibri"/>
+          <w:sz w:val="28"/>
+          <w:szCs w:val="28"/>
+        </w:rPr>
+        <w:t>Composite: Company Structure</w:t>
+      </w:r>
+    </w:p>
+    <w:tbl>
+      <w:tblPr>
+        <w:tblW w:w="9030" w:type="dxa"/>
+        <w:tblBorders>
+          <w:top w:val="single" w:sz="8" w:space="0" w:color="000000"/>
+          <w:left w:val="single" w:sz="8" w:space="0" w:color="000000"/>
+          <w:bottom w:val="single" w:sz="8" w:space="0" w:color="000000"/>
+          <w:right w:val="single" w:sz="8" w:space="0" w:color="000000"/>
+          <w:insideH w:val="single" w:sz="8" w:space="0" w:color="000000"/>
+          <w:insideV w:val="single" w:sz="8" w:space="0" w:color="000000"/>
+        </w:tblBorders>
+        <w:tblLayout w:type="fixed"/>
+        <w:tblLook w:val="0600" w:firstRow="0" w:lastRow="0" w:firstColumn="0" w:lastColumn="0" w:noHBand="1" w:noVBand="1"/>
+      </w:tblPr>
+      <w:tblGrid>
+        <w:gridCol w:w="4515"/>
+        <w:gridCol w:w="4515"/>
+      </w:tblGrid>
+      <w:tr>
+        <w:tc>
+          <w:tcPr>
+            <w:tcW w:w="4515" w:type="dxa"/>
+            <w:tcMar>
+              <w:top w:w="100" w:type="dxa"/>
+              <w:left w:w="100" w:type="dxa"/>
+              <w:bottom w:w="100" w:type="dxa"/>
+              <w:right w:w="100" w:type="dxa"/>
+            </w:tcMar>
+          </w:tcPr>
+          <w:p>
+            <w:pPr>
+              <w:widowControl w:val="0"/>
+              <w:spacing w:line="240" w:lineRule="auto"/>
+              <w:rPr>
+                <w:rFonts w:ascii="Calibri" w:hAnsi="Calibri" w:cs="Calibri"/>
+              </w:rPr>
+            </w:pPr>
+            <w:r>
+              <w:rPr>
+                <w:rFonts w:ascii="Calibri" w:hAnsi="Calibri" w:cs="Calibri"/>
+              </w:rPr>
+              <w:t>Component</w:t>
+            </w:r>
+          </w:p>
+        </w:tc>
+        <w:tc>
+          <w:tcPr>
+            <w:tcW w:w="4515" w:type="dxa"/>
+            <w:tcMar>
+              <w:top w:w="100" w:type="dxa"/>
+              <w:left w:w="100" w:type="dxa"/>
+              <w:bottom w:w="100" w:type="dxa"/>
+              <w:right w:w="100" w:type="dxa"/>
+            </w:tcMar>
+          </w:tcPr>
+          <w:p>
+            <w:pPr>
+              <w:widowControl w:val="0"/>
+              <w:spacing w:line="240" w:lineRule="auto"/>
+              <w:rPr>
+                <w:rFonts w:ascii="Calibri" w:hAnsi="Calibri" w:cs="Calibri"/>
+              </w:rPr>
+            </w:pPr>
+            <w:proofErr w:type="spellStart"/>
+            <w:r>
+              <w:rPr>
+                <w:rFonts w:ascii="Calibri" w:hAnsi="Calibri" w:cs="Calibri"/>
+              </w:rPr>
+              <w:t>CompanyNode</w:t>
+            </w:r>
+            <w:proofErr w:type="spellEnd"/>
+          </w:p>
+        </w:tc>
+      </w:tr>
+      <w:tr>
+        <w:tc>
+          <w:tcPr>
+            <w:tcW w:w="4515" w:type="dxa"/>
+            <w:tcMar>
+              <w:top w:w="100" w:type="dxa"/>
+              <w:left w:w="100" w:type="dxa"/>
+              <w:bottom w:w="100" w:type="dxa"/>
+              <w:right w:w="100" w:type="dxa"/>
+            </w:tcMar>
+          </w:tcPr>
+          <w:p>
+            <w:pPr>
+              <w:widowControl w:val="0"/>
+              <w:spacing w:line="240" w:lineRule="auto"/>
+              <w:rPr>
+                <w:rFonts w:ascii="Calibri" w:hAnsi="Calibri" w:cs="Calibri"/>
+              </w:rPr>
+            </w:pPr>
+            <w:r>
+              <w:rPr>
+                <w:rFonts w:ascii="Calibri" w:hAnsi="Calibri" w:cs="Calibri"/>
+              </w:rPr>
+              <w:t>Composite</w:t>
+            </w:r>
+          </w:p>
+        </w:tc>
+        <w:tc>
+          <w:tcPr>
+            <w:tcW w:w="4515" w:type="dxa"/>
+            <w:tcMar>
+              <w:top w:w="100" w:type="dxa"/>
+              <w:left w:w="100" w:type="dxa"/>
+              <w:bottom w:w="100" w:type="dxa"/>
+              <w:right w:w="100" w:type="dxa"/>
+            </w:tcMar>
+          </w:tcPr>
+          <w:p>
+            <w:pPr>
+              <w:widowControl w:val="0"/>
+              <w:spacing w:line="240" w:lineRule="auto"/>
+              <w:rPr>
+                <w:rFonts w:ascii="Calibri" w:hAnsi="Calibri" w:cs="Calibri"/>
+              </w:rPr>
+            </w:pPr>
+            <w:r>
+              <w:rPr>
+                <w:rFonts w:ascii="Calibri" w:hAnsi="Calibri" w:cs="Calibri"/>
+              </w:rPr>
+              <w:t>Department</w:t>
+            </w:r>
+          </w:p>
+        </w:tc>
+      </w:tr>
+      <w:tr>
+        <w:tc>
+          <w:tcPr>
+            <w:tcW w:w="4515" w:type="dxa"/>
+            <w:tcMar>
+              <w:top w:w="100" w:type="dxa"/>
+              <w:left w:w="100" w:type="dxa"/>
+              <w:bottom w:w="100" w:type="dxa"/>
+              <w:right w:w="100" w:type="dxa"/>
+            </w:tcMar>
+          </w:tcPr>
+          <w:p>
+            <w:pPr>
+              <w:widowControl w:val="0"/>
+              <w:spacing w:line="240" w:lineRule="auto"/>
+              <w:rPr>
+                <w:rFonts w:ascii="Calibri" w:hAnsi="Calibri" w:cs="Calibri"/>
+              </w:rPr>
+            </w:pPr>
+            <w:r>
+              <w:rPr>
+                <w:rFonts w:ascii="Calibri" w:hAnsi="Calibri" w:cs="Calibri"/>
+              </w:rPr>
+              <w:t>Leaf</w:t>
+            </w:r>
+          </w:p>
+        </w:tc>
+        <w:tc>
+          <w:tcPr>
+            <w:tcW w:w="4515" w:type="dxa"/>
+            <w:tcMar>
+              <w:top w:w="100" w:type="dxa"/>
+              <w:left w:w="100" w:type="dxa"/>
+              <w:bottom w:w="100" w:type="dxa"/>
+              <w:right w:w="100" w:type="dxa"/>
+            </w:tcMar>
+          </w:tcPr>
+          <w:p>
+            <w:pPr>
+              <w:widowControl w:val="0"/>
+              <w:spacing w:line="240" w:lineRule="auto"/>
+              <w:rPr>
+                <w:rFonts w:ascii="Calibri" w:hAnsi="Calibri" w:cs="Calibri"/>
+              </w:rPr>
+            </w:pPr>
+            <w:r>
+              <w:rPr>
+                <w:rFonts w:ascii="Calibri" w:hAnsi="Calibri" w:cs="Calibri"/>
+              </w:rPr>
+              <w:t>Team</w:t>
+            </w:r>
+          </w:p>
+        </w:tc>
+      </w:tr>
+    </w:tbl>
+    <w:p>
+      <w:pPr>
+        <w:rPr>
+          <w:rFonts w:ascii="Calibri" w:hAnsi="Calibri" w:cs="Calibri"/>
+        </w:rPr>
+      </w:pPr>
+      <w:r>
+        <w:rPr>
+          <w:rFonts w:ascii="Calibri" w:hAnsi="Calibri" w:cs="Calibri"/>
+        </w:rPr>
+        <w:t>Company hierarchy with different departments and teams</w:t>
+      </w:r>
+    </w:p>
+    <w:p>
+      <w:pPr>
+        <w:rPr>
+          <w:rFonts w:ascii="Calibri" w:hAnsi="Calibri" w:cs="Calibri"/>
+        </w:rPr>
+      </w:pPr>
+    </w:p>
+    <w:p>
+      <w:pPr>
+        <w:rPr>
+          <w:rFonts w:ascii="Calibri" w:hAnsi="Calibri" w:cs="Calibri"/>
+          <w:sz w:val="28"/>
+          <w:szCs w:val="28"/>
+        </w:rPr>
+      </w:pPr>
+      <w:r>
+        <w:rPr>
+          <w:rFonts w:ascii="Calibri" w:hAnsi="Calibri" w:cs="Calibri"/>
+          <w:sz w:val="28"/>
+          <w:szCs w:val="28"/>
+        </w:rPr>
+        <w:t>Decorator: Employee profession and seniority</w:t>
+      </w:r>
+    </w:p>
+    <w:tbl>
+      <w:tblPr>
+        <w:tblW w:w="9029" w:type="dxa"/>
+        <w:tblBorders>
+          <w:top w:val="single" w:sz="8" w:space="0" w:color="000000"/>
+          <w:left w:val="single" w:sz="8" w:space="0" w:color="000000"/>
+          <w:bottom w:val="single" w:sz="8" w:space="0" w:color="000000"/>
+          <w:right w:val="single" w:sz="8" w:space="0" w:color="000000"/>
+          <w:insideH w:val="single" w:sz="8" w:space="0" w:color="000000"/>
+          <w:insideV w:val="single" w:sz="8" w:space="0" w:color="000000"/>
+        </w:tblBorders>
+        <w:tblLayout w:type="fixed"/>
+        <w:tblLook w:val="0600" w:firstRow="0" w:lastRow="0" w:firstColumn="0" w:lastColumn="0" w:noHBand="1" w:noVBand="1"/>
+      </w:tblPr>
+      <w:tblGrid>
+        <w:gridCol w:w="4514"/>
+        <w:gridCol w:w="4515"/>
+      </w:tblGrid>
+      <w:tr>
+        <w:tc>
+          <w:tcPr>
+            <w:tcW w:w="4514" w:type="dxa"/>
+            <w:tcMar>
+              <w:top w:w="100" w:type="dxa"/>
+              <w:left w:w="100" w:type="dxa"/>
+              <w:bottom w:w="100" w:type="dxa"/>
+              <w:right w:w="100" w:type="dxa"/>
+            </w:tcMar>
+          </w:tcPr>
+          <w:p>
+            <w:pPr>
+              <w:widowControl w:val="0"/>
+              <w:spacing w:line="240" w:lineRule="auto"/>
+              <w:rPr>
+                <w:rFonts w:ascii="Calibri" w:hAnsi="Calibri" w:cs="Calibri"/>
+              </w:rPr>
+            </w:pPr>
+            <w:r>
+              <w:rPr>
+                <w:rFonts w:ascii="Calibri" w:hAnsi="Calibri" w:cs="Calibri"/>
+              </w:rPr>
+              <w:t>Component</w:t>
+            </w:r>
+          </w:p>
+        </w:tc>
+        <w:tc>
+          <w:tcPr>
+            <w:tcW w:w="4514" w:type="dxa"/>
+            <w:tcMar>
+              <w:top w:w="100" w:type="dxa"/>
+              <w:left w:w="100" w:type="dxa"/>
+              <w:bottom w:w="100" w:type="dxa"/>
+              <w:right w:w="100" w:type="dxa"/>
+            </w:tcMar>
+          </w:tcPr>
+          <w:p>
+            <w:pPr>
+              <w:widowControl w:val="0"/>
+              <w:spacing w:line="240" w:lineRule="auto"/>
+              <w:rPr>
+                <w:rFonts w:ascii="Calibri" w:hAnsi="Calibri" w:cs="Calibri"/>
+              </w:rPr>
+            </w:pPr>
+            <w:proofErr w:type="spellStart"/>
+            <w:r>
+              <w:rPr>
+                <w:rFonts w:ascii="Calibri" w:hAnsi="Calibri" w:cs="Calibri"/>
+              </w:rPr>
+              <w:t>EmployeeComponent</w:t>
+            </w:r>
+            <w:proofErr w:type="spellEnd"/>
+          </w:p>
+        </w:tc>
+      </w:tr>
+      <w:tr>
+        <w:tc>
+          <w:tcPr>
+            <w:tcW w:w="4514" w:type="dxa"/>
+            <w:tcMar>
+              <w:top w:w="100" w:type="dxa"/>
+              <w:left w:w="100" w:type="dxa"/>
+              <w:bottom w:w="100" w:type="dxa"/>
+              <w:right w:w="100" w:type="dxa"/>
+            </w:tcMar>
+          </w:tcPr>
+          <w:p>
+            <w:pPr>
+              <w:widowControl w:val="0"/>
+              <w:spacing w:line="240" w:lineRule="auto"/>
+              <w:rPr>
+                <w:rFonts w:ascii="Calibri" w:hAnsi="Calibri" w:cs="Calibri"/>
+              </w:rPr>
+            </w:pPr>
+            <w:proofErr w:type="spellStart"/>
+            <w:r>
+              <w:rPr>
+                <w:rFonts w:ascii="Calibri" w:hAnsi="Calibri" w:cs="Calibri"/>
+              </w:rPr>
+              <w:t>ConcreteComponent</w:t>
+            </w:r>
+            <w:proofErr w:type="spellEnd"/>
+          </w:p>
+        </w:tc>
+        <w:tc>
+          <w:tcPr>
+            <w:tcW w:w="4514" w:type="dxa"/>
+            <w:tcMar>
+              <w:top w:w="100" w:type="dxa"/>
+              <w:left w:w="100" w:type="dxa"/>
+              <w:bottom w:w="100" w:type="dxa"/>
+              <w:right w:w="100" w:type="dxa"/>
+            </w:tcMar>
+          </w:tcPr>
+          <w:p>
+            <w:pPr>
+              <w:widowControl w:val="0"/>
+              <w:spacing w:line="240" w:lineRule="auto"/>
+              <w:rPr>
+                <w:rFonts w:ascii="Calibri" w:hAnsi="Calibri" w:cs="Calibri"/>
+              </w:rPr>
+            </w:pPr>
+            <w:r>
+              <w:rPr>
+                <w:rFonts w:ascii="Calibri" w:hAnsi="Calibri" w:cs="Calibri"/>
+              </w:rPr>
+              <w:t>Employee</w:t>
+            </w:r>
+            <w:r>
+              <w:rPr>
+                <w:rFonts w:ascii="Calibri" w:hAnsi="Calibri" w:cs="Calibri"/>
+              </w:rPr>
+              <w:br/>
+              <w:t>Manager</w:t>
+            </w:r>
+          </w:p>
+        </w:tc>
+      </w:tr>
+      <w:tr>
+        <w:tc>
+          <w:tcPr>
+            <w:tcW w:w="4514" w:type="dxa"/>
+            <w:tcMar>
+              <w:top w:w="100" w:type="dxa"/>
+              <w:left w:w="100" w:type="dxa"/>
+              <w:bottom w:w="100" w:type="dxa"/>
+              <w:right w:w="100" w:type="dxa"/>
+            </w:tcMar>
+          </w:tcPr>
+          <w:p>
+            <w:pPr>
+              <w:widowControl w:val="0"/>
+              <w:spacing w:line="240" w:lineRule="auto"/>
+              <w:rPr>
+                <w:rFonts w:ascii="Calibri" w:hAnsi="Calibri" w:cs="Calibri"/>
+              </w:rPr>
+            </w:pPr>
+            <w:r>
+              <w:rPr>
+                <w:rFonts w:ascii="Calibri" w:hAnsi="Calibri" w:cs="Calibri"/>
+              </w:rPr>
+              <w:t>Decorator</w:t>
+            </w:r>
+          </w:p>
+        </w:tc>
+        <w:tc>
+          <w:tcPr>
+            <w:tcW w:w="4514" w:type="dxa"/>
+            <w:tcMar>
+              <w:top w:w="100" w:type="dxa"/>
+              <w:left w:w="100" w:type="dxa"/>
+              <w:bottom w:w="100" w:type="dxa"/>
+              <w:right w:w="100" w:type="dxa"/>
+            </w:tcMar>
+          </w:tcPr>
+          <w:p>
+            <w:pPr>
+              <w:widowControl w:val="0"/>
+              <w:spacing w:line="240" w:lineRule="auto"/>
+              <w:rPr>
+                <w:rFonts w:ascii="Calibri" w:hAnsi="Calibri" w:cs="Calibri"/>
+              </w:rPr>
+            </w:pPr>
+            <w:proofErr w:type="spellStart"/>
+            <w:r>
+              <w:rPr>
+                <w:rFonts w:ascii="Calibri" w:hAnsi="Calibri" w:cs="Calibri"/>
+              </w:rPr>
+              <w:t>EmployeeDetail</w:t>
+            </w:r>
+            <w:proofErr w:type="spellEnd"/>
+          </w:p>
+        </w:tc>
+      </w:tr>
+      <w:tr>
+        <w:tc>
+          <w:tcPr>
+            <w:tcW w:w="4514" w:type="dxa"/>
+            <w:tcMar>
+              <w:top w:w="100" w:type="dxa"/>
+              <w:left w:w="100" w:type="dxa"/>
+              <w:bottom w:w="100" w:type="dxa"/>
+              <w:right w:w="100" w:type="dxa"/>
+            </w:tcMar>
+          </w:tcPr>
+          <w:p>
+            <w:pPr>
+              <w:widowControl w:val="0"/>
+              <w:spacing w:line="240" w:lineRule="auto"/>
+              <w:rPr>
+                <w:rFonts w:ascii="Calibri" w:hAnsi="Calibri" w:cs="Calibri"/>
+              </w:rPr>
+            </w:pPr>
+            <w:proofErr w:type="spellStart"/>
+            <w:r>
+              <w:rPr>
+                <w:rFonts w:ascii="Calibri" w:hAnsi="Calibri" w:cs="Calibri"/>
+              </w:rPr>
+              <w:t>ConcreteDecorator</w:t>
+            </w:r>
+            <w:proofErr w:type="spellEnd"/>
+          </w:p>
+        </w:tc>
+        <w:tc>
+          <w:tcPr>
+            <w:tcW w:w="4514" w:type="dxa"/>
+            <w:tcMar>
+              <w:top w:w="100" w:type="dxa"/>
+              <w:left w:w="100" w:type="dxa"/>
+              <w:bottom w:w="100" w:type="dxa"/>
+              <w:right w:w="100" w:type="dxa"/>
+            </w:tcMar>
+          </w:tcPr>
+          <w:p>
+            <w:pPr>
+              <w:widowControl w:val="0"/>
+              <w:spacing w:line="240" w:lineRule="auto"/>
+              <w:rPr>
+                <w:rFonts w:ascii="Calibri" w:hAnsi="Calibri" w:cs="Calibri"/>
+              </w:rPr>
+            </w:pPr>
+            <w:proofErr w:type="spellStart"/>
+            <w:r>
+              <w:rPr>
+                <w:rFonts w:ascii="Calibri" w:hAnsi="Calibri" w:cs="Calibri"/>
+              </w:rPr>
+              <w:t>EmployeeProfession</w:t>
+            </w:r>
+            <w:proofErr w:type="spellEnd"/>
+            <w:r>
+              <w:rPr>
+                <w:rFonts w:ascii="Calibri" w:hAnsi="Calibri" w:cs="Calibri"/>
+              </w:rPr>
+              <w:br/>
+            </w:r>
+            <w:proofErr w:type="spellStart"/>
+            <w:r>
+              <w:rPr>
+                <w:rFonts w:ascii="Calibri" w:hAnsi="Calibri" w:cs="Calibri"/>
+              </w:rPr>
+              <w:t>EmployeeCompetency</w:t>
+            </w:r>
+            <w:proofErr w:type="spellEnd"/>
+          </w:p>
+        </w:tc>
+      </w:tr>
+    </w:tbl>
+    <w:p>
+      <w:pPr>
+        <w:rPr>
+          <w:rFonts w:ascii="Calibri" w:hAnsi="Calibri" w:cs="Calibri"/>
+        </w:rPr>
+      </w:pPr>
+      <w:r>
+        <w:rPr>
+          <w:rFonts w:ascii="Calibri" w:hAnsi="Calibri" w:cs="Calibri"/>
+        </w:rPr>
+        <w:t>(dynamically register competencies and professions which return an ID)</w:t>
+      </w:r>
+    </w:p>
+    <w:p>
+      <w:pPr>
+        <w:rPr>
+          <w:rFonts w:ascii="Calibri" w:hAnsi="Calibri" w:cs="Calibri"/>
+        </w:rPr>
+      </w:pPr>
+      <w:r>
+        <w:rPr>
+          <w:rFonts w:ascii="Calibri" w:hAnsi="Calibri" w:cs="Calibri"/>
+        </w:rPr>
+        <w:t>Gives seniority and professions to employees.</w:t>
+      </w:r>
+    </w:p>
+    <w:p>
+      <w:pPr>
+        <w:rPr>
+          <w:rFonts w:ascii="Calibri" w:hAnsi="Calibri" w:cs="Calibri"/>
+        </w:rPr>
+      </w:pPr>
+      <w:r>
+        <w:rPr>
+          <w:rFonts w:ascii="Calibri" w:hAnsi="Calibri" w:cs="Calibri"/>
+        </w:rPr>
+        <w:t>Used to identify who is eligible to work on projects at different stages.</w:t>
+      </w:r>
+    </w:p>
+    <w:p>
+      <w:pPr>
+        <w:rPr>
+          <w:rFonts w:ascii="Calibri" w:hAnsi="Calibri" w:cs="Calibri"/>
+        </w:rPr>
+      </w:pPr>
+    </w:p>
+    <w:p>
+      <w:pPr>
+        <w:rPr>
+          <w:rFonts w:ascii="Calibri" w:hAnsi="Calibri" w:cs="Calibri"/>
+        </w:rPr>
+      </w:pPr>
+    </w:p>
+    <w:p>
+      <w:pPr>
+        <w:rPr>
+          <w:rFonts w:ascii="Calibri" w:hAnsi="Calibri" w:cs="Calibri"/>
+          <w:sz w:val="28"/>
+          <w:szCs w:val="28"/>
+        </w:rPr>
+      </w:pPr>
+      <w:r>
+        <w:rPr>
+          <w:rFonts w:ascii="Calibri" w:hAnsi="Calibri" w:cs="Calibri"/>
+          <w:sz w:val="28"/>
+          <w:szCs w:val="28"/>
+        </w:rPr>
+        <w:lastRenderedPageBreak/>
+        <w:t>Factory Method: Create Employee</w:t>
+      </w:r>
+    </w:p>
+    <w:tbl>
+      <w:tblPr>
+        <w:tblW w:w="9029" w:type="dxa"/>
+        <w:tblBorders>
+          <w:top w:val="single" w:sz="8" w:space="0" w:color="000000"/>
+          <w:left w:val="single" w:sz="8" w:space="0" w:color="000000"/>
+          <w:bottom w:val="single" w:sz="8" w:space="0" w:color="000000"/>
+          <w:right w:val="single" w:sz="8" w:space="0" w:color="000000"/>
+          <w:insideH w:val="single" w:sz="8" w:space="0" w:color="000000"/>
+          <w:insideV w:val="single" w:sz="8" w:space="0" w:color="000000"/>
+        </w:tblBorders>
+        <w:tblLayout w:type="fixed"/>
+        <w:tblLook w:val="0600" w:firstRow="0" w:lastRow="0" w:firstColumn="0" w:lastColumn="0" w:noHBand="1" w:noVBand="1"/>
+      </w:tblPr>
+      <w:tblGrid>
+        <w:gridCol w:w="4514"/>
+        <w:gridCol w:w="4515"/>
+      </w:tblGrid>
+      <w:tr>
+        <w:tc>
+          <w:tcPr>
+            <w:tcW w:w="4514" w:type="dxa"/>
+            <w:tcMar>
+              <w:top w:w="100" w:type="dxa"/>
+              <w:left w:w="100" w:type="dxa"/>
+              <w:bottom w:w="100" w:type="dxa"/>
+              <w:right w:w="100" w:type="dxa"/>
+            </w:tcMar>
+          </w:tcPr>
+          <w:p>
+            <w:pPr>
+              <w:widowControl w:val="0"/>
+              <w:spacing w:line="240" w:lineRule="auto"/>
+              <w:rPr>
+                <w:rFonts w:ascii="Calibri" w:hAnsi="Calibri" w:cs="Calibri"/>
+              </w:rPr>
+            </w:pPr>
+            <w:r>
+              <w:rPr>
+                <w:rFonts w:ascii="Calibri" w:hAnsi="Calibri" w:cs="Calibri"/>
+              </w:rPr>
+              <w:t>Creator</w:t>
+            </w:r>
+          </w:p>
+        </w:tc>
+        <w:tc>
+          <w:tcPr>
+            <w:tcW w:w="4514" w:type="dxa"/>
+            <w:tcMar>
+              <w:top w:w="100" w:type="dxa"/>
+              <w:left w:w="100" w:type="dxa"/>
+              <w:bottom w:w="100" w:type="dxa"/>
+              <w:right w:w="100" w:type="dxa"/>
+            </w:tcMar>
+          </w:tcPr>
+          <w:p>
+            <w:pPr>
+              <w:widowControl w:val="0"/>
+              <w:spacing w:line="240" w:lineRule="auto"/>
+              <w:rPr>
+                <w:rFonts w:ascii="Calibri" w:hAnsi="Calibri" w:cs="Calibri"/>
+              </w:rPr>
+            </w:pPr>
+            <w:proofErr w:type="spellStart"/>
+            <w:r>
+              <w:rPr>
+                <w:rFonts w:ascii="Calibri" w:hAnsi="Calibri" w:cs="Calibri"/>
+              </w:rPr>
+              <w:t>EmployeeCreator</w:t>
+            </w:r>
+            <w:proofErr w:type="spellEnd"/>
+          </w:p>
+        </w:tc>
+      </w:tr>
+      <w:tr>
+        <w:tc>
+          <w:tcPr>
+            <w:tcW w:w="4514" w:type="dxa"/>
+            <w:tcMar>
+              <w:top w:w="100" w:type="dxa"/>
+              <w:left w:w="100" w:type="dxa"/>
+              <w:bottom w:w="100" w:type="dxa"/>
+              <w:right w:w="100" w:type="dxa"/>
+            </w:tcMar>
+          </w:tcPr>
+          <w:p>
+            <w:pPr>
+              <w:widowControl w:val="0"/>
+              <w:spacing w:line="240" w:lineRule="auto"/>
+              <w:rPr>
+                <w:rFonts w:ascii="Calibri" w:hAnsi="Calibri" w:cs="Calibri"/>
+              </w:rPr>
+            </w:pPr>
+            <w:proofErr w:type="spellStart"/>
+            <w:r>
+              <w:rPr>
+                <w:rFonts w:ascii="Calibri" w:hAnsi="Calibri" w:cs="Calibri"/>
+              </w:rPr>
+              <w:t>ConcreteCreator</w:t>
+            </w:r>
+            <w:proofErr w:type="spellEnd"/>
+          </w:p>
+        </w:tc>
+        <w:tc>
+          <w:tcPr>
+            <w:tcW w:w="4514" w:type="dxa"/>
+            <w:tcMar>
+              <w:top w:w="100" w:type="dxa"/>
+              <w:left w:w="100" w:type="dxa"/>
+              <w:bottom w:w="100" w:type="dxa"/>
+              <w:right w:w="100" w:type="dxa"/>
+            </w:tcMar>
+          </w:tcPr>
+          <w:p>
+            <w:pPr>
+              <w:widowControl w:val="0"/>
+              <w:spacing w:line="240" w:lineRule="auto"/>
+              <w:rPr>
+                <w:rFonts w:ascii="Calibri" w:hAnsi="Calibri" w:cs="Calibri"/>
+              </w:rPr>
+            </w:pPr>
+            <w:proofErr w:type="spellStart"/>
+            <w:r>
+              <w:rPr>
+                <w:rFonts w:ascii="Calibri" w:hAnsi="Calibri" w:cs="Calibri"/>
+              </w:rPr>
+              <w:t>ConcreteEmployeeCreator</w:t>
+            </w:r>
+            <w:proofErr w:type="spellEnd"/>
+          </w:p>
+        </w:tc>
+      </w:tr>
+      <w:tr>
+        <w:tc>
+          <w:tcPr>
+            <w:tcW w:w="4514" w:type="dxa"/>
+            <w:tcMar>
+              <w:top w:w="100" w:type="dxa"/>
+              <w:left w:w="100" w:type="dxa"/>
+              <w:bottom w:w="100" w:type="dxa"/>
+              <w:right w:w="100" w:type="dxa"/>
+            </w:tcMar>
+          </w:tcPr>
+          <w:p>
+            <w:pPr>
+              <w:widowControl w:val="0"/>
+              <w:spacing w:line="240" w:lineRule="auto"/>
+              <w:rPr>
+                <w:rFonts w:ascii="Calibri" w:hAnsi="Calibri" w:cs="Calibri"/>
+              </w:rPr>
+            </w:pPr>
+            <w:r>
+              <w:rPr>
+                <w:rFonts w:ascii="Calibri" w:hAnsi="Calibri" w:cs="Calibri"/>
+              </w:rPr>
+              <w:t>Product</w:t>
+            </w:r>
+          </w:p>
+        </w:tc>
+        <w:tc>
+          <w:tcPr>
+            <w:tcW w:w="4514" w:type="dxa"/>
+            <w:tcMar>
+              <w:top w:w="100" w:type="dxa"/>
+              <w:left w:w="100" w:type="dxa"/>
+              <w:bottom w:w="100" w:type="dxa"/>
+              <w:right w:w="100" w:type="dxa"/>
+            </w:tcMar>
+          </w:tcPr>
+          <w:p>
+            <w:pPr>
+              <w:widowControl w:val="0"/>
+              <w:spacing w:line="240" w:lineRule="auto"/>
+              <w:rPr>
+                <w:rFonts w:ascii="Calibri" w:hAnsi="Calibri" w:cs="Calibri"/>
+              </w:rPr>
+            </w:pPr>
+            <w:proofErr w:type="spellStart"/>
+            <w:r>
+              <w:rPr>
+                <w:rFonts w:ascii="Calibri" w:hAnsi="Calibri" w:cs="Calibri"/>
+              </w:rPr>
+              <w:t>EmployeeComponent</w:t>
+            </w:r>
+            <w:proofErr w:type="spellEnd"/>
+          </w:p>
+        </w:tc>
+      </w:tr>
+      <w:tr>
+        <w:tc>
+          <w:tcPr>
+            <w:tcW w:w="4514" w:type="dxa"/>
+            <w:tcMar>
+              <w:top w:w="100" w:type="dxa"/>
+              <w:left w:w="100" w:type="dxa"/>
+              <w:bottom w:w="100" w:type="dxa"/>
+              <w:right w:w="100" w:type="dxa"/>
+            </w:tcMar>
+          </w:tcPr>
+          <w:p>
+            <w:pPr>
+              <w:widowControl w:val="0"/>
+              <w:spacing w:line="240" w:lineRule="auto"/>
+              <w:rPr>
+                <w:rFonts w:ascii="Calibri" w:hAnsi="Calibri" w:cs="Calibri"/>
+              </w:rPr>
+            </w:pPr>
+            <w:proofErr w:type="spellStart"/>
+            <w:r>
+              <w:rPr>
+                <w:rFonts w:ascii="Calibri" w:hAnsi="Calibri" w:cs="Calibri"/>
+              </w:rPr>
+              <w:t>ConcreteProduct</w:t>
+            </w:r>
+            <w:proofErr w:type="spellEnd"/>
+          </w:p>
+        </w:tc>
+        <w:tc>
+          <w:tcPr>
+            <w:tcW w:w="4514" w:type="dxa"/>
+            <w:tcMar>
+              <w:top w:w="100" w:type="dxa"/>
+              <w:left w:w="100" w:type="dxa"/>
+              <w:bottom w:w="100" w:type="dxa"/>
+              <w:right w:w="100" w:type="dxa"/>
+            </w:tcMar>
+          </w:tcPr>
+          <w:p>
+            <w:pPr>
+              <w:widowControl w:val="0"/>
+              <w:spacing w:line="240" w:lineRule="auto"/>
+              <w:rPr>
+                <w:rFonts w:ascii="Calibri" w:hAnsi="Calibri" w:cs="Calibri"/>
+              </w:rPr>
+            </w:pPr>
+            <w:r>
+              <w:rPr>
+                <w:rFonts w:ascii="Calibri" w:hAnsi="Calibri" w:cs="Calibri"/>
+              </w:rPr>
+              <w:t>Employee</w:t>
+            </w:r>
+            <w:r>
+              <w:rPr>
+                <w:rFonts w:ascii="Calibri" w:hAnsi="Calibri" w:cs="Calibri"/>
+              </w:rPr>
+              <w:br/>
+            </w:r>
+            <w:proofErr w:type="spellStart"/>
+            <w:r>
+              <w:rPr>
+                <w:rFonts w:ascii="Calibri" w:hAnsi="Calibri" w:cs="Calibri"/>
+              </w:rPr>
+              <w:t>EmployeeProfession</w:t>
+            </w:r>
+            <w:proofErr w:type="spellEnd"/>
+            <w:r>
+              <w:rPr>
+                <w:rFonts w:ascii="Calibri" w:hAnsi="Calibri" w:cs="Calibri"/>
+              </w:rPr>
+              <w:br/>
+            </w:r>
+            <w:proofErr w:type="spellStart"/>
+            <w:r>
+              <w:rPr>
+                <w:rFonts w:ascii="Calibri" w:hAnsi="Calibri" w:cs="Calibri"/>
+              </w:rPr>
+              <w:t>EmployeeCompetency</w:t>
+            </w:r>
+            <w:proofErr w:type="spellEnd"/>
+          </w:p>
+        </w:tc>
+      </w:tr>
+    </w:tbl>
+    <w:p>
+      <w:pPr>
+        <w:rPr>
+          <w:rFonts w:ascii="Calibri" w:hAnsi="Calibri" w:cs="Calibri"/>
+        </w:rPr>
+      </w:pPr>
+      <w:r>
+        <w:rPr>
+          <w:rFonts w:ascii="Calibri" w:hAnsi="Calibri" w:cs="Calibri"/>
+        </w:rPr>
+        <w:t>Maybe add a facade to create an employee form given name, competency and profession?</w:t>
+      </w:r>
+      <w:r>
+        <w:rPr>
+          <w:rFonts w:ascii="Calibri" w:hAnsi="Calibri" w:cs="Calibri"/>
+        </w:rPr>
+        <w:br/>
+        <w:t>Otherwise gives a decorator with the provided details</w:t>
+      </w:r>
+    </w:p>
+    <w:p>
+      <w:pPr>
+        <w:rPr>
+          <w:rFonts w:ascii="Calibri" w:hAnsi="Calibri" w:cs="Calibri"/>
+        </w:rPr>
+      </w:pPr>
+      <w:r>
+        <w:rPr>
+          <w:rFonts w:ascii="Calibri" w:hAnsi="Calibri" w:cs="Calibri"/>
+        </w:rPr>
+        <w:t>This might be a builder idk, otherwise creates an employee.</w:t>
+      </w:r>
+    </w:p>
+    <w:p>
+      <w:pPr>
+        <w:rPr>
+          <w:rFonts w:ascii="Calibri" w:hAnsi="Calibri" w:cs="Calibri"/>
+        </w:rPr>
+      </w:pPr>
+    </w:p>
+    <w:p>
+      <w:pPr>
+        <w:rPr>
+          <w:rFonts w:ascii="Calibri" w:hAnsi="Calibri" w:cs="Calibri"/>
+          <w:sz w:val="28"/>
+          <w:szCs w:val="28"/>
+        </w:rPr>
+      </w:pPr>
+      <w:r>
+        <w:rPr>
+          <w:rFonts w:ascii="Calibri" w:hAnsi="Calibri" w:cs="Calibri"/>
+          <w:sz w:val="28"/>
+          <w:szCs w:val="28"/>
+        </w:rPr>
+        <w:t>Facade</w:t>
+      </w:r>
+    </w:p>
+    <w:tbl>
+      <w:tblPr>
+        <w:tblW w:w="9029" w:type="dxa"/>
+        <w:tblBorders>
+          <w:top w:val="single" w:sz="8" w:space="0" w:color="000000"/>
+          <w:left w:val="single" w:sz="8" w:space="0" w:color="000000"/>
+          <w:bottom w:val="single" w:sz="8" w:space="0" w:color="000000"/>
+          <w:right w:val="single" w:sz="8" w:space="0" w:color="000000"/>
+          <w:insideH w:val="single" w:sz="8" w:space="0" w:color="000000"/>
+          <w:insideV w:val="single" w:sz="8" w:space="0" w:color="000000"/>
+        </w:tblBorders>
+        <w:tblLayout w:type="fixed"/>
+        <w:tblLook w:val="0600" w:firstRow="0" w:lastRow="0" w:firstColumn="0" w:lastColumn="0" w:noHBand="1" w:noVBand="1"/>
+      </w:tblPr>
+      <w:tblGrid>
+        <w:gridCol w:w="4514"/>
+        <w:gridCol w:w="4515"/>
+      </w:tblGrid>
+      <w:tr>
+        <w:tc>
+          <w:tcPr>
+            <w:tcW w:w="4514" w:type="dxa"/>
+            <w:tcMar>
+              <w:top w:w="100" w:type="dxa"/>
+              <w:left w:w="100" w:type="dxa"/>
+              <w:bottom w:w="100" w:type="dxa"/>
+              <w:right w:w="100" w:type="dxa"/>
+            </w:tcMar>
+          </w:tcPr>
+          <w:p>
+            <w:pPr>
+              <w:widowControl w:val="0"/>
+              <w:spacing w:line="240" w:lineRule="auto"/>
+              <w:rPr>
+                <w:rFonts w:ascii="Calibri" w:hAnsi="Calibri" w:cs="Calibri"/>
+              </w:rPr>
+            </w:pPr>
+            <w:r>
+              <w:rPr>
+                <w:rFonts w:ascii="Calibri" w:hAnsi="Calibri" w:cs="Calibri"/>
+              </w:rPr>
+              <w:t>Facade</w:t>
+            </w:r>
+          </w:p>
+        </w:tc>
+        <w:tc>
+          <w:tcPr>
+            <w:tcW w:w="4514" w:type="dxa"/>
+            <w:tcMar>
+              <w:top w:w="100" w:type="dxa"/>
+              <w:left w:w="100" w:type="dxa"/>
+              <w:bottom w:w="100" w:type="dxa"/>
+              <w:right w:w="100" w:type="dxa"/>
+            </w:tcMar>
+          </w:tcPr>
+          <w:p>
+            <w:pPr>
+              <w:widowControl w:val="0"/>
+              <w:spacing w:line="240" w:lineRule="auto"/>
+              <w:rPr>
+                <w:rFonts w:ascii="Calibri" w:hAnsi="Calibri" w:cs="Calibri"/>
+              </w:rPr>
+            </w:pPr>
+            <w:proofErr w:type="spellStart"/>
+            <w:r>
+              <w:rPr>
+                <w:rFonts w:ascii="Calibri" w:hAnsi="Calibri" w:cs="Calibri"/>
+              </w:rPr>
+              <w:t>ApplicationInterface</w:t>
+            </w:r>
+            <w:proofErr w:type="spellEnd"/>
+          </w:p>
+        </w:tc>
+      </w:tr>
+    </w:tbl>
+    <w:p>
+      <w:pPr>
+        <w:rPr>
+          <w:rFonts w:ascii="Calibri" w:hAnsi="Calibri" w:cs="Calibri"/>
+        </w:rPr>
+      </w:pPr>
+      <w:r>
+        <w:rPr>
+          <w:rFonts w:ascii="Calibri" w:hAnsi="Calibri" w:cs="Calibri"/>
+        </w:rPr>
+        <w:t>Create project, add subcomponent with prerequisite, add department, add employee, etc</w:t>
+      </w:r>
+    </w:p>
+    <w:p>
+      <w:pPr>
+        <w:rPr>
+          <w:rFonts w:ascii="Calibri" w:hAnsi="Calibri" w:cs="Calibri"/>
+        </w:rPr>
+      </w:pPr>
+    </w:p>
+    <w:p>
+      <w:pPr>
+        <w:rPr>
+          <w:rFonts w:ascii="Calibri" w:hAnsi="Calibri" w:cs="Calibri"/>
+          <w:sz w:val="28"/>
+          <w:szCs w:val="28"/>
+        </w:rPr>
+      </w:pPr>
+      <w:r>
+        <w:rPr>
+          <w:rFonts w:ascii="Calibri" w:hAnsi="Calibri" w:cs="Calibri"/>
+          <w:sz w:val="28"/>
+          <w:szCs w:val="28"/>
+        </w:rPr>
+        <w:t>Chain of responsibility</w:t>
+      </w:r>
+    </w:p>
+    <w:tbl>
+      <w:tblPr>
+        <w:tblW w:w="9029" w:type="dxa"/>
+        <w:tblBorders>
+          <w:top w:val="single" w:sz="8" w:space="0" w:color="000000"/>
+          <w:left w:val="single" w:sz="8" w:space="0" w:color="000000"/>
+          <w:bottom w:val="single" w:sz="8" w:space="0" w:color="000000"/>
+          <w:right w:val="single" w:sz="8" w:space="0" w:color="000000"/>
+          <w:insideH w:val="single" w:sz="8" w:space="0" w:color="000000"/>
+          <w:insideV w:val="single" w:sz="8" w:space="0" w:color="000000"/>
+        </w:tblBorders>
+        <w:tblLayout w:type="fixed"/>
+        <w:tblLook w:val="0600" w:firstRow="0" w:lastRow="0" w:firstColumn="0" w:lastColumn="0" w:noHBand="1" w:noVBand="1"/>
+      </w:tblPr>
+      <w:tblGrid>
+        <w:gridCol w:w="4514"/>
+        <w:gridCol w:w="4515"/>
+      </w:tblGrid>
+      <w:tr>
+        <w:tc>
+          <w:tcPr>
+            <w:tcW w:w="4514" w:type="dxa"/>
+            <w:tcMar>
+              <w:top w:w="100" w:type="dxa"/>
+              <w:left w:w="100" w:type="dxa"/>
+              <w:bottom w:w="100" w:type="dxa"/>
+              <w:right w:w="100" w:type="dxa"/>
+            </w:tcMar>
+          </w:tcPr>
+          <w:p>
+            <w:pPr>
+              <w:widowControl w:val="0"/>
+              <w:spacing w:line="240" w:lineRule="auto"/>
+              <w:rPr>
+                <w:rFonts w:ascii="Calibri" w:hAnsi="Calibri" w:cs="Calibri"/>
+              </w:rPr>
+            </w:pPr>
+            <w:r>
+              <w:rPr>
+                <w:rFonts w:ascii="Calibri" w:hAnsi="Calibri" w:cs="Calibri"/>
+              </w:rPr>
+              <w:t>Handler</w:t>
+            </w:r>
+          </w:p>
+        </w:tc>
+        <w:tc>
+          <w:tcPr>
+            <w:tcW w:w="4514" w:type="dxa"/>
+            <w:tcMar>
+              <w:top w:w="100" w:type="dxa"/>
+              <w:left w:w="100" w:type="dxa"/>
+              <w:bottom w:w="100" w:type="dxa"/>
+              <w:right w:w="100" w:type="dxa"/>
+            </w:tcMar>
+          </w:tcPr>
+          <w:p>
+            <w:pPr>
+              <w:widowControl w:val="0"/>
+              <w:spacing w:line="240" w:lineRule="auto"/>
+              <w:rPr>
+                <w:rFonts w:ascii="Calibri" w:hAnsi="Calibri" w:cs="Calibri"/>
+              </w:rPr>
+            </w:pPr>
+            <w:proofErr w:type="spellStart"/>
+            <w:r>
+              <w:rPr>
+                <w:rFonts w:ascii="Calibri" w:hAnsi="Calibri" w:cs="Calibri"/>
+              </w:rPr>
+              <w:t>EmployeeComponent</w:t>
+            </w:r>
+            <w:proofErr w:type="spellEnd"/>
+          </w:p>
+        </w:tc>
+      </w:tr>
+      <w:tr>
+        <w:tc>
+          <w:tcPr>
+            <w:tcW w:w="4514" w:type="dxa"/>
+            <w:tcMar>
+              <w:top w:w="100" w:type="dxa"/>
+              <w:left w:w="100" w:type="dxa"/>
+              <w:bottom w:w="100" w:type="dxa"/>
+              <w:right w:w="100" w:type="dxa"/>
+            </w:tcMar>
+          </w:tcPr>
+          <w:p>
+            <w:pPr>
+              <w:widowControl w:val="0"/>
+              <w:spacing w:line="240" w:lineRule="auto"/>
+              <w:rPr>
+                <w:rFonts w:ascii="Calibri" w:hAnsi="Calibri" w:cs="Calibri"/>
+              </w:rPr>
+            </w:pPr>
+            <w:proofErr w:type="spellStart"/>
+            <w:r>
+              <w:rPr>
+                <w:rFonts w:ascii="Calibri" w:hAnsi="Calibri" w:cs="Calibri"/>
+              </w:rPr>
+              <w:t>ConcreteHandler</w:t>
+            </w:r>
+            <w:proofErr w:type="spellEnd"/>
+          </w:p>
+        </w:tc>
+        <w:tc>
+          <w:tcPr>
+            <w:tcW w:w="4514" w:type="dxa"/>
+            <w:tcMar>
+              <w:top w:w="100" w:type="dxa"/>
+              <w:left w:w="100" w:type="dxa"/>
+              <w:bottom w:w="100" w:type="dxa"/>
+              <w:right w:w="100" w:type="dxa"/>
+            </w:tcMar>
+          </w:tcPr>
+          <w:p>
+            <w:pPr>
+              <w:widowControl w:val="0"/>
+              <w:spacing w:line="240" w:lineRule="auto"/>
+              <w:rPr>
+                <w:rFonts w:ascii="Calibri" w:hAnsi="Calibri" w:cs="Calibri"/>
+              </w:rPr>
+            </w:pPr>
+            <w:proofErr w:type="spellStart"/>
+            <w:r>
+              <w:rPr>
+                <w:rFonts w:ascii="Calibri" w:hAnsi="Calibri" w:cs="Calibri"/>
+              </w:rPr>
+              <w:t>EmployeeComponent</w:t>
+            </w:r>
+            <w:proofErr w:type="spellEnd"/>
+          </w:p>
+        </w:tc>
+      </w:tr>
+    </w:tbl>
+    <w:p>
+      <w:pPr>
+        <w:rPr>
+          <w:rFonts w:ascii="Calibri" w:hAnsi="Calibri" w:cs="Calibri"/>
+        </w:rPr>
+      </w:pPr>
+      <w:r>
+        <w:rPr>
+          <w:rFonts w:ascii="Calibri" w:hAnsi="Calibri" w:cs="Calibri"/>
+        </w:rPr>
+        <w:t>Employee holds the successor (</w:t>
+      </w:r>
+      <w:proofErr w:type="spellStart"/>
+      <w:r>
+        <w:rPr>
+          <w:rFonts w:ascii="Calibri" w:hAnsi="Calibri" w:cs="Calibri"/>
+        </w:rPr>
+        <w:t>EmployeeComponent</w:t>
+      </w:r>
+      <w:proofErr w:type="spellEnd"/>
+      <w:r>
+        <w:rPr>
+          <w:rFonts w:ascii="Calibri" w:hAnsi="Calibri" w:cs="Calibri"/>
+        </w:rPr>
+        <w:t>*). Manager (a subclass of Employee) handles escalation when work has failed and has no retries left.</w:t>
+      </w:r>
+    </w:p>
+    <w:p>
+      <w:pPr>
+        <w:rPr>
+          <w:rFonts w:ascii="Calibri" w:hAnsi="Calibri" w:cs="Calibri"/>
+        </w:rPr>
+      </w:pPr>
+      <w:r>
+        <w:rPr>
+          <w:rFonts w:ascii="Calibri" w:hAnsi="Calibri" w:cs="Calibri"/>
+        </w:rPr>
+        <w:t>Whether an employee can do work is dependent on its decorators</w:t>
+      </w:r>
+    </w:p>
+    <w:p>
+      <w:pPr>
+        <w:rPr>
+          <w:rFonts w:ascii="Calibri" w:hAnsi="Calibri" w:cs="Calibri"/>
+        </w:rPr>
+      </w:pPr>
+      <w:proofErr w:type="spellStart"/>
+      <w:r>
+        <w:rPr>
+          <w:rFonts w:ascii="Calibri" w:hAnsi="Calibri" w:cs="Calibri"/>
+        </w:rPr>
+        <w:t>compareProfession</w:t>
+      </w:r>
+      <w:proofErr w:type="spellEnd"/>
+      <w:r>
+        <w:rPr>
+          <w:rFonts w:ascii="Calibri" w:hAnsi="Calibri" w:cs="Calibri"/>
+        </w:rPr>
+        <w:t>() if engineer return true</w:t>
+      </w:r>
+    </w:p>
+    <w:p>
+      <w:pPr>
+        <w:rPr>
+          <w:rFonts w:ascii="Calibri" w:hAnsi="Calibri" w:cs="Calibri"/>
+        </w:rPr>
+      </w:pPr>
+      <w:r>
+        <w:rPr>
+          <w:rFonts w:ascii="Calibri" w:hAnsi="Calibri" w:cs="Calibri"/>
+        </w:rPr>
+        <w:t>One person could have multiple professions if they’re the goat?</w:t>
+      </w:r>
+    </w:p>
+    <w:p>
+      <w:pPr>
+        <w:rPr>
+          <w:rFonts w:ascii="Calibri" w:hAnsi="Calibri" w:cs="Calibri"/>
+        </w:rPr>
+      </w:pPr>
+    </w:p>
+    <w:p>
+      <w:pPr>
+        <w:rPr>
+          <w:rFonts w:ascii="Calibri" w:hAnsi="Calibri" w:cs="Calibri"/>
+        </w:rPr>
+      </w:pPr>
+    </w:p>
+    <w:p>
+      <w:pPr>
+        <w:rPr>
+          <w:rFonts w:ascii="Calibri" w:hAnsi="Calibri" w:cs="Calibri"/>
+        </w:rPr>
+      </w:pPr>
+    </w:p>
+    <w:p>
+      <w:pPr>
+        <w:rPr>
+          <w:rFonts w:ascii="Calibri" w:hAnsi="Calibri" w:cs="Calibri"/>
+        </w:rPr>
+      </w:pPr>
+    </w:p>
+    <w:p>
+      <w:pPr>
+        <w:rPr>
+          <w:rFonts w:ascii="Calibri" w:hAnsi="Calibri" w:cs="Calibri"/>
+        </w:rPr>
+      </w:pPr>
+    </w:p>
+    <w:p>
+      <w:pPr>
+        <w:rPr>
+          <w:rFonts w:ascii="Calibri" w:hAnsi="Calibri" w:cs="Calibri"/>
+        </w:rPr>
+      </w:pPr>
+    </w:p>
+    <w:p>
+      <w:pPr>
+        <w:rPr>
+          <w:rFonts w:ascii="Calibri" w:hAnsi="Calibri" w:cs="Calibri"/>
+          <w:sz w:val="28"/>
+          <w:szCs w:val="28"/>
+        </w:rPr>
+      </w:pPr>
+      <w:r>
+        <w:rPr>
+          <w:rFonts w:ascii="Calibri" w:hAnsi="Calibri" w:cs="Calibri"/>
+          <w:sz w:val="28"/>
+          <w:szCs w:val="28"/>
+        </w:rPr>
+        <w:t>State</w:t>
+      </w:r>
+    </w:p>
+    <w:tbl>
+      <w:tblPr>
+        <w:tblW w:w="9029" w:type="dxa"/>
+        <w:tblBorders>
+          <w:top w:val="single" w:sz="8" w:space="0" w:color="000000"/>
+          <w:left w:val="single" w:sz="8" w:space="0" w:color="000000"/>
+          <w:bottom w:val="single" w:sz="8" w:space="0" w:color="000000"/>
+          <w:right w:val="single" w:sz="8" w:space="0" w:color="000000"/>
+          <w:insideH w:val="single" w:sz="8" w:space="0" w:color="000000"/>
+          <w:insideV w:val="single" w:sz="8" w:space="0" w:color="000000"/>
+        </w:tblBorders>
+        <w:tblLayout w:type="fixed"/>
+        <w:tblLook w:val="0600" w:firstRow="0" w:lastRow="0" w:firstColumn="0" w:lastColumn="0" w:noHBand="1" w:noVBand="1"/>
+      </w:tblPr>
+      <w:tblGrid>
+        <w:gridCol w:w="4514"/>
+        <w:gridCol w:w="4515"/>
+      </w:tblGrid>
+      <w:tr>
+        <w:tc>
+          <w:tcPr>
+            <w:tcW w:w="4514" w:type="dxa"/>
+            <w:tcMar>
+              <w:top w:w="100" w:type="dxa"/>
+              <w:left w:w="100" w:type="dxa"/>
+              <w:bottom w:w="100" w:type="dxa"/>
+              <w:right w:w="100" w:type="dxa"/>
+            </w:tcMar>
+          </w:tcPr>
+          <w:p>
+            <w:pPr>
+              <w:widowControl w:val="0"/>
+              <w:spacing w:line="240" w:lineRule="auto"/>
+              <w:rPr>
+                <w:rFonts w:ascii="Calibri" w:hAnsi="Calibri" w:cs="Calibri"/>
+              </w:rPr>
+            </w:pPr>
+            <w:r>
+              <w:rPr>
+                <w:rFonts w:ascii="Calibri" w:hAnsi="Calibri" w:cs="Calibri"/>
+              </w:rPr>
+              <w:t>Context</w:t>
+            </w:r>
+          </w:p>
+        </w:tc>
+        <w:tc>
+          <w:tcPr>
+            <w:tcW w:w="4514" w:type="dxa"/>
+            <w:tcMar>
+              <w:top w:w="100" w:type="dxa"/>
+              <w:left w:w="100" w:type="dxa"/>
+              <w:bottom w:w="100" w:type="dxa"/>
+              <w:right w:w="100" w:type="dxa"/>
+            </w:tcMar>
+          </w:tcPr>
+          <w:p>
+            <w:pPr>
+              <w:widowControl w:val="0"/>
+              <w:spacing w:line="240" w:lineRule="auto"/>
+              <w:rPr>
+                <w:rFonts w:ascii="Calibri" w:hAnsi="Calibri" w:cs="Calibri"/>
+              </w:rPr>
+            </w:pPr>
+            <w:proofErr w:type="spellStart"/>
+            <w:r>
+              <w:rPr>
+                <w:rFonts w:ascii="Calibri" w:hAnsi="Calibri" w:cs="Calibri"/>
+              </w:rPr>
+              <w:t>WorkNode</w:t>
+            </w:r>
+            <w:proofErr w:type="spellEnd"/>
+          </w:p>
+        </w:tc>
+      </w:tr>
+      <w:tr>
+        <w:tc>
+          <w:tcPr>
+            <w:tcW w:w="4514" w:type="dxa"/>
+            <w:tcMar>
+              <w:top w:w="100" w:type="dxa"/>
+              <w:left w:w="100" w:type="dxa"/>
+              <w:bottom w:w="100" w:type="dxa"/>
+              <w:right w:w="100" w:type="dxa"/>
+            </w:tcMar>
+          </w:tcPr>
+          <w:p>
+            <w:pPr>
+              <w:widowControl w:val="0"/>
+              <w:spacing w:line="240" w:lineRule="auto"/>
+              <w:rPr>
+                <w:rFonts w:ascii="Calibri" w:hAnsi="Calibri" w:cs="Calibri"/>
+              </w:rPr>
+            </w:pPr>
+            <w:r>
+              <w:rPr>
+                <w:rFonts w:ascii="Calibri" w:hAnsi="Calibri" w:cs="Calibri"/>
+              </w:rPr>
+              <w:t>State</w:t>
+            </w:r>
+          </w:p>
+        </w:tc>
+        <w:tc>
+          <w:tcPr>
+            <w:tcW w:w="4514" w:type="dxa"/>
+            <w:tcMar>
+              <w:top w:w="100" w:type="dxa"/>
+              <w:left w:w="100" w:type="dxa"/>
+              <w:bottom w:w="100" w:type="dxa"/>
+              <w:right w:w="100" w:type="dxa"/>
+            </w:tcMar>
+          </w:tcPr>
+          <w:p>
+            <w:pPr>
+              <w:widowControl w:val="0"/>
+              <w:spacing w:line="240" w:lineRule="auto"/>
+              <w:rPr>
+                <w:rFonts w:ascii="Calibri" w:hAnsi="Calibri" w:cs="Calibri"/>
+              </w:rPr>
+            </w:pPr>
+            <w:proofErr w:type="spellStart"/>
+            <w:r>
+              <w:rPr>
+                <w:rFonts w:ascii="Calibri" w:hAnsi="Calibri" w:cs="Calibri"/>
+              </w:rPr>
+              <w:t>WorkState</w:t>
+            </w:r>
+            <w:proofErr w:type="spellEnd"/>
+          </w:p>
+        </w:tc>
+      </w:tr>
+      <w:tr>
+        <w:tc>
+          <w:tcPr>
+            <w:tcW w:w="4514" w:type="dxa"/>
+            <w:tcMar>
+              <w:top w:w="100" w:type="dxa"/>
+              <w:left w:w="100" w:type="dxa"/>
+              <w:bottom w:w="100" w:type="dxa"/>
+              <w:right w:w="100" w:type="dxa"/>
+            </w:tcMar>
+          </w:tcPr>
+          <w:p>
+            <w:pPr>
+              <w:widowControl w:val="0"/>
+              <w:spacing w:line="240" w:lineRule="auto"/>
+              <w:rPr>
+                <w:rFonts w:ascii="Calibri" w:hAnsi="Calibri" w:cs="Calibri"/>
+              </w:rPr>
+            </w:pPr>
+            <w:proofErr w:type="spellStart"/>
+            <w:r>
+              <w:rPr>
+                <w:rFonts w:ascii="Calibri" w:hAnsi="Calibri" w:cs="Calibri"/>
+              </w:rPr>
+              <w:t>ConcreteState</w:t>
+            </w:r>
+            <w:proofErr w:type="spellEnd"/>
+          </w:p>
+        </w:tc>
+        <w:tc>
+          <w:tcPr>
+            <w:tcW w:w="4514" w:type="dxa"/>
+            <w:tcMar>
+              <w:top w:w="100" w:type="dxa"/>
+              <w:left w:w="100" w:type="dxa"/>
+              <w:bottom w:w="100" w:type="dxa"/>
+              <w:right w:w="100" w:type="dxa"/>
+            </w:tcMar>
+          </w:tcPr>
+          <w:p>
+            <w:pPr>
+              <w:widowControl w:val="0"/>
+              <w:spacing w:line="240" w:lineRule="auto"/>
+              <w:rPr>
+                <w:rFonts w:ascii="Calibri" w:hAnsi="Calibri" w:cs="Calibri"/>
+              </w:rPr>
+            </w:pPr>
+            <w:proofErr w:type="spellStart"/>
+            <w:r>
+              <w:rPr>
+                <w:rFonts w:ascii="Calibri" w:hAnsi="Calibri" w:cs="Calibri"/>
+              </w:rPr>
+              <w:t>WaitingForPrerequisites</w:t>
+            </w:r>
+            <w:proofErr w:type="spellEnd"/>
+          </w:p>
+          <w:p>
+            <w:pPr>
+              <w:widowControl w:val="0"/>
+              <w:spacing w:line="240" w:lineRule="auto"/>
+              <w:rPr>
+                <w:rFonts w:ascii="Calibri" w:hAnsi="Calibri" w:cs="Calibri"/>
+              </w:rPr>
+            </w:pPr>
+            <w:r>
+              <w:rPr>
+                <w:rFonts w:ascii="Calibri" w:hAnsi="Calibri" w:cs="Calibri"/>
+              </w:rPr>
+              <w:t>Ready</w:t>
+            </w:r>
+            <w:r>
+              <w:rPr>
+                <w:rFonts w:ascii="Calibri" w:hAnsi="Calibri" w:cs="Calibri"/>
+              </w:rPr>
+              <w:br/>
+              <w:t>Ongoing</w:t>
+            </w:r>
+            <w:r>
+              <w:rPr>
+                <w:rFonts w:ascii="Calibri" w:hAnsi="Calibri" w:cs="Calibri"/>
+              </w:rPr>
+              <w:br/>
+              <w:t>Completed</w:t>
+            </w:r>
+            <w:r>
+              <w:rPr>
+                <w:rFonts w:ascii="Calibri" w:hAnsi="Calibri" w:cs="Calibri"/>
+              </w:rPr>
+              <w:br/>
+              <w:t>Failed</w:t>
+            </w:r>
+            <w:r>
+              <w:rPr>
+                <w:rFonts w:ascii="Calibri" w:hAnsi="Calibri" w:cs="Calibri"/>
+              </w:rPr>
+              <w:br/>
+              <w:t>Escalated</w:t>
+            </w:r>
+            <w:r>
+              <w:rPr>
+                <w:rFonts w:ascii="Calibri" w:hAnsi="Calibri" w:cs="Calibri"/>
+              </w:rPr>
+              <w:br/>
+              <w:t>Cancelled</w:t>
+            </w:r>
+          </w:p>
+        </w:tc>
+      </w:tr>
+    </w:tbl>
+    <w:p>
+      <w:pPr>
+        <w:rPr>
+          <w:rFonts w:ascii="Calibri" w:hAnsi="Calibri" w:cs="Calibri"/>
+        </w:rPr>
+      </w:pPr>
+      <w:r>
+        <w:rPr>
+          <w:rFonts w:ascii="Calibri" w:hAnsi="Calibri" w:cs="Calibri"/>
+        </w:rPr>
+        <w:t>Tracks state of projects and when advancing state if completed notify dependents. Failed work goes back to Ready while retries remain, otherwise it moves to Escalated. From Escalated the manager can modify or reassign the unit (back to Ready) or cancel the project (Cancelled).</w:t>
+      </w:r>
+    </w:p>
+    <w:p>
+      <w:pPr>
+        <w:rPr>
+          <w:rFonts w:ascii="Calibri" w:hAnsi="Calibri" w:cs="Calibri"/>
+        </w:rPr>
+      </w:pPr>
+    </w:p>
+    <w:p>
+      <w:pPr>
+        <w:rPr>
+          <w:rFonts w:ascii="Calibri" w:hAnsi="Calibri" w:cs="Calibri"/>
+          <w:sz w:val="28"/>
+          <w:szCs w:val="28"/>
+        </w:rPr>
+      </w:pPr>
+      <w:r>
+        <w:rPr>
+          <w:rFonts w:ascii="Calibri" w:hAnsi="Calibri" w:cs="Calibri"/>
+          <w:sz w:val="28"/>
+          <w:szCs w:val="28"/>
+        </w:rPr>
+        <w:t>Observer</w:t>
+      </w:r>
+    </w:p>
+    <w:tbl>
+      <w:tblPr>
+        <w:tblW w:w="9029" w:type="dxa"/>
+        <w:tblBorders>
+          <w:top w:val="single" w:sz="8" w:space="0" w:color="000000"/>
+          <w:left w:val="single" w:sz="8" w:space="0" w:color="000000"/>
+          <w:bottom w:val="single" w:sz="8" w:space="0" w:color="000000"/>
+          <w:right w:val="single" w:sz="8" w:space="0" w:color="000000"/>
+          <w:insideH w:val="single" w:sz="8" w:space="0" w:color="000000"/>
+          <w:insideV w:val="single" w:sz="8" w:space="0" w:color="000000"/>
+        </w:tblBorders>
+        <w:tblLayout w:type="fixed"/>
+        <w:tblLook w:val="0600" w:firstRow="0" w:lastRow="0" w:firstColumn="0" w:lastColumn="0" w:noHBand="1" w:noVBand="1"/>
+      </w:tblPr>
+      <w:tblGrid>
+        <w:gridCol w:w="4514"/>
+        <w:gridCol w:w="4515"/>
+      </w:tblGrid>
+      <w:tr>
+        <w:tc>
+          <w:tcPr>
+            <w:tcW w:w="4514" w:type="dxa"/>
+            <w:tcMar>
+              <w:top w:w="100" w:type="dxa"/>
+              <w:left w:w="100" w:type="dxa"/>
+              <w:bottom w:w="100" w:type="dxa"/>
+              <w:right w:w="100" w:type="dxa"/>
+            </w:tcMar>
+          </w:tcPr>
+          <w:p>
+            <w:pPr>
+              <w:widowControl w:val="0"/>
+              <w:spacing w:line="240" w:lineRule="auto"/>
+              <w:rPr>
+                <w:rFonts w:ascii="Calibri" w:hAnsi="Calibri" w:cs="Calibri"/>
+              </w:rPr>
+            </w:pPr>
+            <w:r>
+              <w:rPr>
+                <w:rFonts w:ascii="Calibri" w:hAnsi="Calibri" w:cs="Calibri"/>
+              </w:rPr>
+              <w:t>Subject</w:t>
+            </w:r>
+          </w:p>
+        </w:tc>
+        <w:tc>
+          <w:tcPr>
+            <w:tcW w:w="4514" w:type="dxa"/>
+            <w:tcMar>
+              <w:top w:w="100" w:type="dxa"/>
+              <w:left w:w="100" w:type="dxa"/>
+              <w:bottom w:w="100" w:type="dxa"/>
+              <w:right w:w="100" w:type="dxa"/>
+            </w:tcMar>
+          </w:tcPr>
+          <w:p>
+            <w:pPr>
+              <w:widowControl w:val="0"/>
+              <w:spacing w:line="240" w:lineRule="auto"/>
+              <w:rPr>
+                <w:rFonts w:ascii="Calibri" w:hAnsi="Calibri" w:cs="Calibri"/>
+              </w:rPr>
+            </w:pPr>
+            <w:r>
+              <w:rPr>
+                <w:rFonts w:ascii="Calibri" w:hAnsi="Calibri" w:cs="Calibri"/>
+              </w:rPr>
+              <w:t>Subject</w:t>
+            </w:r>
+          </w:p>
+        </w:tc>
+      </w:tr>
+      <w:tr>
+        <w:tc>
+          <w:tcPr>
+            <w:tcW w:w="4514" w:type="dxa"/>
+            <w:tcMar>
+              <w:top w:w="100" w:type="dxa"/>
+              <w:left w:w="100" w:type="dxa"/>
+              <w:bottom w:w="100" w:type="dxa"/>
+              <w:right w:w="100" w:type="dxa"/>
+            </w:tcMar>
+          </w:tcPr>
+          <w:p>
+            <w:pPr>
+              <w:widowControl w:val="0"/>
+              <w:spacing w:line="240" w:lineRule="auto"/>
+              <w:rPr>
+                <w:rFonts w:ascii="Calibri" w:hAnsi="Calibri" w:cs="Calibri"/>
+              </w:rPr>
+            </w:pPr>
+            <w:proofErr w:type="spellStart"/>
+            <w:r>
+              <w:rPr>
+                <w:rFonts w:ascii="Calibri" w:hAnsi="Calibri" w:cs="Calibri"/>
+              </w:rPr>
+              <w:t>ConcreteSubject</w:t>
+            </w:r>
+            <w:proofErr w:type="spellEnd"/>
+          </w:p>
+        </w:tc>
+        <w:tc>
+          <w:tcPr>
+            <w:tcW w:w="4514" w:type="dxa"/>
+            <w:tcMar>
+              <w:top w:w="100" w:type="dxa"/>
+              <w:left w:w="100" w:type="dxa"/>
+              <w:bottom w:w="100" w:type="dxa"/>
+              <w:right w:w="100" w:type="dxa"/>
+            </w:tcMar>
+          </w:tcPr>
+          <w:p>
+            <w:pPr>
+              <w:widowControl w:val="0"/>
+              <w:spacing w:line="240" w:lineRule="auto"/>
+              <w:rPr>
+                <w:rFonts w:ascii="Calibri" w:hAnsi="Calibri" w:cs="Calibri"/>
+              </w:rPr>
+            </w:pPr>
+            <w:proofErr w:type="spellStart"/>
+            <w:r>
+              <w:rPr>
+                <w:rFonts w:ascii="Calibri" w:hAnsi="Calibri" w:cs="Calibri"/>
+              </w:rPr>
+              <w:t>WorkNode</w:t>
+            </w:r>
+            <w:proofErr w:type="spellEnd"/>
+          </w:p>
+        </w:tc>
+      </w:tr>
+      <w:tr>
+        <w:tc>
+          <w:tcPr>
+            <w:tcW w:w="4514" w:type="dxa"/>
+            <w:tcMar>
+              <w:top w:w="100" w:type="dxa"/>
+              <w:left w:w="100" w:type="dxa"/>
+              <w:bottom w:w="100" w:type="dxa"/>
+              <w:right w:w="100" w:type="dxa"/>
+            </w:tcMar>
+          </w:tcPr>
+          <w:p>
+            <w:pPr>
+              <w:widowControl w:val="0"/>
+              <w:spacing w:line="240" w:lineRule="auto"/>
+              <w:rPr>
+                <w:rFonts w:ascii="Calibri" w:hAnsi="Calibri" w:cs="Calibri"/>
+              </w:rPr>
+            </w:pPr>
+            <w:r>
+              <w:rPr>
+                <w:rFonts w:ascii="Calibri" w:hAnsi="Calibri" w:cs="Calibri"/>
+              </w:rPr>
+              <w:t>Observer</w:t>
+            </w:r>
+          </w:p>
+        </w:tc>
+        <w:tc>
+          <w:tcPr>
+            <w:tcW w:w="4514" w:type="dxa"/>
+            <w:tcMar>
+              <w:top w:w="100" w:type="dxa"/>
+              <w:left w:w="100" w:type="dxa"/>
+              <w:bottom w:w="100" w:type="dxa"/>
+              <w:right w:w="100" w:type="dxa"/>
+            </w:tcMar>
+          </w:tcPr>
+          <w:p>
+            <w:pPr>
+              <w:widowControl w:val="0"/>
+              <w:spacing w:line="240" w:lineRule="auto"/>
+              <w:rPr>
+                <w:rFonts w:ascii="Calibri" w:hAnsi="Calibri" w:cs="Calibri"/>
+              </w:rPr>
+            </w:pPr>
+            <w:r>
+              <w:rPr>
+                <w:rFonts w:ascii="Calibri" w:hAnsi="Calibri" w:cs="Calibri"/>
+              </w:rPr>
+              <w:t>Observer</w:t>
+            </w:r>
+          </w:p>
+        </w:tc>
+      </w:tr>
+      <w:tr>
+        <w:tc>
+          <w:tcPr>
+            <w:tcW w:w="4514" w:type="dxa"/>
+            <w:tcMar>
+              <w:top w:w="100" w:type="dxa"/>
+              <w:left w:w="100" w:type="dxa"/>
+              <w:bottom w:w="100" w:type="dxa"/>
+              <w:right w:w="100" w:type="dxa"/>
+            </w:tcMar>
+          </w:tcPr>
+          <w:p>
+            <w:pPr>
+              <w:widowControl w:val="0"/>
+              <w:spacing w:line="240" w:lineRule="auto"/>
+              <w:rPr>
+                <w:rFonts w:ascii="Calibri" w:hAnsi="Calibri" w:cs="Calibri"/>
+              </w:rPr>
+            </w:pPr>
+            <w:proofErr w:type="spellStart"/>
+            <w:r>
+              <w:rPr>
+                <w:rFonts w:ascii="Calibri" w:hAnsi="Calibri" w:cs="Calibri"/>
+              </w:rPr>
+              <w:t>ConcreteObserver</w:t>
+            </w:r>
+            <w:proofErr w:type="spellEnd"/>
+          </w:p>
+        </w:tc>
+        <w:tc>
+          <w:tcPr>
+            <w:tcW w:w="4514" w:type="dxa"/>
+            <w:tcMar>
+              <w:top w:w="100" w:type="dxa"/>
+              <w:left w:w="100" w:type="dxa"/>
+              <w:bottom w:w="100" w:type="dxa"/>
+              <w:right w:w="100" w:type="dxa"/>
+            </w:tcMar>
+          </w:tcPr>
+          <w:p>
+            <w:pPr>
+              <w:widowControl w:val="0"/>
+              <w:spacing w:line="240" w:lineRule="auto"/>
+              <w:rPr>
+                <w:rFonts w:ascii="Calibri" w:hAnsi="Calibri" w:cs="Calibri"/>
+              </w:rPr>
+            </w:pPr>
+            <w:proofErr w:type="spellStart"/>
+            <w:r>
+              <w:rPr>
+                <w:rFonts w:ascii="Calibri" w:hAnsi="Calibri" w:cs="Calibri"/>
+              </w:rPr>
+              <w:t>WorkNode</w:t>
+            </w:r>
+            <w:proofErr w:type="spellEnd"/>
+          </w:p>
+        </w:tc>
+      </w:tr>
+    </w:tbl>
+    <w:p>
+      <w:pPr>
+        <w:rPr>
+          <w:rFonts w:ascii="Calibri" w:hAnsi="Calibri" w:cs="Calibri"/>
+        </w:rPr>
+      </w:pPr>
+      <w:r>
+        <w:rPr>
+          <w:rFonts w:ascii="Calibri" w:hAnsi="Calibri" w:cs="Calibri"/>
+        </w:rPr>
+        <w:t>Used for making one project a prerequisite for another. Observes prerequisites’ state. Changes project state to ready when all prerequisites are completed. A parent also observes its children and completes once all of them are completed.</w:t>
+      </w:r>
+    </w:p>
+    <w:p>
+      <w:pPr>
+        <w:rPr>
+          <w:rFonts w:ascii="Calibri" w:hAnsi="Calibri" w:cs="Calibri"/>
+        </w:rPr>
+      </w:pPr>
+    </w:p>
+    <w:p>
+      <w:pPr>
+        <w:rPr>
+          <w:rFonts w:ascii="Calibri" w:hAnsi="Calibri" w:cs="Calibri"/>
+        </w:rPr>
+      </w:pPr>
+    </w:p>
+    <w:p>
+      <w:pPr>
+        <w:rPr>
+          <w:rFonts w:ascii="Calibri" w:hAnsi="Calibri" w:cs="Calibri"/>
+        </w:rPr>
+      </w:pPr>
+    </w:p>
+    <w:p>
+      <w:pPr>
+        <w:rPr>
+          <w:rFonts w:ascii="Calibri" w:hAnsi="Calibri" w:cs="Calibri"/>
+        </w:rPr>
+      </w:pPr>
+    </w:p>
+    <w:p>
+      <w:pPr>
+        <w:rPr>
+          <w:rFonts w:ascii="Calibri" w:hAnsi="Calibri" w:cs="Calibri"/>
+        </w:rPr>
+      </w:pPr>
+    </w:p>
+    <w:p>
+      <w:pPr>
+        <w:rPr>
+          <w:rFonts w:ascii="Calibri" w:hAnsi="Calibri" w:cs="Calibri"/>
+        </w:rPr>
+      </w:pPr>
+    </w:p>
+    <w:p>
+      <w:pPr>
+        <w:rPr>
+          <w:rFonts w:ascii="Calibri" w:hAnsi="Calibri" w:cs="Calibri"/>
+        </w:rPr>
+      </w:pPr>
+    </w:p>
+    <w:p>
+      <w:pPr>
+        <w:rPr>
+          <w:rFonts w:ascii="Calibri" w:hAnsi="Calibri" w:cs="Calibri"/>
+        </w:rPr>
+      </w:pPr>
+    </w:p>
+    <w:p>
+      <w:pPr>
+        <w:rPr>
+          <w:rFonts w:ascii="Calibri" w:hAnsi="Calibri" w:cs="Calibri"/>
+        </w:rPr>
+      </w:pPr>
+    </w:p>
+    <w:p>
+      <w:pPr>
+        <w:rPr>
+          <w:rFonts w:ascii="Calibri" w:hAnsi="Calibri" w:cs="Calibri"/>
+          <w:sz w:val="28"/>
+          <w:szCs w:val="28"/>
+        </w:rPr>
+      </w:pPr>
+      <w:r>
+        <w:rPr>
+          <w:rFonts w:ascii="Calibri" w:hAnsi="Calibri" w:cs="Calibri"/>
+          <w:sz w:val="28"/>
+          <w:szCs w:val="28"/>
+        </w:rPr>
+        <w:t>Mediator</w:t>
+      </w:r>
+    </w:p>
+    <w:tbl>
+      <w:tblPr>
+        <w:tblW w:w="9029" w:type="dxa"/>
+        <w:tblBorders>
+          <w:top w:val="single" w:sz="8" w:space="0" w:color="000000"/>
+          <w:left w:val="single" w:sz="8" w:space="0" w:color="000000"/>
+          <w:bottom w:val="single" w:sz="8" w:space="0" w:color="000000"/>
+          <w:right w:val="single" w:sz="8" w:space="0" w:color="000000"/>
+          <w:insideH w:val="single" w:sz="8" w:space="0" w:color="000000"/>
+          <w:insideV w:val="single" w:sz="8" w:space="0" w:color="000000"/>
+        </w:tblBorders>
+        <w:tblLayout w:type="fixed"/>
+        <w:tblLook w:val="0600" w:firstRow="0" w:lastRow="0" w:firstColumn="0" w:lastColumn="0" w:noHBand="1" w:noVBand="1"/>
+      </w:tblPr>
+      <w:tblGrid>
+        <w:gridCol w:w="4514"/>
+        <w:gridCol w:w="4515"/>
+      </w:tblGrid>
+      <w:tr>
+        <w:tc>
+          <w:tcPr>
+            <w:tcW w:w="4514" w:type="dxa"/>
+            <w:tcMar>
+              <w:top w:w="100" w:type="dxa"/>
+              <w:left w:w="100" w:type="dxa"/>
+              <w:bottom w:w="100" w:type="dxa"/>
+              <w:right w:w="100" w:type="dxa"/>
+            </w:tcMar>
+          </w:tcPr>
+          <w:p>
+            <w:pPr>
+              <w:widowControl w:val="0"/>
+              <w:spacing w:line="240" w:lineRule="auto"/>
+              <w:rPr>
+                <w:rFonts w:ascii="Calibri" w:hAnsi="Calibri" w:cs="Calibri"/>
+              </w:rPr>
+            </w:pPr>
+            <w:r>
+              <w:rPr>
+                <w:rFonts w:ascii="Calibri" w:hAnsi="Calibri" w:cs="Calibri"/>
+              </w:rPr>
+              <w:t>Mediator</w:t>
+            </w:r>
+          </w:p>
+        </w:tc>
+        <w:tc>
+          <w:tcPr>
+            <w:tcW w:w="4514" w:type="dxa"/>
+            <w:tcMar>
+              <w:top w:w="100" w:type="dxa"/>
+              <w:left w:w="100" w:type="dxa"/>
+              <w:bottom w:w="100" w:type="dxa"/>
+              <w:right w:w="100" w:type="dxa"/>
+            </w:tcMar>
+          </w:tcPr>
+          <w:p>
+            <w:pPr>
+              <w:widowControl w:val="0"/>
+              <w:spacing w:line="240" w:lineRule="auto"/>
+              <w:rPr>
+                <w:rFonts w:ascii="Calibri" w:hAnsi="Calibri" w:cs="Calibri"/>
+              </w:rPr>
+            </w:pPr>
+            <w:r>
+              <w:rPr>
+                <w:rFonts w:ascii="Calibri" w:hAnsi="Calibri" w:cs="Calibri"/>
+              </w:rPr>
+              <w:t>Mediator</w:t>
+            </w:r>
+          </w:p>
+        </w:tc>
+      </w:tr>
+      <w:tr>
+        <w:tc>
+          <w:tcPr>
+            <w:tcW w:w="4514" w:type="dxa"/>
+            <w:tcMar>
+              <w:top w:w="100" w:type="dxa"/>
+              <w:left w:w="100" w:type="dxa"/>
+              <w:bottom w:w="100" w:type="dxa"/>
+              <w:right w:w="100" w:type="dxa"/>
+            </w:tcMar>
+          </w:tcPr>
+          <w:p>
+            <w:pPr>
+              <w:widowControl w:val="0"/>
+              <w:spacing w:line="240" w:lineRule="auto"/>
+              <w:rPr>
+                <w:rFonts w:ascii="Calibri" w:hAnsi="Calibri" w:cs="Calibri"/>
+              </w:rPr>
+            </w:pPr>
+            <w:proofErr w:type="spellStart"/>
+            <w:r>
+              <w:rPr>
+                <w:rFonts w:ascii="Calibri" w:hAnsi="Calibri" w:cs="Calibri"/>
+              </w:rPr>
+              <w:t>ConcreteMediator</w:t>
+            </w:r>
+            <w:proofErr w:type="spellEnd"/>
+          </w:p>
+        </w:tc>
+        <w:tc>
+          <w:tcPr>
+            <w:tcW w:w="4514" w:type="dxa"/>
+            <w:tcMar>
+              <w:top w:w="100" w:type="dxa"/>
+              <w:left w:w="100" w:type="dxa"/>
+              <w:bottom w:w="100" w:type="dxa"/>
+              <w:right w:w="100" w:type="dxa"/>
+            </w:tcMar>
+          </w:tcPr>
+          <w:p>
+            <w:pPr>
+              <w:widowControl w:val="0"/>
+              <w:spacing w:line="240" w:lineRule="auto"/>
+              <w:rPr>
+                <w:rFonts w:ascii="Calibri" w:hAnsi="Calibri" w:cs="Calibri"/>
+              </w:rPr>
+            </w:pPr>
+            <w:r>
+              <w:rPr>
+                <w:rFonts w:ascii="Calibri" w:hAnsi="Calibri" w:cs="Calibri"/>
+              </w:rPr>
+              <w:t>Team</w:t>
+            </w:r>
+          </w:p>
+        </w:tc>
+      </w:tr>
+      <w:tr>
+        <w:tc>
+          <w:tcPr>
+            <w:tcW w:w="4514" w:type="dxa"/>
+            <w:tcMar>
+              <w:top w:w="100" w:type="dxa"/>
+              <w:left w:w="100" w:type="dxa"/>
+              <w:bottom w:w="100" w:type="dxa"/>
+              <w:right w:w="100" w:type="dxa"/>
+            </w:tcMar>
+          </w:tcPr>
+          <w:p>
+            <w:pPr>
+              <w:widowControl w:val="0"/>
+              <w:spacing w:line="240" w:lineRule="auto"/>
+              <w:rPr>
+                <w:rFonts w:ascii="Calibri" w:hAnsi="Calibri" w:cs="Calibri"/>
+              </w:rPr>
+            </w:pPr>
+            <w:r>
+              <w:rPr>
+                <w:rFonts w:ascii="Calibri" w:hAnsi="Calibri" w:cs="Calibri"/>
+              </w:rPr>
+              <w:t>Colleague</w:t>
+            </w:r>
+          </w:p>
+        </w:tc>
+        <w:tc>
+          <w:tcPr>
+            <w:tcW w:w="4514" w:type="dxa"/>
+            <w:tcMar>
+              <w:top w:w="100" w:type="dxa"/>
+              <w:left w:w="100" w:type="dxa"/>
+              <w:bottom w:w="100" w:type="dxa"/>
+              <w:right w:w="100" w:type="dxa"/>
+            </w:tcMar>
+          </w:tcPr>
+          <w:p>
+            <w:pPr>
+              <w:widowControl w:val="0"/>
+              <w:spacing w:line="240" w:lineRule="auto"/>
+              <w:rPr>
+                <w:rFonts w:ascii="Calibri" w:hAnsi="Calibri" w:cs="Calibri"/>
+              </w:rPr>
+            </w:pPr>
+            <w:proofErr w:type="spellStart"/>
+            <w:r>
+              <w:rPr>
+                <w:rFonts w:ascii="Calibri" w:hAnsi="Calibri" w:cs="Calibri"/>
+              </w:rPr>
+              <w:t>EmployeeComponent</w:t>
+            </w:r>
+            <w:proofErr w:type="spellEnd"/>
+          </w:p>
+        </w:tc>
+      </w:tr>
+      <w:tr>
+        <w:tc>
+          <w:tcPr>
+            <w:tcW w:w="4514" w:type="dxa"/>
+            <w:tcMar>
+              <w:top w:w="100" w:type="dxa"/>
+              <w:left w:w="100" w:type="dxa"/>
+              <w:bottom w:w="100" w:type="dxa"/>
+              <w:right w:w="100" w:type="dxa"/>
+            </w:tcMar>
+          </w:tcPr>
+          <w:p>
+            <w:pPr>
+              <w:widowControl w:val="0"/>
+              <w:spacing w:line="240" w:lineRule="auto"/>
+              <w:rPr>
+                <w:rFonts w:ascii="Calibri" w:hAnsi="Calibri" w:cs="Calibri"/>
+              </w:rPr>
+            </w:pPr>
+            <w:proofErr w:type="spellStart"/>
+            <w:r>
+              <w:rPr>
+                <w:rFonts w:ascii="Calibri" w:hAnsi="Calibri" w:cs="Calibri"/>
+              </w:rPr>
+              <w:t>ConcreteColleague</w:t>
+            </w:r>
+            <w:proofErr w:type="spellEnd"/>
+          </w:p>
+        </w:tc>
+        <w:tc>
+          <w:tcPr>
+            <w:tcW w:w="4514" w:type="dxa"/>
+            <w:tcMar>
+              <w:top w:w="100" w:type="dxa"/>
+              <w:left w:w="100" w:type="dxa"/>
+              <w:bottom w:w="100" w:type="dxa"/>
+              <w:right w:w="100" w:type="dxa"/>
+            </w:tcMar>
+          </w:tcPr>
+          <w:p>
+            <w:pPr>
+              <w:widowControl w:val="0"/>
+              <w:spacing w:line="240" w:lineRule="auto"/>
+              <w:rPr>
+                <w:rFonts w:ascii="Calibri" w:hAnsi="Calibri" w:cs="Calibri"/>
+              </w:rPr>
+            </w:pPr>
+            <w:proofErr w:type="spellStart"/>
+            <w:r>
+              <w:rPr>
+                <w:rFonts w:ascii="Calibri" w:hAnsi="Calibri" w:cs="Calibri"/>
+              </w:rPr>
+              <w:t>EmployeeComponent</w:t>
+            </w:r>
+            <w:proofErr w:type="spellEnd"/>
+          </w:p>
+        </w:tc>
+      </w:tr>
+    </w:tbl>
+    <w:p>
+      <w:pPr>
+        <w:rPr>
+          <w:rFonts w:ascii="Calibri" w:hAnsi="Calibri" w:cs="Calibri"/>
+        </w:rPr>
+      </w:pPr>
+      <w:r>
+        <w:rPr>
+          <w:rFonts w:ascii="Calibri" w:hAnsi="Calibri" w:cs="Calibri"/>
+        </w:rPr>
+        <w:t>Broadcasts to teammates about work done.</w:t>
+      </w:r>
+    </w:p>
+    <w:p>
+      <w:pPr>
+        <w:rPr>
+          <w:rFonts w:ascii="Calibri" w:hAnsi="Calibri" w:cs="Calibri"/>
+        </w:rPr>
+      </w:pPr>
+    </w:p>
+    <w:p>
+      <w:pPr>
+        <w:rPr>
+          <w:rFonts w:ascii="Calibri" w:hAnsi="Calibri" w:cs="Calibri"/>
+          <w:sz w:val="28"/>
+          <w:szCs w:val="28"/>
+        </w:rPr>
+      </w:pPr>
+      <w:r>
+        <w:rPr>
+          <w:rFonts w:ascii="Calibri" w:hAnsi="Calibri" w:cs="Calibri"/>
+          <w:sz w:val="28"/>
+          <w:szCs w:val="28"/>
+        </w:rPr>
+        <w:t>Template Method</w:t>
+      </w:r>
+    </w:p>
+    <w:tbl>
+      <w:tblPr>
+        <w:tblW w:w="9029" w:type="dxa"/>
+        <w:tblBorders>
+          <w:top w:val="single" w:sz="8" w:space="0" w:color="000000"/>
+          <w:left w:val="single" w:sz="8" w:space="0" w:color="000000"/>
+          <w:bottom w:val="single" w:sz="8" w:space="0" w:color="000000"/>
+          <w:right w:val="single" w:sz="8" w:space="0" w:color="000000"/>
+          <w:insideH w:val="single" w:sz="8" w:space="0" w:color="000000"/>
+          <w:insideV w:val="single" w:sz="8" w:space="0" w:color="000000"/>
+        </w:tblBorders>
+        <w:tblLayout w:type="fixed"/>
+        <w:tblLook w:val="0600" w:firstRow="0" w:lastRow="0" w:firstColumn="0" w:lastColumn="0" w:noHBand="1" w:noVBand="1"/>
+      </w:tblPr>
+      <w:tblGrid>
+        <w:gridCol w:w="4514"/>
+        <w:gridCol w:w="4515"/>
+      </w:tblGrid>
+      <w:tr>
+        <w:trPr>
+          <w:trHeight w:val="447"/>
+        </w:trPr>
+        <w:tc>
+          <w:tcPr>
+            <w:tcW w:w="4514" w:type="dxa"/>
+            <w:tcMar>
+              <w:top w:w="100" w:type="dxa"/>
+              <w:left w:w="100" w:type="dxa"/>
+              <w:bottom w:w="100" w:type="dxa"/>
+              <w:right w:w="100" w:type="dxa"/>
+            </w:tcMar>
+          </w:tcPr>
+          <w:p>
+            <w:pPr>
+              <w:widowControl w:val="0"/>
+              <w:spacing w:line="240" w:lineRule="auto"/>
+              <w:rPr>
+                <w:rFonts w:ascii="Calibri" w:hAnsi="Calibri" w:cs="Calibri"/>
+              </w:rPr>
+            </w:pPr>
+            <w:proofErr w:type="spellStart"/>
+            <w:r>
+              <w:rPr>
+                <w:rFonts w:ascii="Calibri" w:hAnsi="Calibri" w:cs="Calibri"/>
+              </w:rPr>
+              <w:t>AbstractClass</w:t>
+            </w:r>
+            <w:proofErr w:type="spellEnd"/>
+          </w:p>
+        </w:tc>
+        <w:tc>
+          <w:tcPr>
+            <w:tcW w:w="4514" w:type="dxa"/>
+            <w:tcMar>
+              <w:top w:w="100" w:type="dxa"/>
+              <w:left w:w="100" w:type="dxa"/>
+              <w:bottom w:w="100" w:type="dxa"/>
+              <w:right w:w="100" w:type="dxa"/>
+            </w:tcMar>
+          </w:tcPr>
+          <w:p>
+            <w:pPr>
+              <w:widowControl w:val="0"/>
+              <w:spacing w:line="240" w:lineRule="auto"/>
+              <w:rPr>
+                <w:rFonts w:ascii="Calibri" w:hAnsi="Calibri" w:cs="Calibri"/>
+              </w:rPr>
+            </w:pPr>
+            <w:proofErr w:type="spellStart"/>
+            <w:r>
+              <w:rPr>
+                <w:rFonts w:ascii="Calibri" w:hAnsi="Calibri" w:cs="Calibri"/>
+              </w:rPr>
+              <w:t>EmployeeComponent</w:t>
+            </w:r>
+            <w:proofErr w:type="spellEnd"/>
+          </w:p>
+        </w:tc>
+      </w:tr>
+      <w:tr>
+        <w:tc>
+          <w:tcPr>
+            <w:tcW w:w="4514" w:type="dxa"/>
+            <w:tcMar>
+              <w:top w:w="100" w:type="dxa"/>
+              <w:left w:w="100" w:type="dxa"/>
+              <w:bottom w:w="100" w:type="dxa"/>
+              <w:right w:w="100" w:type="dxa"/>
+            </w:tcMar>
+          </w:tcPr>
+          <w:p>
+            <w:pPr>
+              <w:widowControl w:val="0"/>
+              <w:spacing w:line="240" w:lineRule="auto"/>
+              <w:rPr>
+                <w:rFonts w:ascii="Calibri" w:hAnsi="Calibri" w:cs="Calibri"/>
+              </w:rPr>
+            </w:pPr>
+            <w:proofErr w:type="spellStart"/>
+            <w:r>
+              <w:rPr>
+                <w:rFonts w:ascii="Calibri" w:hAnsi="Calibri" w:cs="Calibri"/>
+              </w:rPr>
+              <w:t>ConcreteClass</w:t>
+            </w:r>
+            <w:proofErr w:type="spellEnd"/>
+          </w:p>
+        </w:tc>
+        <w:tc>
+          <w:tcPr>
+            <w:tcW w:w="4514" w:type="dxa"/>
+            <w:tcMar>
+              <w:top w:w="100" w:type="dxa"/>
+              <w:left w:w="100" w:type="dxa"/>
+              <w:bottom w:w="100" w:type="dxa"/>
+              <w:right w:w="100" w:type="dxa"/>
+            </w:tcMar>
+          </w:tcPr>
+          <w:p>
+            <w:pPr>
+              <w:widowControl w:val="0"/>
+              <w:spacing w:line="240" w:lineRule="auto"/>
+              <w:rPr>
+                <w:rFonts w:ascii="Calibri" w:hAnsi="Calibri" w:cs="Calibri"/>
+              </w:rPr>
+            </w:pPr>
+            <w:proofErr w:type="spellStart"/>
+            <w:r>
+              <w:rPr>
+                <w:rFonts w:ascii="Calibri" w:hAnsi="Calibri" w:cs="Calibri"/>
+              </w:rPr>
+              <w:t>EmployeeProfession</w:t>
+            </w:r>
+            <w:proofErr w:type="spellEnd"/>
+            <w:r>
+              <w:rPr>
+                <w:rFonts w:ascii="Calibri" w:hAnsi="Calibri" w:cs="Calibri"/>
+              </w:rPr>
+              <w:br/>
+            </w:r>
+            <w:proofErr w:type="spellStart"/>
+            <w:r>
+              <w:rPr>
+                <w:rFonts w:ascii="Calibri" w:hAnsi="Calibri" w:cs="Calibri"/>
+              </w:rPr>
+              <w:t>EmployeeCompetency</w:t>
+            </w:r>
+            <w:proofErr w:type="spellEnd"/>
+          </w:p>
+        </w:tc>
+      </w:tr>
+    </w:tbl>
+    <w:p>
+      <w:pPr>
+        <w:rPr>
+          <w:rFonts w:ascii="Calibri" w:hAnsi="Calibri" w:cs="Calibri"/>
+        </w:rPr>
+      </w:pPr>
+      <w:r>
+        <w:rPr>
+          <w:rFonts w:ascii="Calibri" w:hAnsi="Calibri" w:cs="Calibri"/>
+        </w:rPr>
+        <w:t>Does work on project which will be different depending on type of work needed. Three steps: prepare, perform and finish.</w:t>
+      </w:r>
+    </w:p>
+    <w:p>
+      <w:pPr>
+        <w:rPr>
+          <w:rFonts w:ascii="Calibri" w:hAnsi="Calibri" w:cs="Calibri"/>
+        </w:rPr>
+      </w:pPr>
+    </w:p>
+    <w:p>
+      <w:pPr>
+        <w:rPr>
+          <w:rFonts w:ascii="Calibri" w:hAnsi="Calibri" w:cs="Calibri"/>
+          <w:sz w:val="28"/>
+          <w:szCs w:val="28"/>
+        </w:rPr>
+      </w:pPr>
+      <w:r>
+        <w:rPr>
+          <w:rFonts w:ascii="Calibri" w:hAnsi="Calibri" w:cs="Calibri"/>
+          <w:sz w:val="28"/>
+          <w:szCs w:val="28"/>
+        </w:rPr>
+        <w:t>Iterator</w:t>
+      </w:r>
+    </w:p>
+    <w:tbl>
+      <w:tblPr>
+        <w:tblW w:w="9029" w:type="dxa"/>
+        <w:tblBorders>
+          <w:top w:val="single" w:sz="8" w:space="0" w:color="000000"/>
+          <w:left w:val="single" w:sz="8" w:space="0" w:color="000000"/>
+          <w:bottom w:val="single" w:sz="8" w:space="0" w:color="000000"/>
+          <w:right w:val="single" w:sz="8" w:space="0" w:color="000000"/>
+          <w:insideH w:val="single" w:sz="8" w:space="0" w:color="000000"/>
+          <w:insideV w:val="single" w:sz="8" w:space="0" w:color="000000"/>
+        </w:tblBorders>
+        <w:tblLayout w:type="fixed"/>
+        <w:tblLook w:val="0600" w:firstRow="0" w:lastRow="0" w:firstColumn="0" w:lastColumn="0" w:noHBand="1" w:noVBand="1"/>
+      </w:tblPr>
+      <w:tblGrid>
+        <w:gridCol w:w="4514"/>
+        <w:gridCol w:w="4515"/>
+      </w:tblGrid>
+      <w:tr>
+        <w:tc>
+          <w:tcPr>
+            <w:tcW w:w="4514" w:type="dxa"/>
+            <w:tcMar>
+              <w:top w:w="100" w:type="dxa"/>
+              <w:left w:w="100" w:type="dxa"/>
+              <w:bottom w:w="100" w:type="dxa"/>
+              <w:right w:w="100" w:type="dxa"/>
+            </w:tcMar>
+          </w:tcPr>
+          <w:p>
+            <w:pPr>
+              <w:widowControl w:val="0"/>
+              <w:spacing w:line="240" w:lineRule="auto"/>
+              <w:rPr>
+                <w:rFonts w:ascii="Calibri" w:hAnsi="Calibri" w:cs="Calibri"/>
+              </w:rPr>
+            </w:pPr>
+            <w:r>
+              <w:rPr>
+                <w:rFonts w:ascii="Calibri" w:hAnsi="Calibri" w:cs="Calibri"/>
+              </w:rPr>
+              <w:t>Aggregate</w:t>
+            </w:r>
+          </w:p>
+        </w:tc>
+        <w:tc>
+          <w:tcPr>
+            <w:tcW w:w="4514" w:type="dxa"/>
+            <w:tcMar>
+              <w:top w:w="100" w:type="dxa"/>
+              <w:left w:w="100" w:type="dxa"/>
+              <w:bottom w:w="100" w:type="dxa"/>
+              <w:right w:w="100" w:type="dxa"/>
+            </w:tcMar>
+          </w:tcPr>
+          <w:p>
+            <w:pPr>
+              <w:widowControl w:val="0"/>
+              <w:spacing w:line="240" w:lineRule="auto"/>
+              <w:rPr>
+                <w:rFonts w:ascii="Calibri" w:hAnsi="Calibri" w:cs="Calibri"/>
+              </w:rPr>
+            </w:pPr>
+            <w:r>
+              <w:rPr>
+                <w:rFonts w:ascii="Calibri" w:hAnsi="Calibri" w:cs="Calibri"/>
+              </w:rPr>
+              <w:t>Aggregate</w:t>
+            </w:r>
+          </w:p>
+        </w:tc>
+      </w:tr>
+      <w:tr>
+        <w:tc>
+          <w:tcPr>
+            <w:tcW w:w="4514" w:type="dxa"/>
+            <w:tcMar>
+              <w:top w:w="100" w:type="dxa"/>
+              <w:left w:w="100" w:type="dxa"/>
+              <w:bottom w:w="100" w:type="dxa"/>
+              <w:right w:w="100" w:type="dxa"/>
+            </w:tcMar>
+          </w:tcPr>
+          <w:p>
+            <w:pPr>
+              <w:widowControl w:val="0"/>
+              <w:spacing w:line="240" w:lineRule="auto"/>
+              <w:rPr>
+                <w:rFonts w:ascii="Calibri" w:hAnsi="Calibri" w:cs="Calibri"/>
+              </w:rPr>
+            </w:pPr>
+            <w:proofErr w:type="spellStart"/>
+            <w:r>
+              <w:rPr>
+                <w:rFonts w:ascii="Calibri" w:hAnsi="Calibri" w:cs="Calibri"/>
+              </w:rPr>
+              <w:t>ConcreteAggregate</w:t>
+            </w:r>
+            <w:proofErr w:type="spellEnd"/>
+          </w:p>
+        </w:tc>
+        <w:tc>
+          <w:tcPr>
+            <w:tcW w:w="4514" w:type="dxa"/>
+            <w:tcMar>
+              <w:top w:w="100" w:type="dxa"/>
+              <w:left w:w="100" w:type="dxa"/>
+              <w:bottom w:w="100" w:type="dxa"/>
+              <w:right w:w="100" w:type="dxa"/>
+            </w:tcMar>
+          </w:tcPr>
+          <w:p>
+            <w:pPr>
+              <w:widowControl w:val="0"/>
+              <w:spacing w:line="240" w:lineRule="auto"/>
+              <w:rPr>
+                <w:rFonts w:ascii="Calibri" w:hAnsi="Calibri" w:cs="Calibri"/>
+              </w:rPr>
+            </w:pPr>
+            <w:proofErr w:type="spellStart"/>
+            <w:r>
+              <w:rPr>
+                <w:rFonts w:ascii="Calibri" w:hAnsi="Calibri" w:cs="Calibri"/>
+              </w:rPr>
+              <w:t>WorkNode</w:t>
+            </w:r>
+            <w:proofErr w:type="spellEnd"/>
+          </w:p>
+        </w:tc>
+      </w:tr>
+      <w:tr>
+        <w:tc>
+          <w:tcPr>
+            <w:tcW w:w="4514" w:type="dxa"/>
+            <w:tcMar>
+              <w:top w:w="100" w:type="dxa"/>
+              <w:left w:w="100" w:type="dxa"/>
+              <w:bottom w:w="100" w:type="dxa"/>
+              <w:right w:w="100" w:type="dxa"/>
+            </w:tcMar>
+          </w:tcPr>
+          <w:p>
+            <w:pPr>
+              <w:widowControl w:val="0"/>
+              <w:spacing w:line="240" w:lineRule="auto"/>
+              <w:rPr>
+                <w:rFonts w:ascii="Calibri" w:hAnsi="Calibri" w:cs="Calibri"/>
+              </w:rPr>
+            </w:pPr>
+            <w:r>
+              <w:rPr>
+                <w:rFonts w:ascii="Calibri" w:hAnsi="Calibri" w:cs="Calibri"/>
+              </w:rPr>
+              <w:t>Iterator</w:t>
+            </w:r>
+          </w:p>
+        </w:tc>
+        <w:tc>
+          <w:tcPr>
+            <w:tcW w:w="4514" w:type="dxa"/>
+            <w:tcMar>
+              <w:top w:w="100" w:type="dxa"/>
+              <w:left w:w="100" w:type="dxa"/>
+              <w:bottom w:w="100" w:type="dxa"/>
+              <w:right w:w="100" w:type="dxa"/>
+            </w:tcMar>
+          </w:tcPr>
+          <w:p>
+            <w:pPr>
+              <w:widowControl w:val="0"/>
+              <w:spacing w:line="240" w:lineRule="auto"/>
+              <w:rPr>
+                <w:rFonts w:ascii="Calibri" w:hAnsi="Calibri" w:cs="Calibri"/>
+              </w:rPr>
+            </w:pPr>
+            <w:r>
+              <w:rPr>
+                <w:rFonts w:ascii="Calibri" w:hAnsi="Calibri" w:cs="Calibri"/>
+              </w:rPr>
+              <w:t>Iterator</w:t>
+            </w:r>
+          </w:p>
+        </w:tc>
+      </w:tr>
+      <w:tr>
+        <w:tc>
+          <w:tcPr>
+            <w:tcW w:w="4514" w:type="dxa"/>
+            <w:tcMar>
+              <w:top w:w="100" w:type="dxa"/>
+              <w:left w:w="100" w:type="dxa"/>
+              <w:bottom w:w="100" w:type="dxa"/>
+              <w:right w:w="100" w:type="dxa"/>
+            </w:tcMar>
+          </w:tcPr>
+          <w:p>
+            <w:pPr>
+              <w:widowControl w:val="0"/>
+              <w:spacing w:line="240" w:lineRule="auto"/>
+              <w:rPr>
+                <w:rFonts w:ascii="Calibri" w:hAnsi="Calibri" w:cs="Calibri"/>
+              </w:rPr>
+            </w:pPr>
+            <w:proofErr w:type="spellStart"/>
+            <w:r>
+              <w:rPr>
+                <w:rFonts w:ascii="Calibri" w:hAnsi="Calibri" w:cs="Calibri"/>
+              </w:rPr>
+              <w:t>ConcreteIterator</w:t>
+            </w:r>
+            <w:proofErr w:type="spellEnd"/>
+          </w:p>
+        </w:tc>
+        <w:tc>
+          <w:tcPr>
+            <w:tcW w:w="4514" w:type="dxa"/>
+            <w:tcMar>
+              <w:top w:w="100" w:type="dxa"/>
+              <w:left w:w="100" w:type="dxa"/>
+              <w:bottom w:w="100" w:type="dxa"/>
+              <w:right w:w="100" w:type="dxa"/>
+            </w:tcMar>
+          </w:tcPr>
+          <w:p>
+            <w:pPr>
+              <w:widowControl w:val="0"/>
+              <w:spacing w:line="240" w:lineRule="auto"/>
+              <w:rPr>
+                <w:rFonts w:ascii="Calibri" w:hAnsi="Calibri" w:cs="Calibri"/>
+              </w:rPr>
+            </w:pPr>
+            <w:proofErr w:type="spellStart"/>
+            <w:r>
+              <w:rPr>
+                <w:rFonts w:ascii="Calibri" w:hAnsi="Calibri" w:cs="Calibri"/>
+              </w:rPr>
+              <w:t>WorkIterator</w:t>
+            </w:r>
+            <w:proofErr w:type="spellEnd"/>
+          </w:p>
+        </w:tc>
+      </w:tr>
+    </w:tbl>
+    <w:p>
+      <w:pPr>
+        <w:rPr>
+          <w:rFonts w:ascii="Calibri" w:hAnsi="Calibri" w:cs="Calibri"/>
+        </w:rPr>
+      </w:pPr>
+      <w:r>
+        <w:rPr>
+          <w:rFonts w:ascii="Calibri" w:hAnsi="Calibri" w:cs="Calibri"/>
+        </w:rPr>
+        <w:t>Get the next work unit that is ready to start.</w:t>
+      </w:r>
+    </w:p>
+    <w:p>
+      <w:pPr>
+        <w:pStyle w:val="Heading2"/>
+        <w:rPr>
+          <w:b/>
+          <w:bCs/>
+          <w:color w:val="000000" w:themeColor="text1"/>
+        </w:rPr>
+        <w:sectPr>
+          <w:pgSz w:w="11906" w:h="16838"/>
+          <w:pgMar w:top="720" w:right="720" w:bottom="720" w:left="720" w:header="708" w:footer="708" w:gutter="0"/>
+          <w:cols w:space="708"/>
+          <w:docGrid w:linePitch="360"/>
+        </w:sectPr>
+      </w:pPr>
+    </w:p>
+    <w:p>
+      <w:pPr>
+        <w:pStyle w:val="Heading2"/>
+        <w:jc w:val="center"/>
+        <w:rPr>
+          <w:b/>
+          <w:bCs/>
+          <w:color w:val="000000" w:themeColor="text1"/>
+        </w:rPr>
+        <w:sectPr>
+          <w:pgSz w:w="16838" w:h="11906" w:orient="landscape"/>
+          <w:pgMar w:top="720" w:right="720" w:bottom="720" w:left="720" w:header="709" w:footer="709" w:gutter="0"/>
+          <w:cols w:space="708"/>
+          <w:docGrid w:linePitch="360"/>
+        </w:sectPr>
+      </w:pPr>
+      <w:r>
+        <w:rPr>
+          <w:b/>
+          <w:bCs/>
+          <w:color w:val="000000" w:themeColor="text1"/>
+        </w:rPr>
+        <w:lastRenderedPageBreak/>
+        <w:t>UML Sequence Diagram</w:t>
+      </w:r>
+      <w:r>
+        <w:rPr>
+          <w:b/>
+          <w:bCs/>
+          <w:color w:val="000000" w:themeColor="text1"/>
+        </w:rPr>
+        <w:t xml:space="preserve"> 1</w:t>
+      </w:r>
+    </w:p>
+    <w:p>
+      <w:pPr>
+        <w:pStyle w:val="Heading2"/>
+        <w:jc w:val="center"/>
+        <w:rPr>
+          <w:b/>
+          <w:bCs/>
+          <w:color w:val="000000" w:themeColor="text1"/>
+        </w:rPr>
+        <w:sectPr>
+          <w:pgSz w:w="16838" w:h="11906" w:orient="landscape"/>
+          <w:pgMar w:top="720" w:right="720" w:bottom="720" w:left="720" w:header="709" w:footer="709" w:gutter="0"/>
+          <w:cols w:space="708"/>
+          <w:docGrid w:linePitch="360"/>
+        </w:sectPr>
+      </w:pPr>
+      <w:r>
+        <w:rPr>
+          <w:b/>
+          <w:bCs/>
+          <w:color w:val="000000" w:themeColor="text1"/>
+        </w:rPr>
+        <w:lastRenderedPageBreak/>
+        <w:t>UML Sequence Diagram</w:t>
+      </w:r>
+      <w:r>
+        <w:rPr>
+          <w:b/>
+          <w:bCs/>
+          <w:color w:val="000000" w:themeColor="text1"/>
+        </w:rPr>
+        <w:t xml:space="preserve"> 2</w:t>
+      </w:r>
+    </w:p>
+    <w:p>
+      <w:pPr>
+        <w:pStyle w:val="Heading2"/>
+        <w:jc w:val="center"/>
+        <w:rPr>
+          <w:b/>
+          <w:bCs/>
+          <w:color w:val="000000" w:themeColor="text1"/>
+        </w:rPr>
+        <w:sectPr>
+          <w:pgSz w:w="16838" w:h="11906" w:orient="landscape"/>
+          <w:pgMar w:top="720" w:right="720" w:bottom="720" w:left="720" w:header="709" w:footer="709" w:gutter="0"/>
+          <w:cols w:space="708"/>
+          <w:docGrid w:linePitch="360"/>
+        </w:sectPr>
+      </w:pPr>
+      <w:r>
+        <w:rPr>
+          <w:b/>
+          <w:bCs/>
+          <w:color w:val="000000" w:themeColor="text1"/>
+        </w:rPr>
+        <w:lastRenderedPageBreak/>
+        <w:t>UML State Diagram</w:t>
+      </w:r>
+    </w:p>
+    <w:p>
+      <w:pPr>
+        <w:pStyle w:val="Heading2"/>
+        <w:jc w:val="center"/>
+        <w:rPr>
+          <w:b/>
+          <w:bCs/>
+          <w:color w:val="000000" w:themeColor="text1"/>
+        </w:rPr>
+      </w:pPr>
+      <w:r>
+        <w:rPr>
+          <w:b/>
+          <w:bCs/>
+          <w:color w:val="000000" w:themeColor="text1"/>
+        </w:rPr>
+        <w:lastRenderedPageBreak/>
+        <w:t>I</w:t>
+      </w:r>
+      <w:r>
+        <w:rPr>
+          <w:b/>
+          <w:bCs/>
+          <w:color w:val="000000" w:themeColor="text1"/>
+        </w:rPr>
+        <w:t xml:space="preserve">mportant </w:t>
+      </w:r>
+      <w:r>
+        <w:rPr>
+          <w:b/>
+          <w:bCs/>
+          <w:color w:val="000000" w:themeColor="text1"/>
+        </w:rPr>
+        <w:t>D</w:t>
+      </w:r>
+      <w:r>
+        <w:rPr>
+          <w:b/>
+          <w:bCs/>
+          <w:color w:val="000000" w:themeColor="text1"/>
+        </w:rPr>
+        <w:t xml:space="preserve">esign </w:t>
+      </w:r>
+      <w:r>
+        <w:rPr>
+          <w:b/>
+          <w:bCs/>
+          <w:color w:val="000000" w:themeColor="text1"/>
+        </w:rPr>
+        <w:t>D</w:t>
+      </w:r>
+      <w:r>
+        <w:rPr>
+          <w:b/>
+          <w:bCs/>
+          <w:color w:val="000000" w:themeColor="text1"/>
+        </w:rPr>
+        <w:t xml:space="preserve">ecisions and </w:t>
+      </w:r>
+      <w:r>
+        <w:rPr>
+          <w:b/>
+          <w:bCs/>
+          <w:color w:val="000000" w:themeColor="text1"/>
+        </w:rPr>
+        <w:t>R</w:t>
+      </w:r>
+      <w:r>
+        <w:rPr>
+          <w:b/>
+          <w:bCs/>
+          <w:color w:val="000000" w:themeColor="text1"/>
+        </w:rPr>
+        <w:t>evision history</w:t>
+      </w:r>
+    </w:p>
+    <w:p>
+      <w:pPr>
+        <w:pStyle w:val="Heading3"/>
+        <w:rPr>
+          <w:color w:val="auto"/>
+        </w:rPr>
+      </w:pPr>
+      <w:bookmarkStart w:id="0" w:name="design-decisions-and-revision-history"/>
+      <w:bookmarkStart w:id="1" w:name="removed-the-workflow-template"/>
+    </w:p>
+    <w:p>
+      <w:pPr>
+        <w:pStyle w:val="Heading3"/>
+        <w:rPr>
+          <w:color w:val="auto"/>
+          <w:sz w:val="24"/>
+          <w:szCs w:val="24"/>
+        </w:rPr>
+      </w:pPr>
+      <w:r>
+        <w:rPr>
+          <w:color w:val="auto"/>
+          <w:sz w:val="24"/>
+          <w:szCs w:val="24"/>
+        </w:rPr>
+        <w:t>1. Removed the workflow template</w:t>
+      </w:r>
+    </w:p>
+    <w:p>
+      <w:pPr>
+        <w:pStyle w:val="FirstParagraph"/>
+      </w:pPr>
+      <w:r>
+        <w:t>Problem: Should there be a separate workflow definition or template?</w:t>
+      </w:r>
+      <w:r>
+        <w:br/>
+        <w:t>Original: Projects are built directly as a Composite tree, with no template.</w:t>
+      </w:r>
+      <w:r>
+        <w:br/>
+        <w:t>Change: Kept it that way and removed the “Select workflow definition” step from Diagram 1. The Project tree is the workflow.</w:t>
+      </w:r>
+      <w:r>
+        <w:br/>
+        <w:t>Why: The manager stays generic, and the same structure can be created again for each project.</w:t>
+      </w:r>
+      <w:r>
+        <w:br/>
+        <w:t>Diagrams: Diagram 1 now starts at “Create project”.</w:t>
+      </w:r>
+    </w:p>
+    <w:p>
+      <w:pPr>
+        <w:pStyle w:val="Heading3"/>
+        <w:rPr>
+          <w:color w:val="auto"/>
+          <w:sz w:val="24"/>
+          <w:szCs w:val="24"/>
+        </w:rPr>
+      </w:pPr>
+      <w:bookmarkStart w:id="2" w:name="worknode-now-has-7-states"/>
+      <w:bookmarkEnd w:id="1"/>
+      <w:r>
+        <w:rPr>
+          <w:color w:val="auto"/>
+          <w:sz w:val="24"/>
+          <w:szCs w:val="24"/>
+        </w:rPr>
+        <w:t xml:space="preserve">2. </w:t>
+      </w:r>
+      <w:proofErr w:type="spellStart"/>
+      <w:r>
+        <w:rPr>
+          <w:color w:val="auto"/>
+          <w:sz w:val="24"/>
+          <w:szCs w:val="24"/>
+        </w:rPr>
+        <w:t>WorkNode</w:t>
+      </w:r>
+      <w:proofErr w:type="spellEnd"/>
+      <w:r>
+        <w:rPr>
+          <w:color w:val="auto"/>
+          <w:sz w:val="24"/>
+          <w:szCs w:val="24"/>
+        </w:rPr>
+        <w:t xml:space="preserve"> now has 7 states</w:t>
+      </w:r>
+    </w:p>
+    <w:p>
+      <w:pPr>
+        <w:pStyle w:val="FirstParagraph"/>
+      </w:pPr>
+      <w:r>
+        <w:t>Problem: How do we handle failure, escalation and cancelling?</w:t>
+      </w:r>
+      <w:r>
+        <w:br/>
+        <w:t xml:space="preserve">Original: Four states: </w:t>
+      </w:r>
+      <w:proofErr w:type="spellStart"/>
+      <w:r>
+        <w:t>WaitingForPrerequisites</w:t>
+      </w:r>
+      <w:proofErr w:type="spellEnd"/>
+      <w:r>
+        <w:t>, Ready, Ongoing, completed.</w:t>
+      </w:r>
+      <w:r>
+        <w:br/>
+        <w:t>Change: Added Failed, Escalated and Cancelled. Failed goes back to Ready while retries are left, otherwise to Escalated. From Escalated the manager modifies or reassigns the unit or cancels the project.</w:t>
+      </w:r>
+      <w:r>
+        <w:br/>
+        <w:t>Why: The brief needs failure, retry and escalation, and the old states had no place for them.</w:t>
+      </w:r>
+      <w:r>
+        <w:br/>
+        <w:t xml:space="preserve">Diagrams: State diagram, Activity Diagrams 1 and 2, class </w:t>
+      </w:r>
+      <w:proofErr w:type="spellStart"/>
+      <w:r>
+        <w:t>ddiagrams</w:t>
+      </w:r>
+      <w:proofErr w:type="spellEnd"/>
+    </w:p>
+    <w:p>
+      <w:pPr>
+        <w:pStyle w:val="Heading3"/>
+        <w:rPr>
+          <w:color w:val="auto"/>
+          <w:sz w:val="24"/>
+          <w:szCs w:val="24"/>
+        </w:rPr>
+      </w:pPr>
+      <w:bookmarkStart w:id="3" w:name="template-method-has-three-steps"/>
+      <w:bookmarkEnd w:id="2"/>
+      <w:r>
+        <w:rPr>
+          <w:color w:val="auto"/>
+          <w:sz w:val="24"/>
+          <w:szCs w:val="24"/>
+        </w:rPr>
+        <w:t>3. Template Method has three steps</w:t>
+      </w:r>
+    </w:p>
+    <w:p>
+      <w:pPr>
+        <w:pStyle w:val="FirstParagraph"/>
+      </w:pPr>
+      <w:r>
+        <w:t>Problem: How does work differ per profession without repeating the flow?</w:t>
+      </w:r>
+      <w:r>
+        <w:br/>
+        <w:t>Original: One “do work” step.</w:t>
+      </w:r>
+      <w:r>
+        <w:br/>
+        <w:t>Change: Split it into prepare, perform and finish.</w:t>
+      </w:r>
+      <w:r>
+        <w:br/>
+        <w:t>Why: Every profession follows the same order and only fills in its own part.</w:t>
+      </w:r>
+      <w:r>
+        <w:br/>
+        <w:t>Diagrams: Class diagram, sequence diagrams.</w:t>
+      </w:r>
+    </w:p>
+    <w:p>
+      <w:pPr>
+        <w:pStyle w:val="Heading3"/>
+        <w:rPr>
+          <w:color w:val="auto"/>
+          <w:sz w:val="24"/>
+          <w:szCs w:val="24"/>
+        </w:rPr>
+      </w:pPr>
+      <w:bookmarkStart w:id="4" w:name="X130a9bd6404bf05edacd94270bf05d09d9f61da"/>
+      <w:bookmarkEnd w:id="3"/>
+      <w:r>
+        <w:rPr>
+          <w:color w:val="auto"/>
+          <w:sz w:val="24"/>
+          <w:szCs w:val="24"/>
+        </w:rPr>
+        <w:t xml:space="preserve">4. </w:t>
+      </w:r>
+      <w:proofErr w:type="spellStart"/>
+      <w:r>
+        <w:rPr>
+          <w:color w:val="auto"/>
+          <w:sz w:val="24"/>
+          <w:szCs w:val="24"/>
+        </w:rPr>
+        <w:t>WorkNode</w:t>
+      </w:r>
+      <w:proofErr w:type="spellEnd"/>
+      <w:r>
+        <w:rPr>
+          <w:color w:val="auto"/>
+          <w:sz w:val="24"/>
+          <w:szCs w:val="24"/>
+        </w:rPr>
+        <w:t xml:space="preserve"> has a parent and manager operations</w:t>
+      </w:r>
+    </w:p>
+    <w:p>
+      <w:pPr>
+        <w:pStyle w:val="FirstParagraph"/>
+      </w:pPr>
+      <w:r>
+        <w:t>Problem: How does completion move up the tree, and how does the manager step in?</w:t>
+      </w:r>
+      <w:r>
+        <w:br/>
+        <w:t xml:space="preserve">Original: </w:t>
+      </w:r>
+      <w:proofErr w:type="spellStart"/>
+      <w:r>
+        <w:t>WorkNode</w:t>
+      </w:r>
+      <w:proofErr w:type="spellEnd"/>
+      <w:r>
+        <w:t xml:space="preserve"> only tracked its own state.</w:t>
+      </w:r>
+      <w:r>
+        <w:br/>
+        <w:t>Change: Added a parent, a retry count, and reset, modify and reassign.</w:t>
+      </w:r>
+      <w:r>
+        <w:br/>
+        <w:t>Why: Completion has to move up the Composite tree, and retries and escalation need something to act on.</w:t>
+      </w:r>
+      <w:r>
+        <w:br/>
+        <w:t>Diagrams: Class diagram, Activity Diagram 1, sequence diagram.</w:t>
+      </w:r>
+    </w:p>
+    <w:p>
+      <w:pPr>
+        <w:pStyle w:val="Heading3"/>
+        <w:rPr>
+          <w:color w:val="auto"/>
+          <w:sz w:val="24"/>
+          <w:szCs w:val="24"/>
+        </w:rPr>
+      </w:pPr>
+      <w:bookmarkStart w:id="5" w:name="observer-also-covers-the-parent"/>
+      <w:bookmarkEnd w:id="4"/>
+      <w:r>
+        <w:rPr>
+          <w:color w:val="auto"/>
+          <w:sz w:val="24"/>
+          <w:szCs w:val="24"/>
+        </w:rPr>
+        <w:t>5. Observer also covers the parents</w:t>
+      </w:r>
+    </w:p>
+    <w:p>
+      <w:pPr>
+        <w:pStyle w:val="FirstParagraph"/>
+      </w:pPr>
+      <w:r>
+        <w:t>Problem: How do dependencies and completion spread?</w:t>
+      </w:r>
+      <w:r>
+        <w:br/>
+        <w:t>Original: Observer was only for prerequisites.</w:t>
+      </w:r>
+      <w:r>
+        <w:br/>
+        <w:t>Change: A parent now also observes its children.</w:t>
+      </w:r>
+      <w:r>
+        <w:br/>
+        <w:t>Why: One mechanism handle unblocking the next unit and completing the parent.</w:t>
+      </w:r>
+      <w:r>
+        <w:br/>
+        <w:t>Diagrams: Class diagram, sequence diagram.</w:t>
+      </w:r>
+    </w:p>
+    <w:p>
+      <w:pPr>
+        <w:pStyle w:val="Heading3"/>
+        <w:rPr>
+          <w:color w:val="auto"/>
+          <w:sz w:val="24"/>
+          <w:szCs w:val="24"/>
+        </w:rPr>
+      </w:pPr>
+      <w:bookmarkStart w:id="6" w:name="X1cd57d60d8859288650cabb65f63adab85aba7d"/>
+      <w:bookmarkEnd w:id="5"/>
+    </w:p>
+    <w:p>
+      <w:pPr>
+        <w:pStyle w:val="Heading3"/>
+        <w:rPr>
+          <w:color w:val="auto"/>
+          <w:sz w:val="24"/>
+          <w:szCs w:val="24"/>
+        </w:rPr>
+      </w:pPr>
+      <w:r>
+        <w:rPr>
+          <w:color w:val="auto"/>
+          <w:sz w:val="24"/>
+          <w:szCs w:val="24"/>
+        </w:rPr>
+        <w:t>6. Dropped the abstract factory for the work tree</w:t>
+      </w:r>
+    </w:p>
+    <w:p>
+      <w:pPr>
+        <w:pStyle w:val="FirstParagraph"/>
+      </w:pPr>
+      <w:r>
+        <w:t>Problem: Should a factory create the Composite tree?</w:t>
+      </w:r>
+      <w:r>
+        <w:br/>
+        <w:t>Original: An abstract factory to build the tree.</w:t>
+      </w:r>
+      <w:r>
+        <w:br/>
+        <w:t xml:space="preserve">Change: Removed it. </w:t>
+      </w:r>
+      <w:proofErr w:type="spellStart"/>
+      <w:r>
+        <w:t>ApplicationInterface</w:t>
+      </w:r>
+      <w:proofErr w:type="spellEnd"/>
+      <w:r>
+        <w:t xml:space="preserve"> builds projects, and Factory Method is only for employees.</w:t>
+      </w:r>
+      <w:r>
+        <w:br/>
+        <w:t>Why: There is only one kind of tree, so a factory would add classes with nothing to vary.</w:t>
+      </w:r>
+      <w:r>
+        <w:br/>
+        <w:t>Diagrams: Class diagram.</w:t>
+      </w:r>
+    </w:p>
+    <w:p>
+      <w:pPr>
+        <w:pStyle w:val="Heading3"/>
+        <w:rPr>
+          <w:color w:val="auto"/>
+          <w:sz w:val="24"/>
+          <w:szCs w:val="24"/>
+        </w:rPr>
+      </w:pPr>
+      <w:bookmarkStart w:id="7" w:name="X6c97c37ae73665b3f778d9eafda54f344e399d9"/>
+      <w:bookmarkEnd w:id="6"/>
+      <w:r>
+        <w:rPr>
+          <w:color w:val="auto"/>
+          <w:sz w:val="24"/>
+          <w:szCs w:val="24"/>
+        </w:rPr>
+        <w:t>7. Dropped the decorator for access permission</w:t>
+      </w:r>
+    </w:p>
+    <w:p>
+      <w:pPr>
+        <w:pStyle w:val="FirstParagraph"/>
+      </w:pPr>
+      <w:r>
+        <w:t>Problem: Who is allowed to work on a unit?</w:t>
+      </w:r>
+      <w:r>
+        <w:br/>
+        <w:t>Original: A decorator gave access permissions.</w:t>
+      </w:r>
+      <w:r>
+        <w:br/>
+        <w:t>Change: Decorators only give profession and competency now. The chain of responsibility decides who can do a unit.</w:t>
+      </w:r>
+      <w:r>
+        <w:br/>
+        <w:t>Why: Permissions and eligibility were the same question, so one mechanism is enough.</w:t>
+      </w:r>
+      <w:r>
+        <w:br/>
+        <w:t>Diagrams: Class diagram.</w:t>
+      </w:r>
+    </w:p>
+    <w:p>
+      <w:pPr>
+        <w:pStyle w:val="Heading3"/>
+        <w:rPr>
+          <w:color w:val="auto"/>
+          <w:sz w:val="24"/>
+          <w:szCs w:val="24"/>
+        </w:rPr>
+      </w:pPr>
+      <w:bookmarkStart w:id="8" w:name="dropped-the-company-iterator"/>
+      <w:bookmarkEnd w:id="7"/>
+      <w:r>
+        <w:rPr>
+          <w:color w:val="auto"/>
+          <w:sz w:val="24"/>
+          <w:szCs w:val="24"/>
+        </w:rPr>
+        <w:t>8. Dropped the company iterator</w:t>
+      </w:r>
+    </w:p>
+    <w:p>
+      <w:pPr>
+        <w:pStyle w:val="FirstParagraph"/>
+      </w:pPr>
+      <w:r>
+        <w:t>Problem: Where do we need an Iterator?</w:t>
+      </w:r>
+      <w:r>
+        <w:br/>
+        <w:t>Original: One iterator printed the company structure and one found the next work.</w:t>
+      </w:r>
+      <w:r>
+        <w:br/>
+        <w:t xml:space="preserve">Change: Only </w:t>
+      </w:r>
+      <w:proofErr w:type="spellStart"/>
+      <w:r>
+        <w:t>WorkIterator</w:t>
+      </w:r>
+      <w:proofErr w:type="spellEnd"/>
+      <w:r>
+        <w:t xml:space="preserve"> is left, which returns the next Ready </w:t>
+      </w:r>
+      <w:proofErr w:type="spellStart"/>
+      <w:r>
+        <w:t>WorkUnit</w:t>
+      </w:r>
+      <w:proofErr w:type="spellEnd"/>
+      <w:r>
+        <w:t>.</w:t>
+      </w:r>
+      <w:r>
+        <w:br/>
+        <w:t>Why: The work iterator drives execution. Printing the company is just reporting.</w:t>
+      </w:r>
+      <w:r>
+        <w:br/>
+        <w:t>Diagrams: Class diagram.</w:t>
+      </w:r>
+    </w:p>
+    <w:p>
+      <w:pPr>
+        <w:pStyle w:val="Heading3"/>
+        <w:rPr>
+          <w:color w:val="auto"/>
+          <w:sz w:val="24"/>
+          <w:szCs w:val="24"/>
+        </w:rPr>
+      </w:pPr>
+      <w:bookmarkStart w:id="9" w:name="phases-are-just-projects"/>
+      <w:bookmarkEnd w:id="8"/>
+      <w:r>
+        <w:rPr>
+          <w:color w:val="auto"/>
+          <w:sz w:val="24"/>
+          <w:szCs w:val="24"/>
+        </w:rPr>
+        <w:t>9. Phases are just Projects</w:t>
+      </w:r>
+    </w:p>
+    <w:p>
+      <w:pPr>
+        <w:pStyle w:val="FirstParagraph"/>
+      </w:pPr>
+      <w:r>
+        <w:t>Problem: How do we represent phases, tasks and units?</w:t>
+      </w:r>
+      <w:r>
+        <w:br/>
+        <w:t>Original: Separate classes for phase, task and unit.</w:t>
+      </w:r>
+      <w:r>
+        <w:br/>
+        <w:t xml:space="preserve">Change: Only Project and </w:t>
+      </w:r>
+      <w:proofErr w:type="spellStart"/>
+      <w:r>
+        <w:t>WorkUnit</w:t>
+      </w:r>
+      <w:proofErr w:type="spellEnd"/>
+      <w:r>
+        <w:t>. A phase is a Project inside another Project.</w:t>
+      </w:r>
+      <w:r>
+        <w:br/>
+        <w:t>Why: A phase only differs by where it sits in the tree, so extra classes add nothing.</w:t>
+      </w:r>
+      <w:r>
+        <w:br/>
+        <w:t>Diagrams: Class diagram, Activity Diagram 3.</w:t>
+      </w:r>
+    </w:p>
+    <w:p>
+      <w:pPr>
+        <w:pStyle w:val="Heading3"/>
+        <w:rPr>
+          <w:color w:val="auto"/>
+          <w:sz w:val="24"/>
+          <w:szCs w:val="24"/>
+        </w:rPr>
+      </w:pPr>
+      <w:bookmarkStart w:id="10" w:name="the-manager-is-a-subclass-of-employee"/>
+      <w:bookmarkEnd w:id="9"/>
+      <w:r>
+        <w:rPr>
+          <w:color w:val="auto"/>
+          <w:sz w:val="24"/>
+          <w:szCs w:val="24"/>
+        </w:rPr>
+        <w:t>10. The manager is a subclass of Employee</w:t>
+      </w:r>
+    </w:p>
+    <w:p>
+      <w:pPr>
+        <w:pStyle w:val="FirstParagraph"/>
+      </w:pPr>
+      <w:r>
+        <w:t>Problem: Should the manager be an employee or part of Team?</w:t>
+      </w:r>
+      <w:r>
+        <w:br/>
+        <w:t>Original: Not decided.</w:t>
+      </w:r>
+      <w:r>
+        <w:br/>
+        <w:t>Change: Manager extends Employee and handles escalation and cancelling the project.</w:t>
+      </w:r>
+      <w:r>
+        <w:br/>
+        <w:t>Why: Escalation uses the existing successor chain, and Team stays a Mediator only.</w:t>
+      </w:r>
+      <w:r>
+        <w:br/>
+        <w:t>Diagrams: Class diagram, Activity Diagram 2.</w:t>
+      </w:r>
+    </w:p>
+    <w:bookmarkEnd w:id="0"/>
+    <w:bookmarkEnd w:id="10"/>
+    <w:p/>
+    <w:p/>
+    <w:p/>
+    <w:p/>
+    <w:p/>
+    <w:p/>
+    <w:p>
+      <w:pPr>
+        <w:pStyle w:val="Heading2"/>
+        <w:jc w:val="center"/>
+        <w:rPr>
+          <w:b/>
+          <w:bCs/>
+          <w:color w:val="000000" w:themeColor="text1"/>
+        </w:rPr>
+      </w:pPr>
+      <w:r>
+        <w:rPr>
+          <w:b/>
+          <w:bCs/>
+          <w:color w:val="000000" w:themeColor="text1"/>
+        </w:rPr>
+        <w:lastRenderedPageBreak/>
+        <w:t>S</w:t>
+      </w:r>
+      <w:r>
+        <w:rPr>
+          <w:b/>
+          <w:bCs/>
+          <w:color w:val="000000" w:themeColor="text1"/>
+        </w:rPr>
+        <w:t xml:space="preserve">hort </w:t>
+      </w:r>
+      <w:r>
+        <w:rPr>
+          <w:b/>
+          <w:bCs/>
+          <w:color w:val="000000" w:themeColor="text1"/>
+        </w:rPr>
+        <w:t>T</w:t>
+      </w:r>
+      <w:r>
+        <w:rPr>
+          <w:b/>
+          <w:bCs/>
+          <w:color w:val="000000" w:themeColor="text1"/>
+        </w:rPr>
+        <w:t xml:space="preserve">eam </w:t>
+      </w:r>
+      <w:r>
+        <w:rPr>
+          <w:b/>
+          <w:bCs/>
+          <w:color w:val="000000" w:themeColor="text1"/>
+        </w:rPr>
+        <w:t>C</w:t>
+      </w:r>
+      <w:r>
+        <w:rPr>
+          <w:b/>
+          <w:bCs/>
+          <w:color w:val="000000" w:themeColor="text1"/>
+        </w:rPr>
+        <w:t xml:space="preserve">ontribution </w:t>
+      </w:r>
+      <w:r>
+        <w:rPr>
+          <w:b/>
+          <w:bCs/>
+          <w:color w:val="000000" w:themeColor="text1"/>
+        </w:rPr>
+        <w:t>S</w:t>
+      </w:r>
+      <w:r>
+        <w:rPr>
+          <w:b/>
+          <w:bCs/>
+          <w:color w:val="000000" w:themeColor="text1"/>
+        </w:rPr>
+        <w:t>tatement</w:t>
+      </w:r>
+    </w:p>
+    <w:p/>
+    <w:p>
+      <w:pPr>
+        <w:pStyle w:val="ListParagraph"/>
+        <w:rPr>
+          <w:color w:val="000000" w:themeColor="text1"/>
+        </w:rPr>
+      </w:pPr>
+      <w:r>
+        <w:rPr>
+          <w:color w:val="000000" w:themeColor="text1"/>
+        </w:rPr>
+        <w:t xml:space="preserve">Team Vibe Engineers worked together on TIVIDY, with each member owning one main part. Jamie (team leader) chose the design patterns, wrote the </w:t>
+      </w:r>
+      <w:proofErr w:type="spellStart"/>
+      <w:r>
+        <w:rPr>
+          <w:color w:val="000000" w:themeColor="text1"/>
+        </w:rPr>
+        <w:t>GoF</w:t>
+      </w:r>
+      <w:proofErr w:type="spellEnd"/>
+      <w:r>
+        <w:rPr>
+          <w:color w:val="000000" w:themeColor="text1"/>
+        </w:rPr>
+        <w:t xml:space="preserve"> participant mapping and pattern justifications, and coordinated the team. Louwrens drew the complete UML class diagram, including the pattern collaborations, and kept it updated as the design changed. Brett created the three UML activity diagrams, set up the GitHub repository structure and wrote the README. Francois researched workflow management systems, compiled the findings and references, defined the scenario and scope, and booked the project meeting. Rudolph created the two UML sequence diagrams and the UML state diagram for the </w:t>
+      </w:r>
+      <w:proofErr w:type="spellStart"/>
+      <w:r>
+        <w:rPr>
+          <w:color w:val="000000" w:themeColor="text1"/>
+        </w:rPr>
+        <w:t>WorkNode</w:t>
+      </w:r>
+      <w:proofErr w:type="spellEnd"/>
+      <w:r>
+        <w:rPr>
+          <w:color w:val="000000" w:themeColor="text1"/>
+        </w:rPr>
+        <w:t xml:space="preserve"> lifecycle. The design decisions and revision history were written by the whole team, and all members reviewed the final design.</w:t>
+      </w:r>
+    </w:p>
     <w:sectPr>
       <w:pgSz w:w="11906" w:h="16838"/>
-      <w:pgMar w:top="1440" w:right="1440" w:bottom="1440" w:left="1440" w:header="708" w:footer="708" w:gutter="0"/>
+      <w:pgMar w:top="720" w:right="720" w:bottom="720" w:left="720" w:header="708" w:footer="708" w:gutter="0"/>
       <w:cols w:space="708"/>
       <w:docGrid w:linePitch="360"/>
     </w:sectPr>
   </w:body>
 </w:document>
+</file>
+
+<file path=word/endnotes.xml><?xml version="1.0" encoding="utf-8"?>
+<w:endnotes xmlns:wpc="http://schemas.microsoft.com/office/word/2010/wordprocessingCanvas" xmlns:cx="http://schemas.microsoft.com/office/drawing/2014/chartex" xmlns:cx1="http://schemas.microsoft.com/office/drawing/2015/9/8/chartex" xmlns:cx2="http://schemas.microsoft.com/office/drawing/2015/10/21/chartex" xmlns:cx3="http://schemas.microsoft.com/office/drawing/2016/5/9/chartex" xmlns:cx4="http://schemas.microsoft.com/office/drawing/2016/5/10/chartex" xmlns:cx5="http://schemas.microsoft.com/office/drawing/2016/5/11/chartex" xmlns:cx6="http://schemas.microsoft.com/office/drawing/2016/5/12/chartex" xmlns:cx7="http://schemas.microsoft.com/office/drawing/2016/5/13/chartex" xmlns:cx8="http://schemas.microsoft.com/office/drawing/2016/5/14/chartex" xmlns:mc="http://schemas.openxmlformats.org/markup-compatibility/2006" xmlns:aink="http://schemas.microsoft.com/office/drawing/2016/ink" xmlns:am3d="http://schemas.microsoft.com/office/drawing/2017/model3d" xmlns:o="urn:schemas-microsoft-com:office:office" xmlns:oel="http://schemas.microsoft.com/office/2019/extlst" xmlns:r="http://schemas.openxmlformats.org/officeDocument/2006/relationships" xmlns:m="http://schemas.openxmlformats.org/officeDocument/2006/math" xmlns:v="urn:schemas-microsoft-com:vml" xmlns:wp14="http://schemas.microsoft.com/office/word/2010/wordprocessingDrawing" xmlns:wp="http://schemas.openxmlformats.org/drawingml/2006/wordprocessingDrawing" xmlns:w10="urn:schemas-microsoft-com:office:word" xmlns:w="http://schemas.openxmlformats.org/wordprocessingml/2006/main" xmlns:w14="http://schemas.microsoft.com/office/word/2010/wordml" xmlns:w15="http://schemas.microsoft.com/office/word/2012/wordml" xmlns:w16cex="http://schemas.microsoft.com/office/word/2018/wordml/cex" xmlns:w16cid="http://schemas.microsoft.com/office/word/2016/wordml/cid" xmlns:w16="http://schemas.microsoft.com/office/word/2018/wordml" xmlns:w16du="http://schemas.microsoft.com/office/word/2023/wordml/word16du" xmlns:w16sdtdh="http://schemas.microsoft.com/office/word/2020/wordml/sdtdatahash" xmlns:w16sdtfl="http://schemas.microsoft.com/office/word/2024/wordml/sdtformatlock" xmlns:w16se="http://schemas.microsoft.com/office/word/2015/wordml/symex" xmlns:wpg="http://schemas.microsoft.com/office/word/2010/wordprocessingGroup" xmlns:wpi="http://schemas.microsoft.com/office/word/2010/wordprocessingInk" xmlns:wne="http://schemas.microsoft.com/office/word/2006/wordml" xmlns:wps="http://schemas.microsoft.com/office/word/2010/wordprocessingShape" mc:Ignorable="w14 w15 w16se w16cid w16 w16cex w16sdtdh w16sdtfl w16du wp14">
+  <w:endnote w:type="separator" w:id="-1">
+    <w:p>
+      <w:pPr>
+        <w:spacing w:after="0" w:line="240" w:lineRule="auto"/>
+      </w:pPr>
+      <w:r>
+        <w:separator/>
+      </w:r>
+    </w:p>
+  </w:endnote>
+  <w:endnote w:type="continuationSeparator" w:id="0">
+    <w:p>
+      <w:pPr>
+        <w:spacing w:after="0" w:line="240" w:lineRule="auto"/>
+      </w:pPr>
+      <w:r>
+        <w:continuationSeparator/>
+      </w:r>
+    </w:p>
+  </w:endnote>
+</w:endnotes>
+</file>
+
+<file path=word/footer1.xml><?xml version="1.0" encoding="utf-8"?>
+<w:ftr xmlns:wpc="http://schemas.microsoft.com/office/word/2010/wordprocessingCanvas" xmlns:cx="http://schemas.microsoft.com/office/drawing/2014/chartex" xmlns:cx1="http://schemas.microsoft.com/office/drawing/2015/9/8/chartex" xmlns:cx2="http://schemas.microsoft.com/office/drawing/2015/10/21/chartex" xmlns:cx3="http://schemas.microsoft.com/office/drawing/2016/5/9/chartex" xmlns:cx4="http://schemas.microsoft.com/office/drawing/2016/5/10/chartex" xmlns:cx5="http://schemas.microsoft.com/office/drawing/2016/5/11/chartex" xmlns:cx6="http://schemas.microsoft.com/office/drawing/2016/5/12/chartex" xmlns:cx7="http://schemas.microsoft.com/office/drawing/2016/5/13/chartex" xmlns:cx8="http://schemas.microsoft.com/office/drawing/2016/5/14/chartex" xmlns:mc="http://schemas.openxmlformats.org/markup-compatibility/2006" xmlns:aink="http://schemas.microsoft.com/office/drawing/2016/ink" xmlns:am3d="http://schemas.microsoft.com/office/drawing/2017/model3d" xmlns:o="urn:schemas-microsoft-com:office:office" xmlns:oel="http://schemas.microsoft.com/office/2019/extlst" xmlns:r="http://schemas.openxmlformats.org/officeDocument/2006/relationships" xmlns:m="http://schemas.openxmlformats.org/officeDocument/2006/math" xmlns:v="urn:schemas-microsoft-com:vml" xmlns:wp14="http://schemas.microsoft.com/office/word/2010/wordprocessingDrawing" xmlns:wp="http://schemas.openxmlformats.org/drawingml/2006/wordprocessingDrawing" xmlns:w10="urn:schemas-microsoft-com:office:word" xmlns:w="http://schemas.openxmlformats.org/wordprocessingml/2006/main" xmlns:w14="http://schemas.microsoft.com/office/word/2010/wordml" xmlns:w15="http://schemas.microsoft.com/office/word/2012/wordml" xmlns:w16cex="http://schemas.microsoft.com/office/word/2018/wordml/cex" xmlns:w16cid="http://schemas.microsoft.com/office/word/2016/wordml/cid" xmlns:w16="http://schemas.microsoft.com/office/word/2018/wordml" xmlns:w16du="http://schemas.microsoft.com/office/word/2023/wordml/word16du" xmlns:w16sdtdh="http://schemas.microsoft.com/office/word/2020/wordml/sdtdatahash" xmlns:w16sdtfl="http://schemas.microsoft.com/office/word/2024/wordml/sdtformatlock" xmlns:w16se="http://schemas.microsoft.com/office/word/2015/wordml/symex" xmlns:wpg="http://schemas.microsoft.com/office/word/2010/wordprocessingGroup" xmlns:wpi="http://schemas.microsoft.com/office/word/2010/wordprocessingInk" xmlns:wne="http://schemas.microsoft.com/office/word/2006/wordml" xmlns:wps="http://schemas.microsoft.com/office/word/2010/wordprocessingShape" mc:Ignorable="w14 w15 w16se w16cid w16 w16cex w16sdtdh w16sdtfl w16du wp14">
+  <w:sdt>
+    <w:sdtPr>
+      <w:id w:val="-1235163463"/>
+      <w:docPartObj>
+        <w:docPartGallery w:val="Page Numbers (Bottom of Page)"/>
+        <w:docPartUnique/>
+      </w:docPartObj>
+    </w:sdtPr>
+    <w:sdtEndPr>
+      <w:rPr>
+        <w:noProof/>
+      </w:rPr>
+    </w:sdtEndPr>
+    <w:sdtContent>
+      <w:p>
+        <w:pPr>
+          <w:pStyle w:val="Footer"/>
+          <w:jc w:val="right"/>
+        </w:pPr>
+        <w:r>
+          <w:fldChar w:fldCharType="begin"/>
+        </w:r>
+        <w:r>
+          <w:instrText xml:space="preserve"> PAGE   \* MERGEFORMAT </w:instrText>
+        </w:r>
+        <w:r>
+          <w:fldChar w:fldCharType="separate"/>
+        </w:r>
+        <w:r>
+          <w:rPr>
+            <w:noProof/>
+          </w:rPr>
+          <w:t>2</w:t>
+        </w:r>
+        <w:r>
+          <w:rPr>
+            <w:noProof/>
+          </w:rPr>
+          <w:fldChar w:fldCharType="end"/>
+        </w:r>
+      </w:p>
+    </w:sdtContent>
+  </w:sdt>
+  <w:p>
+    <w:pPr>
+      <w:pStyle w:val="Footer"/>
+    </w:pPr>
+  </w:p>
+</w:ftr>
+</file>
+
+<file path=word/footnotes.xml><?xml version="1.0" encoding="utf-8"?>
+<w:footnotes xmlns:wpc="http://schemas.microsoft.com/office/word/2010/wordprocessingCanvas" xmlns:cx="http://schemas.microsoft.com/office/drawing/2014/chartex" xmlns:cx1="http://schemas.microsoft.com/office/drawing/2015/9/8/chartex" xmlns:cx2="http://schemas.microsoft.com/office/drawing/2015/10/21/chartex" xmlns:cx3="http://schemas.microsoft.com/office/drawing/2016/5/9/chartex" xmlns:cx4="http://schemas.microsoft.com/office/drawing/2016/5/10/chartex" xmlns:cx5="http://schemas.microsoft.com/office/drawing/2016/5/11/chartex" xmlns:cx6="http://schemas.microsoft.com/office/drawing/2016/5/12/chartex" xmlns:cx7="http://schemas.microsoft.com/office/drawing/2016/5/13/chartex" xmlns:cx8="http://schemas.microsoft.com/office/drawing/2016/5/14/chartex" xmlns:mc="http://schemas.openxmlformats.org/markup-compatibility/2006" xmlns:aink="http://schemas.microsoft.com/office/drawing/2016/ink" xmlns:am3d="http://schemas.microsoft.com/office/drawing/2017/model3d" xmlns:o="urn:schemas-microsoft-com:office:office" xmlns:oel="http://schemas.microsoft.com/office/2019/extlst" xmlns:r="http://schemas.openxmlformats.org/officeDocument/2006/relationships" xmlns:m="http://schemas.openxmlformats.org/officeDocument/2006/math" xmlns:v="urn:schemas-microsoft-com:vml" xmlns:wp14="http://schemas.microsoft.com/office/word/2010/wordprocessingDrawing" xmlns:wp="http://schemas.openxmlformats.org/drawingml/2006/wordprocessingDrawing" xmlns:w10="urn:schemas-microsoft-com:office:word" xmlns:w="http://schemas.openxmlformats.org/wordprocessingml/2006/main" xmlns:w14="http://schemas.microsoft.com/office/word/2010/wordml" xmlns:w15="http://schemas.microsoft.com/office/word/2012/wordml" xmlns:w16cex="http://schemas.microsoft.com/office/word/2018/wordml/cex" xmlns:w16cid="http://schemas.microsoft.com/office/word/2016/wordml/cid" xmlns:w16="http://schemas.microsoft.com/office/word/2018/wordml" xmlns:w16du="http://schemas.microsoft.com/office/word/2023/wordml/word16du" xmlns:w16sdtdh="http://schemas.microsoft.com/office/word/2020/wordml/sdtdatahash" xmlns:w16sdtfl="http://schemas.microsoft.com/office/word/2024/wordml/sdtformatlock" xmlns:w16se="http://schemas.microsoft.com/office/word/2015/wordml/symex" xmlns:wpg="http://schemas.microsoft.com/office/word/2010/wordprocessingGroup" xmlns:wpi="http://schemas.microsoft.com/office/word/2010/wordprocessingInk" xmlns:wne="http://schemas.microsoft.com/office/word/2006/wordml" xmlns:wps="http://schemas.microsoft.com/office/word/2010/wordprocessingShape" mc:Ignorable="w14 w15 w16se w16cid w16 w16cex w16sdtdh w16sdtfl w16du wp14">
+  <w:footnote w:type="separator" w:id="-1">
+    <w:p>
+      <w:pPr>
+        <w:spacing w:after="0" w:line="240" w:lineRule="auto"/>
+      </w:pPr>
+      <w:r>
+        <w:separator/>
+      </w:r>
+    </w:p>
+  </w:footnote>
+  <w:footnote w:type="continuationSeparator" w:id="0">
+    <w:p>
+      <w:pPr>
+        <w:spacing w:after="0" w:line="240" w:lineRule="auto"/>
+      </w:pPr>
+      <w:r>
+        <w:continuationSeparator/>
+      </w:r>
+    </w:p>
+  </w:footnote>
+</w:footnotes>
+</file>
+
+<file path=word/numbering.xml><?xml version="1.0" encoding="utf-8"?>
+<w:numbering xmlns:wpc="http://schemas.microsoft.com/office/word/2010/wordprocessingCanvas" xmlns:cx="http://schemas.microsoft.com/office/drawing/2014/chartex" xmlns:cx1="http://schemas.microsoft.com/office/drawing/2015/9/8/chartex" xmlns:cx2="http://schemas.microsoft.com/office/drawing/2015/10/21/chartex" xmlns:cx3="http://schemas.microsoft.com/office/drawing/2016/5/9/chartex" xmlns:cx4="http://schemas.microsoft.com/office/drawing/2016/5/10/chartex" xmlns:cx5="http://schemas.microsoft.com/office/drawing/2016/5/11/chartex" xmlns:cx6="http://schemas.microsoft.com/office/drawing/2016/5/12/chartex" xmlns:cx7="http://schemas.microsoft.com/office/drawing/2016/5/13/chartex" xmlns:cx8="http://schemas.microsoft.com/office/drawing/2016/5/14/chartex" xmlns:mc="http://schemas.openxmlformats.org/markup-compatibility/2006" xmlns:aink="http://schemas.microsoft.com/office/drawing/2016/ink" xmlns:am3d="http://schemas.microsoft.com/office/drawing/2017/model3d" xmlns:o="urn:schemas-microsoft-com:office:office" xmlns:oel="http://schemas.microsoft.com/office/2019/extlst" xmlns:r="http://schemas.openxmlformats.org/officeDocument/2006/relationships" xmlns:m="http://schemas.openxmlformats.org/officeDocument/2006/math" xmlns:v="urn:schemas-microsoft-com:vml" xmlns:wp14="http://schemas.microsoft.com/office/word/2010/wordprocessingDrawing" xmlns:wp="http://schemas.openxmlformats.org/drawingml/2006/wordprocessingDrawing" xmlns:w10="urn:schemas-microsoft-com:office:word" xmlns:w="http://schemas.openxmlformats.org/wordprocessingml/2006/main" xmlns:w14="http://schemas.microsoft.com/office/word/2010/wordml" xmlns:w15="http://schemas.microsoft.com/office/word/2012/wordml" xmlns:w16cex="http://schemas.microsoft.com/office/word/2018/wordml/cex" xmlns:w16cid="http://schemas.microsoft.com/office/word/2016/wordml/cid" xmlns:w16="http://schemas.microsoft.com/office/word/2018/wordml" xmlns:w16du="http://schemas.microsoft.com/office/word/2023/wordml/word16du" xmlns:w16sdtdh="http://schemas.microsoft.com/office/word/2020/wordml/sdtdatahash" xmlns:w16sdtfl="http://schemas.microsoft.com/office/word/2024/wordml/sdtformatlock" xmlns:w16se="http://schemas.microsoft.com/office/word/2015/wordml/symex" xmlns:wpg="http://schemas.microsoft.com/office/word/2010/wordprocessingGroup" xmlns:wpi="http://schemas.microsoft.com/office/word/2010/wordprocessingInk" xmlns:wne="http://schemas.microsoft.com/office/word/2006/wordml" xmlns:wps="http://schemas.microsoft.com/office/word/2010/wordprocessingShape" mc:Ignorable="w14 w15 w16se w16cid w16 w16cex w16sdtdh w16sdtfl w16du wp14">
+  <w:abstractNum w:abstractNumId="0" w15:restartNumberingAfterBreak="0">
+    <w:nsid w:val="15FA4A94"/>
+    <w:multiLevelType w:val="multilevel"/>
+    <w:tmpl w:val="894EDC22"/>
+    <w:lvl w:ilvl="0">
+      <w:start w:val="1"/>
+      <w:numFmt w:val="bullet"/>
+      <w:lvlText w:val=""/>
+      <w:lvlJc w:val="left"/>
+      <w:pPr>
+        <w:tabs>
+          <w:tab w:val="num" w:pos="720"/>
+        </w:tabs>
+        <w:ind w:left="720" w:hanging="360"/>
+      </w:pPr>
+      <w:rPr>
+        <w:rFonts w:ascii="Symbol" w:hAnsi="Symbol" w:hint="default"/>
+        <w:sz w:val="20"/>
+      </w:rPr>
+    </w:lvl>
+    <w:lvl w:ilvl="1" w:tentative="1">
+      <w:start w:val="1"/>
+      <w:numFmt w:val="bullet"/>
+      <w:lvlText w:val="o"/>
+      <w:lvlJc w:val="left"/>
+      <w:pPr>
+        <w:tabs>
+          <w:tab w:val="num" w:pos="1440"/>
+        </w:tabs>
+        <w:ind w:left="1440" w:hanging="360"/>
+      </w:pPr>
+      <w:rPr>
+        <w:rFonts w:ascii="Courier New" w:hAnsi="Courier New" w:hint="default"/>
+        <w:sz w:val="20"/>
+      </w:rPr>
+    </w:lvl>
+    <w:lvl w:ilvl="2" w:tentative="1">
+      <w:start w:val="1"/>
+      <w:numFmt w:val="bullet"/>
+      <w:lvlText w:val=""/>
+      <w:lvlJc w:val="left"/>
+      <w:pPr>
+        <w:tabs>
+          <w:tab w:val="num" w:pos="2160"/>
+        </w:tabs>
+        <w:ind w:left="2160" w:hanging="360"/>
+      </w:pPr>
+      <w:rPr>
+        <w:rFonts w:ascii="Wingdings" w:hAnsi="Wingdings" w:hint="default"/>
+        <w:sz w:val="20"/>
+      </w:rPr>
+    </w:lvl>
+    <w:lvl w:ilvl="3" w:tentative="1">
+      <w:start w:val="1"/>
+      <w:numFmt w:val="bullet"/>
+      <w:lvlText w:val=""/>
+      <w:lvlJc w:val="left"/>
+      <w:pPr>
+        <w:tabs>
+          <w:tab w:val="num" w:pos="2880"/>
+        </w:tabs>
+        <w:ind w:left="2880" w:hanging="360"/>
+      </w:pPr>
+      <w:rPr>
+        <w:rFonts w:ascii="Wingdings" w:hAnsi="Wingdings" w:hint="default"/>
+        <w:sz w:val="20"/>
+      </w:rPr>
+    </w:lvl>
+    <w:lvl w:ilvl="4" w:tentative="1">
+      <w:start w:val="1"/>
+      <w:numFmt w:val="bullet"/>
+      <w:lvlText w:val=""/>
+      <w:lvlJc w:val="left"/>
+      <w:pPr>
+        <w:tabs>
+          <w:tab w:val="num" w:pos="3600"/>
+        </w:tabs>
+        <w:ind w:left="3600" w:hanging="360"/>
+      </w:pPr>
+      <w:rPr>
+        <w:rFonts w:ascii="Wingdings" w:hAnsi="Wingdings" w:hint="default"/>
+        <w:sz w:val="20"/>
+      </w:rPr>
+    </w:lvl>
+    <w:lvl w:ilvl="5" w:tentative="1">
+      <w:start w:val="1"/>
+      <w:numFmt w:val="bullet"/>
+      <w:lvlText w:val=""/>
+      <w:lvlJc w:val="left"/>
+      <w:pPr>
+        <w:tabs>
+          <w:tab w:val="num" w:pos="4320"/>
+        </w:tabs>
+        <w:ind w:left="4320" w:hanging="360"/>
+      </w:pPr>
+      <w:rPr>
+        <w:rFonts w:ascii="Wingdings" w:hAnsi="Wingdings" w:hint="default"/>
+        <w:sz w:val="20"/>
+      </w:rPr>
+    </w:lvl>
+    <w:lvl w:ilvl="6" w:tentative="1">
+      <w:start w:val="1"/>
+      <w:numFmt w:val="bullet"/>
+      <w:lvlText w:val=""/>
+      <w:lvlJc w:val="left"/>
+      <w:pPr>
+        <w:tabs>
+          <w:tab w:val="num" w:pos="5040"/>
+        </w:tabs>
+        <w:ind w:left="5040" w:hanging="360"/>
+      </w:pPr>
+      <w:rPr>
+        <w:rFonts w:ascii="Wingdings" w:hAnsi="Wingdings" w:hint="default"/>
+        <w:sz w:val="20"/>
+      </w:rPr>
+    </w:lvl>
+    <w:lvl w:ilvl="7" w:tentative="1">
+      <w:start w:val="1"/>
+      <w:numFmt w:val="bullet"/>
+      <w:lvlText w:val=""/>
+      <w:lvlJc w:val="left"/>
+      <w:pPr>
+        <w:tabs>
+          <w:tab w:val="num" w:pos="5760"/>
+        </w:tabs>
+        <w:ind w:left="5760" w:hanging="360"/>
+      </w:pPr>
+      <w:rPr>
+        <w:rFonts w:ascii="Wingdings" w:hAnsi="Wingdings" w:hint="default"/>
+        <w:sz w:val="20"/>
+      </w:rPr>
+    </w:lvl>
+    <w:lvl w:ilvl="8" w:tentative="1">
+      <w:start w:val="1"/>
+      <w:numFmt w:val="bullet"/>
+      <w:lvlText w:val=""/>
+      <w:lvlJc w:val="left"/>
+      <w:pPr>
+        <w:tabs>
+          <w:tab w:val="num" w:pos="6480"/>
+        </w:tabs>
+        <w:ind w:left="6480" w:hanging="360"/>
+      </w:pPr>
+      <w:rPr>
+        <w:rFonts w:ascii="Wingdings" w:hAnsi="Wingdings" w:hint="default"/>
+        <w:sz w:val="20"/>
+      </w:rPr>
+    </w:lvl>
+  </w:abstractNum>
+  <w:abstractNum w:abstractNumId="1" w15:restartNumberingAfterBreak="0">
+    <w:nsid w:val="2E6F17CA"/>
+    <w:multiLevelType w:val="multilevel"/>
+    <w:tmpl w:val="9E4682DC"/>
+    <w:lvl w:ilvl="0">
+      <w:start w:val="1"/>
+      <w:numFmt w:val="decimal"/>
+      <w:lvlText w:val="%1."/>
+      <w:lvlJc w:val="left"/>
+      <w:pPr>
+        <w:tabs>
+          <w:tab w:val="num" w:pos="720"/>
+        </w:tabs>
+        <w:ind w:left="720" w:hanging="360"/>
+      </w:pPr>
+    </w:lvl>
+    <w:lvl w:ilvl="1" w:tentative="1">
+      <w:start w:val="1"/>
+      <w:numFmt w:val="decimal"/>
+      <w:lvlText w:val="%2."/>
+      <w:lvlJc w:val="left"/>
+      <w:pPr>
+        <w:tabs>
+          <w:tab w:val="num" w:pos="1440"/>
+        </w:tabs>
+        <w:ind w:left="1440" w:hanging="360"/>
+      </w:pPr>
+    </w:lvl>
+    <w:lvl w:ilvl="2" w:tentative="1">
+      <w:start w:val="1"/>
+      <w:numFmt w:val="decimal"/>
+      <w:lvlText w:val="%3."/>
+      <w:lvlJc w:val="left"/>
+      <w:pPr>
+        <w:tabs>
+          <w:tab w:val="num" w:pos="2160"/>
+        </w:tabs>
+        <w:ind w:left="2160" w:hanging="360"/>
+      </w:pPr>
+    </w:lvl>
+    <w:lvl w:ilvl="3" w:tentative="1">
+      <w:start w:val="1"/>
+      <w:numFmt w:val="decimal"/>
+      <w:lvlText w:val="%4."/>
+      <w:lvlJc w:val="left"/>
+      <w:pPr>
+        <w:tabs>
+          <w:tab w:val="num" w:pos="2880"/>
+        </w:tabs>
+        <w:ind w:left="2880" w:hanging="360"/>
+      </w:pPr>
+    </w:lvl>
+    <w:lvl w:ilvl="4" w:tentative="1">
+      <w:start w:val="1"/>
+      <w:numFmt w:val="decimal"/>
+      <w:lvlText w:val="%5."/>
+      <w:lvlJc w:val="left"/>
+      <w:pPr>
+        <w:tabs>
+          <w:tab w:val="num" w:pos="3600"/>
+        </w:tabs>
+        <w:ind w:left="3600" w:hanging="360"/>
+      </w:pPr>
+    </w:lvl>
+    <w:lvl w:ilvl="5" w:tentative="1">
+      <w:start w:val="1"/>
+      <w:numFmt w:val="decimal"/>
+      <w:lvlText w:val="%6."/>
+      <w:lvlJc w:val="left"/>
+      <w:pPr>
+        <w:tabs>
+          <w:tab w:val="num" w:pos="4320"/>
+        </w:tabs>
+        <w:ind w:left="4320" w:hanging="360"/>
+      </w:pPr>
+    </w:lvl>
+    <w:lvl w:ilvl="6" w:tentative="1">
+      <w:start w:val="1"/>
+      <w:numFmt w:val="decimal"/>
+      <w:lvlText w:val="%7."/>
+      <w:lvlJc w:val="left"/>
+      <w:pPr>
+        <w:tabs>
+          <w:tab w:val="num" w:pos="5040"/>
+        </w:tabs>
+        <w:ind w:left="5040" w:hanging="360"/>
+      </w:pPr>
+    </w:lvl>
+    <w:lvl w:ilvl="7" w:tentative="1">
+      <w:start w:val="1"/>
+      <w:numFmt w:val="decimal"/>
+      <w:lvlText w:val="%8."/>
+      <w:lvlJc w:val="left"/>
+      <w:pPr>
+        <w:tabs>
+          <w:tab w:val="num" w:pos="5760"/>
+        </w:tabs>
+        <w:ind w:left="5760" w:hanging="360"/>
+      </w:pPr>
+    </w:lvl>
+    <w:lvl w:ilvl="8" w:tentative="1">
+      <w:start w:val="1"/>
+      <w:numFmt w:val="decimal"/>
+      <w:lvlText w:val="%9."/>
+      <w:lvlJc w:val="left"/>
+      <w:pPr>
+        <w:tabs>
+          <w:tab w:val="num" w:pos="6480"/>
+        </w:tabs>
+        <w:ind w:left="6480" w:hanging="360"/>
+      </w:pPr>
+    </w:lvl>
+  </w:abstractNum>
+  <w:abstractNum w:abstractNumId="2" w15:restartNumberingAfterBreak="0">
+    <w:nsid w:val="3472399F"/>
+    <w:multiLevelType w:val="multilevel"/>
+    <w:tmpl w:val="79401522"/>
+    <w:lvl w:ilvl="0">
+      <w:start w:val="1"/>
+      <w:numFmt w:val="bullet"/>
+      <w:lvlText w:val=""/>
+      <w:lvlJc w:val="left"/>
+      <w:pPr>
+        <w:tabs>
+          <w:tab w:val="num" w:pos="720"/>
+        </w:tabs>
+        <w:ind w:left="720" w:hanging="360"/>
+      </w:pPr>
+      <w:rPr>
+        <w:rFonts w:ascii="Symbol" w:hAnsi="Symbol" w:hint="default"/>
+        <w:sz w:val="20"/>
+      </w:rPr>
+    </w:lvl>
+    <w:lvl w:ilvl="1" w:tentative="1">
+      <w:start w:val="1"/>
+      <w:numFmt w:val="bullet"/>
+      <w:lvlText w:val="o"/>
+      <w:lvlJc w:val="left"/>
+      <w:pPr>
+        <w:tabs>
+          <w:tab w:val="num" w:pos="1440"/>
+        </w:tabs>
+        <w:ind w:left="1440" w:hanging="360"/>
+      </w:pPr>
+      <w:rPr>
+        <w:rFonts w:ascii="Courier New" w:hAnsi="Courier New" w:hint="default"/>
+        <w:sz w:val="20"/>
+      </w:rPr>
+    </w:lvl>
+    <w:lvl w:ilvl="2" w:tentative="1">
+      <w:start w:val="1"/>
+      <w:numFmt w:val="bullet"/>
+      <w:lvlText w:val=""/>
+      <w:lvlJc w:val="left"/>
+      <w:pPr>
+        <w:tabs>
+          <w:tab w:val="num" w:pos="2160"/>
+        </w:tabs>
+        <w:ind w:left="2160" w:hanging="360"/>
+      </w:pPr>
+      <w:rPr>
+        <w:rFonts w:ascii="Wingdings" w:hAnsi="Wingdings" w:hint="default"/>
+        <w:sz w:val="20"/>
+      </w:rPr>
+    </w:lvl>
+    <w:lvl w:ilvl="3" w:tentative="1">
+      <w:start w:val="1"/>
+      <w:numFmt w:val="bullet"/>
+      <w:lvlText w:val=""/>
+      <w:lvlJc w:val="left"/>
+      <w:pPr>
+        <w:tabs>
+          <w:tab w:val="num" w:pos="2880"/>
+        </w:tabs>
+        <w:ind w:left="2880" w:hanging="360"/>
+      </w:pPr>
+      <w:rPr>
+        <w:rFonts w:ascii="Wingdings" w:hAnsi="Wingdings" w:hint="default"/>
+        <w:sz w:val="20"/>
+      </w:rPr>
+    </w:lvl>
+    <w:lvl w:ilvl="4" w:tentative="1">
+      <w:start w:val="1"/>
+      <w:numFmt w:val="bullet"/>
+      <w:lvlText w:val=""/>
+      <w:lvlJc w:val="left"/>
+      <w:pPr>
+        <w:tabs>
+          <w:tab w:val="num" w:pos="3600"/>
+        </w:tabs>
+        <w:ind w:left="3600" w:hanging="360"/>
+      </w:pPr>
+      <w:rPr>
+        <w:rFonts w:ascii="Wingdings" w:hAnsi="Wingdings" w:hint="default"/>
+        <w:sz w:val="20"/>
+      </w:rPr>
+    </w:lvl>
+    <w:lvl w:ilvl="5" w:tentative="1">
+      <w:start w:val="1"/>
+      <w:numFmt w:val="bullet"/>
+      <w:lvlText w:val=""/>
+      <w:lvlJc w:val="left"/>
+      <w:pPr>
+        <w:tabs>
+          <w:tab w:val="num" w:pos="4320"/>
+        </w:tabs>
+        <w:ind w:left="4320" w:hanging="360"/>
+      </w:pPr>
+      <w:rPr>
+        <w:rFonts w:ascii="Wingdings" w:hAnsi="Wingdings" w:hint="default"/>
+        <w:sz w:val="20"/>
+      </w:rPr>
+    </w:lvl>
+    <w:lvl w:ilvl="6" w:tentative="1">
+      <w:start w:val="1"/>
+      <w:numFmt w:val="bullet"/>
+      <w:lvlText w:val=""/>
+      <w:lvlJc w:val="left"/>
+      <w:pPr>
+        <w:tabs>
+          <w:tab w:val="num" w:pos="5040"/>
+        </w:tabs>
+        <w:ind w:left="5040" w:hanging="360"/>
+      </w:pPr>
+      <w:rPr>
+        <w:rFonts w:ascii="Wingdings" w:hAnsi="Wingdings" w:hint="default"/>
+        <w:sz w:val="20"/>
+      </w:rPr>
+    </w:lvl>
+    <w:lvl w:ilvl="7" w:tentative="1">
+      <w:start w:val="1"/>
+      <w:numFmt w:val="bullet"/>
+      <w:lvlText w:val=""/>
+      <w:lvlJc w:val="left"/>
+      <w:pPr>
+        <w:tabs>
+          <w:tab w:val="num" w:pos="5760"/>
+        </w:tabs>
+        <w:ind w:left="5760" w:hanging="360"/>
+      </w:pPr>
+      <w:rPr>
+        <w:rFonts w:ascii="Wingdings" w:hAnsi="Wingdings" w:hint="default"/>
+        <w:sz w:val="20"/>
+      </w:rPr>
+    </w:lvl>
+    <w:lvl w:ilvl="8" w:tentative="1">
+      <w:start w:val="1"/>
+      <w:numFmt w:val="bullet"/>
+      <w:lvlText w:val=""/>
+      <w:lvlJc w:val="left"/>
+      <w:pPr>
+        <w:tabs>
+          <w:tab w:val="num" w:pos="6480"/>
+        </w:tabs>
+        <w:ind w:left="6480" w:hanging="360"/>
+      </w:pPr>
+      <w:rPr>
+        <w:rFonts w:ascii="Wingdings" w:hAnsi="Wingdings" w:hint="default"/>
+        <w:sz w:val="20"/>
+      </w:rPr>
+    </w:lvl>
+  </w:abstractNum>
+  <w:abstractNum w:abstractNumId="3" w15:restartNumberingAfterBreak="0">
+    <w:nsid w:val="64E43C56"/>
+    <w:multiLevelType w:val="multilevel"/>
+    <w:tmpl w:val="E4181B3A"/>
+    <w:lvl w:ilvl="0">
+      <w:start w:val="1"/>
+      <w:numFmt w:val="bullet"/>
+      <w:lvlText w:val=""/>
+      <w:lvlJc w:val="left"/>
+      <w:pPr>
+        <w:tabs>
+          <w:tab w:val="num" w:pos="720"/>
+        </w:tabs>
+        <w:ind w:left="720" w:hanging="360"/>
+      </w:pPr>
+      <w:rPr>
+        <w:rFonts w:ascii="Symbol" w:hAnsi="Symbol" w:hint="default"/>
+        <w:sz w:val="20"/>
+      </w:rPr>
+    </w:lvl>
+    <w:lvl w:ilvl="1" w:tentative="1">
+      <w:start w:val="1"/>
+      <w:numFmt w:val="bullet"/>
+      <w:lvlText w:val="o"/>
+      <w:lvlJc w:val="left"/>
+      <w:pPr>
+        <w:tabs>
+          <w:tab w:val="num" w:pos="1440"/>
+        </w:tabs>
+        <w:ind w:left="1440" w:hanging="360"/>
+      </w:pPr>
+      <w:rPr>
+        <w:rFonts w:ascii="Courier New" w:hAnsi="Courier New" w:hint="default"/>
+        <w:sz w:val="20"/>
+      </w:rPr>
+    </w:lvl>
+    <w:lvl w:ilvl="2" w:tentative="1">
+      <w:start w:val="1"/>
+      <w:numFmt w:val="bullet"/>
+      <w:lvlText w:val=""/>
+      <w:lvlJc w:val="left"/>
+      <w:pPr>
+        <w:tabs>
+          <w:tab w:val="num" w:pos="2160"/>
+        </w:tabs>
+        <w:ind w:left="2160" w:hanging="360"/>
+      </w:pPr>
+      <w:rPr>
+        <w:rFonts w:ascii="Wingdings" w:hAnsi="Wingdings" w:hint="default"/>
+        <w:sz w:val="20"/>
+      </w:rPr>
+    </w:lvl>
+    <w:lvl w:ilvl="3" w:tentative="1">
+      <w:start w:val="1"/>
+      <w:numFmt w:val="bullet"/>
+      <w:lvlText w:val=""/>
+      <w:lvlJc w:val="left"/>
+      <w:pPr>
+        <w:tabs>
+          <w:tab w:val="num" w:pos="2880"/>
+        </w:tabs>
+        <w:ind w:left="2880" w:hanging="360"/>
+      </w:pPr>
+      <w:rPr>
+        <w:rFonts w:ascii="Wingdings" w:hAnsi="Wingdings" w:hint="default"/>
+        <w:sz w:val="20"/>
+      </w:rPr>
+    </w:lvl>
+    <w:lvl w:ilvl="4" w:tentative="1">
+      <w:start w:val="1"/>
+      <w:numFmt w:val="bullet"/>
+      <w:lvlText w:val=""/>
+      <w:lvlJc w:val="left"/>
+      <w:pPr>
+        <w:tabs>
+          <w:tab w:val="num" w:pos="3600"/>
+        </w:tabs>
+        <w:ind w:left="3600" w:hanging="360"/>
+      </w:pPr>
+      <w:rPr>
+        <w:rFonts w:ascii="Wingdings" w:hAnsi="Wingdings" w:hint="default"/>
+        <w:sz w:val="20"/>
+      </w:rPr>
+    </w:lvl>
+    <w:lvl w:ilvl="5" w:tentative="1">
+      <w:start w:val="1"/>
+      <w:numFmt w:val="bullet"/>
+      <w:lvlText w:val=""/>
+      <w:lvlJc w:val="left"/>
+      <w:pPr>
+        <w:tabs>
+          <w:tab w:val="num" w:pos="4320"/>
+        </w:tabs>
+        <w:ind w:left="4320" w:hanging="360"/>
+      </w:pPr>
+      <w:rPr>
+        <w:rFonts w:ascii="Wingdings" w:hAnsi="Wingdings" w:hint="default"/>
+        <w:sz w:val="20"/>
+      </w:rPr>
+    </w:lvl>
+    <w:lvl w:ilvl="6" w:tentative="1">
+      <w:start w:val="1"/>
+      <w:numFmt w:val="bullet"/>
+      <w:lvlText w:val=""/>
+      <w:lvlJc w:val="left"/>
+      <w:pPr>
+        <w:tabs>
+          <w:tab w:val="num" w:pos="5040"/>
+        </w:tabs>
+        <w:ind w:left="5040" w:hanging="360"/>
+      </w:pPr>
+      <w:rPr>
+        <w:rFonts w:ascii="Wingdings" w:hAnsi="Wingdings" w:hint="default"/>
+        <w:sz w:val="20"/>
+      </w:rPr>
+    </w:lvl>
+    <w:lvl w:ilvl="7" w:tentative="1">
+      <w:start w:val="1"/>
+      <w:numFmt w:val="bullet"/>
+      <w:lvlText w:val=""/>
+      <w:lvlJc w:val="left"/>
+      <w:pPr>
+        <w:tabs>
+          <w:tab w:val="num" w:pos="5760"/>
+        </w:tabs>
+        <w:ind w:left="5760" w:hanging="360"/>
+      </w:pPr>
+      <w:rPr>
+        <w:rFonts w:ascii="Wingdings" w:hAnsi="Wingdings" w:hint="default"/>
+        <w:sz w:val="20"/>
+      </w:rPr>
+    </w:lvl>
+    <w:lvl w:ilvl="8" w:tentative="1">
+      <w:start w:val="1"/>
+      <w:numFmt w:val="bullet"/>
+      <w:lvlText w:val=""/>
+      <w:lvlJc w:val="left"/>
+      <w:pPr>
+        <w:tabs>
+          <w:tab w:val="num" w:pos="6480"/>
+        </w:tabs>
+        <w:ind w:left="6480" w:hanging="360"/>
+      </w:pPr>
+      <w:rPr>
+        <w:rFonts w:ascii="Wingdings" w:hAnsi="Wingdings" w:hint="default"/>
+        <w:sz w:val="20"/>
+      </w:rPr>
+    </w:lvl>
+  </w:abstractNum>
+  <w:abstractNum w:abstractNumId="4" w15:restartNumberingAfterBreak="0">
+    <w:nsid w:val="737807AB"/>
+    <w:multiLevelType w:val="multilevel"/>
+    <w:tmpl w:val="BEBA9FC8"/>
+    <w:lvl w:ilvl="0">
+      <w:start w:val="1"/>
+      <w:numFmt w:val="decimal"/>
+      <w:lvlText w:val="%1."/>
+      <w:lvlJc w:val="left"/>
+      <w:pPr>
+        <w:tabs>
+          <w:tab w:val="num" w:pos="720"/>
+        </w:tabs>
+        <w:ind w:left="720" w:hanging="360"/>
+      </w:pPr>
+    </w:lvl>
+    <w:lvl w:ilvl="1" w:tentative="1">
+      <w:start w:val="1"/>
+      <w:numFmt w:val="decimal"/>
+      <w:lvlText w:val="%2."/>
+      <w:lvlJc w:val="left"/>
+      <w:pPr>
+        <w:tabs>
+          <w:tab w:val="num" w:pos="1440"/>
+        </w:tabs>
+        <w:ind w:left="1440" w:hanging="360"/>
+      </w:pPr>
+    </w:lvl>
+    <w:lvl w:ilvl="2" w:tentative="1">
+      <w:start w:val="1"/>
+      <w:numFmt w:val="decimal"/>
+      <w:lvlText w:val="%3."/>
+      <w:lvlJc w:val="left"/>
+      <w:pPr>
+        <w:tabs>
+          <w:tab w:val="num" w:pos="2160"/>
+        </w:tabs>
+        <w:ind w:left="2160" w:hanging="360"/>
+      </w:pPr>
+    </w:lvl>
+    <w:lvl w:ilvl="3" w:tentative="1">
+      <w:start w:val="1"/>
+      <w:numFmt w:val="decimal"/>
+      <w:lvlText w:val="%4."/>
+      <w:lvlJc w:val="left"/>
+      <w:pPr>
+        <w:tabs>
+          <w:tab w:val="num" w:pos="2880"/>
+        </w:tabs>
+        <w:ind w:left="2880" w:hanging="360"/>
+      </w:pPr>
+    </w:lvl>
+    <w:lvl w:ilvl="4" w:tentative="1">
+      <w:start w:val="1"/>
+      <w:numFmt w:val="decimal"/>
+      <w:lvlText w:val="%5."/>
+      <w:lvlJc w:val="left"/>
+      <w:pPr>
+        <w:tabs>
+          <w:tab w:val="num" w:pos="3600"/>
+        </w:tabs>
+        <w:ind w:left="3600" w:hanging="360"/>
+      </w:pPr>
+    </w:lvl>
+    <w:lvl w:ilvl="5" w:tentative="1">
+      <w:start w:val="1"/>
+      <w:numFmt w:val="decimal"/>
+      <w:lvlText w:val="%6."/>
+      <w:lvlJc w:val="left"/>
+      <w:pPr>
+        <w:tabs>
+          <w:tab w:val="num" w:pos="4320"/>
+        </w:tabs>
+        <w:ind w:left="4320" w:hanging="360"/>
+      </w:pPr>
+    </w:lvl>
+    <w:lvl w:ilvl="6" w:tentative="1">
+      <w:start w:val="1"/>
+      <w:numFmt w:val="decimal"/>
+      <w:lvlText w:val="%7."/>
+      <w:lvlJc w:val="left"/>
+      <w:pPr>
+        <w:tabs>
+          <w:tab w:val="num" w:pos="5040"/>
+        </w:tabs>
+        <w:ind w:left="5040" w:hanging="360"/>
+      </w:pPr>
+    </w:lvl>
+    <w:lvl w:ilvl="7" w:tentative="1">
+      <w:start w:val="1"/>
+      <w:numFmt w:val="decimal"/>
+      <w:lvlText w:val="%8."/>
+      <w:lvlJc w:val="left"/>
+      <w:pPr>
+        <w:tabs>
+          <w:tab w:val="num" w:pos="5760"/>
+        </w:tabs>
+        <w:ind w:left="5760" w:hanging="360"/>
+      </w:pPr>
+    </w:lvl>
+    <w:lvl w:ilvl="8" w:tentative="1">
+      <w:start w:val="1"/>
+      <w:numFmt w:val="decimal"/>
+      <w:lvlText w:val="%9."/>
+      <w:lvlJc w:val="left"/>
+      <w:pPr>
+        <w:tabs>
+          <w:tab w:val="num" w:pos="6480"/>
+        </w:tabs>
+        <w:ind w:left="6480" w:hanging="360"/>
+      </w:pPr>
+    </w:lvl>
+  </w:abstractNum>
+  <w:num w:numId="1" w16cid:durableId="1402218339">
+    <w:abstractNumId w:val="1"/>
+  </w:num>
+  <w:num w:numId="2" w16cid:durableId="329213752">
+    <w:abstractNumId w:val="4"/>
+  </w:num>
+  <w:num w:numId="3" w16cid:durableId="1558130745">
+    <w:abstractNumId w:val="0"/>
+  </w:num>
+  <w:num w:numId="4" w16cid:durableId="2075160212">
+    <w:abstractNumId w:val="2"/>
+  </w:num>
+  <w:num w:numId="5" w16cid:durableId="2058970507">
+    <w:abstractNumId w:val="3"/>
+  </w:num>
+</w:numbering>
 </file>
 
 <file path=word/styles.xml><?xml version="1.0" encoding="utf-8"?>
@@ -904,7 +6564,6 @@
     <w:next w:val="Normal"/>
     <w:link w:val="Heading2Char"/>
     <w:uiPriority w:val="9"/>
-    <w:semiHidden/>
     <w:unhideWhenUsed/>
     <w:qFormat/>
     <w:rsid w:val="00224257"/>
@@ -1120,7 +6779,6 @@
     <w:basedOn w:val="DefaultParagraphFont"/>
     <w:link w:val="Heading2"/>
     <w:uiPriority w:val="9"/>
-    <w:semiHidden/>
     <w:rsid w:val="00224257"/>
     <w:rPr>
       <w:rFonts w:asciiTheme="majorHAnsi" w:eastAsiaTheme="majorEastAsia" w:hAnsiTheme="majorHAnsi" w:cstheme="majorBidi"/>
@@ -1426,6 +7084,85 @@
       <w:color w:val="96607D" w:themeColor="followedHyperlink"/>
       <w:u w:val="single"/>
     </w:rPr>
+  </w:style>
+  <w:style w:type="paragraph" w:styleId="Header">
+    <w:name w:val="header"/>
+    <w:basedOn w:val="Normal"/>
+    <w:link w:val="HeaderChar"/>
+    <w:uiPriority w:val="99"/>
+    <w:unhideWhenUsed/>
+    <w:rsid w:val="009529E2"/>
+    <w:pPr>
+      <w:tabs>
+        <w:tab w:val="center" w:pos="4513"/>
+        <w:tab w:val="right" w:pos="9026"/>
+      </w:tabs>
+      <w:spacing w:after="0" w:line="240" w:lineRule="auto"/>
+    </w:pPr>
+  </w:style>
+  <w:style w:type="character" w:customStyle="1" w:styleId="HeaderChar">
+    <w:name w:val="Header Char"/>
+    <w:basedOn w:val="DefaultParagraphFont"/>
+    <w:link w:val="Header"/>
+    <w:uiPriority w:val="99"/>
+    <w:rsid w:val="009529E2"/>
+  </w:style>
+  <w:style w:type="paragraph" w:styleId="Footer">
+    <w:name w:val="footer"/>
+    <w:basedOn w:val="Normal"/>
+    <w:link w:val="FooterChar"/>
+    <w:uiPriority w:val="99"/>
+    <w:unhideWhenUsed/>
+    <w:rsid w:val="009529E2"/>
+    <w:pPr>
+      <w:tabs>
+        <w:tab w:val="center" w:pos="4513"/>
+        <w:tab w:val="right" w:pos="9026"/>
+      </w:tabs>
+      <w:spacing w:after="0" w:line="240" w:lineRule="auto"/>
+    </w:pPr>
+  </w:style>
+  <w:style w:type="character" w:customStyle="1" w:styleId="FooterChar">
+    <w:name w:val="Footer Char"/>
+    <w:basedOn w:val="DefaultParagraphFont"/>
+    <w:link w:val="Footer"/>
+    <w:uiPriority w:val="99"/>
+    <w:rsid w:val="009529E2"/>
+  </w:style>
+  <w:style w:type="paragraph" w:customStyle="1" w:styleId="FirstParagraph">
+    <w:name w:val="First Paragraph"/>
+    <w:basedOn w:val="BodyText"/>
+    <w:next w:val="BodyText"/>
+    <w:qFormat/>
+    <w:rsid w:val="00CE4EDE"/>
+    <w:pPr>
+      <w:spacing w:before="180" w:after="180" w:line="240" w:lineRule="auto"/>
+    </w:pPr>
+    <w:rPr>
+      <w:kern w:val="0"/>
+      <w:lang w:val="en-US"/>
+      <w14:ligatures w14:val="none"/>
+    </w:rPr>
+  </w:style>
+  <w:style w:type="paragraph" w:styleId="BodyText">
+    <w:name w:val="Body Text"/>
+    <w:basedOn w:val="Normal"/>
+    <w:link w:val="BodyTextChar"/>
+    <w:uiPriority w:val="99"/>
+    <w:semiHidden/>
+    <w:unhideWhenUsed/>
+    <w:rsid w:val="00CE4EDE"/>
+    <w:pPr>
+      <w:spacing w:after="120"/>
+    </w:pPr>
+  </w:style>
+  <w:style w:type="character" w:customStyle="1" w:styleId="BodyTextChar">
+    <w:name w:val="Body Text Char"/>
+    <w:basedOn w:val="DefaultParagraphFont"/>
+    <w:link w:val="BodyText"/>
+    <w:uiPriority w:val="99"/>
+    <w:semiHidden/>
+    <w:rsid w:val="00CE4EDE"/>
   </w:style>
 </w:styles>
 </file>

--- a/docs/COS 214 Project PDF.docx
+++ b/docs/COS 214 Project PDF.docx
@@ -505,47 +505,7 @@
           <w:color w:val="000000" w:themeColor="text1"/>
         </w:rPr>
         <w:lastRenderedPageBreak/>
-        <w:t>S</w:t>
-      </w:r>
-      <w:r>
-        <w:rPr>
-          <w:b/>
-          <w:bCs/>
-          <w:color w:val="000000" w:themeColor="text1"/>
-        </w:rPr>
-        <w:t xml:space="preserve">elected </w:t>
-      </w:r>
-      <w:r>
-        <w:rPr>
-          <w:b/>
-          <w:bCs/>
-          <w:color w:val="000000" w:themeColor="text1"/>
-        </w:rPr>
-        <w:t>S</w:t>
-      </w:r>
-      <w:r>
-        <w:rPr>
-          <w:b/>
-          <w:bCs/>
-          <w:color w:val="000000" w:themeColor="text1"/>
-        </w:rPr>
-        <w:t xml:space="preserve">cenario </w:t>
-      </w:r>
-      <w:r>
-        <w:rPr>
-          <w:b/>
-          <w:bCs/>
-          <w:color w:val="000000" w:themeColor="text1"/>
-        </w:rPr>
-        <w:t>D</w:t>
-      </w:r>
-      <w:r>
-        <w:rPr>
-          <w:b/>
-          <w:bCs/>
-          <w:color w:val="000000" w:themeColor="text1"/>
-        </w:rPr>
-        <w:t>escription</w:t>
+        <w:t>Selected Scenario Description</w:t>
       </w:r>
     </w:p>
     <w:p/>
@@ -820,15 +780,7 @@
           <w:color w:val="000000" w:themeColor="text1"/>
         </w:rPr>
         <w:lastRenderedPageBreak/>
-        <w:t>I</w:t>
-      </w:r>
-      <w:r>
-        <w:rPr>
-          <w:b/>
-          <w:bCs/>
-          <w:color w:val="000000" w:themeColor="text1"/>
-        </w:rPr>
-        <w:t xml:space="preserve">nitial TIVIDY </w:t>
+        <w:t xml:space="preserve">Initial TIVIDY </w:t>
       </w:r>
       <w:r>
         <w:rPr>
@@ -1098,15 +1050,7 @@
           <w:bCs/>
           <w:color w:val="000000" w:themeColor="text1"/>
         </w:rPr>
-        <w:t xml:space="preserve"> Diagram</w:t>
-      </w:r>
-      <w:r>
-        <w:rPr>
-          <w:b/>
-          <w:bCs/>
-          <w:color w:val="000000" w:themeColor="text1"/>
-        </w:rPr>
-        <w:t xml:space="preserve"> </w:t>
+        <w:t xml:space="preserve"> Diagram </w:t>
       </w:r>
       <w:r>
         <w:rPr>
@@ -1229,15 +1173,7 @@
           <w:bCs/>
           <w:color w:val="000000" w:themeColor="text1"/>
         </w:rPr>
-        <w:t xml:space="preserve"> Diagram</w:t>
-      </w:r>
-      <w:r>
-        <w:rPr>
-          <w:b/>
-          <w:bCs/>
-          <w:color w:val="000000" w:themeColor="text1"/>
-        </w:rPr>
-        <w:t xml:space="preserve"> </w:t>
+        <w:t xml:space="preserve"> Diagram </w:t>
       </w:r>
       <w:r>
         <w:rPr>
@@ -1276,7 +1212,7 @@
         </w:rPr>
         <w:lastRenderedPageBreak/>
         <w:drawing>
-          <wp:anchor distT="0" distB="0" distL="114300" distR="114300" simplePos="0" relativeHeight="251663360" behindDoc="0" locked="0" layoutInCell="1" allowOverlap="1" wp14:anchorId="3C587DDC" wp14:editId="5D65567B">
+          <wp:anchor distT="0" distB="0" distL="114300" distR="114300" simplePos="0" relativeHeight="251663360" behindDoc="0" locked="0" layoutInCell="1" allowOverlap="1" wp14:anchorId="3C587DDC" wp14:editId="3BE5A5D4">
             <wp:simplePos x="0" y="0"/>
             <wp:positionH relativeFrom="column">
               <wp:align>center</wp:align>
@@ -1360,15 +1296,7 @@
           <w:bCs/>
           <w:color w:val="000000" w:themeColor="text1"/>
         </w:rPr>
-        <w:t xml:space="preserve"> Diagram</w:t>
-      </w:r>
-      <w:r>
-        <w:rPr>
-          <w:b/>
-          <w:bCs/>
-          <w:color w:val="000000" w:themeColor="text1"/>
-        </w:rPr>
-        <w:t xml:space="preserve"> 3</w:t>
+        <w:t xml:space="preserve"> Diagram 3</w:t>
       </w:r>
       <w:r>
         <w:rPr>
@@ -1400,15 +1328,7 @@
           <w:color w:val="000000" w:themeColor="text1"/>
         </w:rPr>
         <w:lastRenderedPageBreak/>
-        <w:t>C</w:t>
-      </w:r>
-      <w:r>
-        <w:rPr>
-          <w:b/>
-          <w:bCs/>
-          <w:color w:val="000000" w:themeColor="text1"/>
-        </w:rPr>
-        <w:t>omplete UML Class Diagra</w:t>
+        <w:t>Complete UML Class Diagra</w:t>
       </w:r>
       <w:r>
         <w:rPr>
@@ -4504,11 +4424,78 @@
       </w:pPr>
       <w:r>
         <w:rPr>
+          <w:noProof/>
+        </w:rPr>
+        <w:lastRenderedPageBreak/>
+        <w:drawing>
+          <wp:anchor distT="0" distB="0" distL="114300" distR="114300" simplePos="0" relativeHeight="251667456" behindDoc="0" locked="0" layoutInCell="1" allowOverlap="1" wp14:anchorId="679593D9" wp14:editId="095A0800">
+            <wp:simplePos x="0" y="0"/>
+            <wp:positionH relativeFrom="margin">
+              <wp:align>center</wp:align>
+            </wp:positionH>
+            <wp:positionV relativeFrom="paragraph">
+              <wp:posOffset>388620</wp:posOffset>
+            </wp:positionV>
+            <wp:extent cx="10044000" cy="5403600"/>
+            <wp:effectExtent l="0" t="0" r="0" b="6985"/>
+            <wp:wrapSquare wrapText="bothSides"/>
+            <wp:docPr id="1098697047" name="Picture 1"/>
+            <wp:cNvGraphicFramePr>
+              <a:graphicFrameLocks xmlns:a="http://schemas.openxmlformats.org/drawingml/2006/main" noChangeAspect="1"/>
+            </wp:cNvGraphicFramePr>
+            <a:graphic xmlns:a="http://schemas.openxmlformats.org/drawingml/2006/main">
+              <a:graphicData uri="http://schemas.openxmlformats.org/drawingml/2006/picture">
+                <pic:pic xmlns:pic="http://schemas.openxmlformats.org/drawingml/2006/picture">
+                  <pic:nvPicPr>
+                    <pic:cNvPr id="0" name="Picture 2"/>
+                    <pic:cNvPicPr>
+                      <a:picLocks noChangeAspect="1" noChangeArrowheads="1"/>
+                    </pic:cNvPicPr>
+                  </pic:nvPicPr>
+                  <pic:blipFill>
+                    <a:blip r:embed="rId13">
+                      <a:extLst>
+                        <a:ext uri="{28A0092B-C50C-407E-A947-70E740481C1C}">
+                          <a14:useLocalDpi xmlns:a14="http://schemas.microsoft.com/office/drawing/2010/main" val="0"/>
+                        </a:ext>
+                      </a:extLst>
+                    </a:blip>
+                    <a:srcRect/>
+                    <a:stretch>
+                      <a:fillRect/>
+                    </a:stretch>
+                  </pic:blipFill>
+                  <pic:spPr bwMode="auto">
+                    <a:xfrm>
+                      <a:off x="0" y="0"/>
+                      <a:ext cx="10044000" cy="5403600"/>
+                    </a:xfrm>
+                    <a:prstGeom prst="rect">
+                      <a:avLst/>
+                    </a:prstGeom>
+                    <a:noFill/>
+                    <a:ln>
+                      <a:noFill/>
+                    </a:ln>
+                  </pic:spPr>
+                </pic:pic>
+              </a:graphicData>
+            </a:graphic>
+            <wp14:sizeRelH relativeFrom="page">
+              <wp14:pctWidth>0</wp14:pctWidth>
+            </wp14:sizeRelH>
+            <wp14:sizeRelV relativeFrom="page">
+              <wp14:pctHeight>0</wp14:pctHeight>
+            </wp14:sizeRelV>
+          </wp:anchor>
+        </w:drawing>
+      </w:r>
+      <w:r>
+        <w:rPr>
           <w:b/>
           <w:bCs/>
           <w:color w:val="000000" w:themeColor="text1"/>
         </w:rPr>
-        <w:lastRenderedPageBreak/>
         <w:t>UML Sequence Diagram</w:t>
       </w:r>
       <w:r>
@@ -4538,33 +4525,92 @@
       </w:pPr>
       <w:r>
         <w:rPr>
+          <w:noProof/>
+        </w:rPr>
+        <w:lastRenderedPageBreak/>
+        <w:drawing>
+          <wp:anchor distT="0" distB="0" distL="114300" distR="114300" simplePos="0" relativeHeight="251669504" behindDoc="0" locked="0" layoutInCell="1" allowOverlap="1" wp14:anchorId="08F450EE" wp14:editId="0AD8DB18">
+            <wp:simplePos x="0" y="0"/>
+            <wp:positionH relativeFrom="margin">
+              <wp:align>center</wp:align>
+            </wp:positionH>
+            <wp:positionV relativeFrom="paragraph">
+              <wp:posOffset>334645</wp:posOffset>
+            </wp:positionV>
+            <wp:extent cx="6796800" cy="5936400"/>
+            <wp:effectExtent l="0" t="0" r="4445" b="7620"/>
+            <wp:wrapSquare wrapText="bothSides"/>
+            <wp:docPr id="1508136344" name="Picture 2"/>
+            <wp:cNvGraphicFramePr>
+              <a:graphicFrameLocks xmlns:a="http://schemas.openxmlformats.org/drawingml/2006/main" noChangeAspect="1"/>
+            </wp:cNvGraphicFramePr>
+            <a:graphic xmlns:a="http://schemas.openxmlformats.org/drawingml/2006/main">
+              <a:graphicData uri="http://schemas.openxmlformats.org/drawingml/2006/picture">
+                <pic:pic xmlns:pic="http://schemas.openxmlformats.org/drawingml/2006/picture">
+                  <pic:nvPicPr>
+                    <pic:cNvPr id="0" name="Picture 3"/>
+                    <pic:cNvPicPr>
+                      <a:picLocks noChangeAspect="1" noChangeArrowheads="1"/>
+                    </pic:cNvPicPr>
+                  </pic:nvPicPr>
+                  <pic:blipFill>
+                    <a:blip r:embed="rId14">
+                      <a:extLst>
+                        <a:ext uri="{28A0092B-C50C-407E-A947-70E740481C1C}">
+                          <a14:useLocalDpi xmlns:a14="http://schemas.microsoft.com/office/drawing/2010/main" val="0"/>
+                        </a:ext>
+                      </a:extLst>
+                    </a:blip>
+                    <a:srcRect/>
+                    <a:stretch>
+                      <a:fillRect/>
+                    </a:stretch>
+                  </pic:blipFill>
+                  <pic:spPr bwMode="auto">
+                    <a:xfrm>
+                      <a:off x="0" y="0"/>
+                      <a:ext cx="6796800" cy="5936400"/>
+                    </a:xfrm>
+                    <a:prstGeom prst="rect">
+                      <a:avLst/>
+                    </a:prstGeom>
+                    <a:noFill/>
+                    <a:ln>
+                      <a:noFill/>
+                    </a:ln>
+                  </pic:spPr>
+                </pic:pic>
+              </a:graphicData>
+            </a:graphic>
+            <wp14:sizeRelH relativeFrom="page">
+              <wp14:pctWidth>0</wp14:pctWidth>
+            </wp14:sizeRelH>
+            <wp14:sizeRelV relativeFrom="page">
+              <wp14:pctHeight>0</wp14:pctHeight>
+            </wp14:sizeRelV>
+          </wp:anchor>
+        </w:drawing>
+      </w:r>
+      <w:r>
+        <w:rPr>
           <w:b/>
           <w:bCs/>
           <w:color w:val="000000" w:themeColor="text1"/>
         </w:rPr>
-        <w:lastRenderedPageBreak/>
-        <w:t>UML Sequence Diagram</w:t>
-      </w:r>
-      <w:r>
+        <w:t>UML Sequence Diagram 2</w:t>
+      </w:r>
+    </w:p>
+    <w:p>
+      <w:pPr>
+        <w:pStyle w:val="Heading2"/>
+        <w:jc w:val="center"/>
         <w:rPr>
           <w:b/>
           <w:bCs/>
           <w:color w:val="000000" w:themeColor="text1"/>
         </w:rPr>
-        <w:t xml:space="preserve"> 2</w:t>
-      </w:r>
-    </w:p>
-    <w:p>
-      <w:pPr>
-        <w:pStyle w:val="Heading2"/>
-        <w:jc w:val="center"/>
-        <w:rPr>
-          <w:b/>
-          <w:bCs/>
-          <w:color w:val="000000" w:themeColor="text1"/>
-        </w:rPr>
         <w:sectPr>
-          <w:pgSz w:w="16838" w:h="11906" w:orient="landscape"/>
+          <w:pgSz w:w="11906" w:h="16838"/>
           <w:pgMar w:top="720" w:right="720" w:bottom="720" w:left="720" w:header="709" w:footer="709" w:gutter="0"/>
           <w:cols w:space="708"/>
           <w:docGrid w:linePitch="360"/>
@@ -4572,11 +4618,78 @@
       </w:pPr>
       <w:r>
         <w:rPr>
+          <w:noProof/>
+        </w:rPr>
+        <w:lastRenderedPageBreak/>
+        <w:drawing>
+          <wp:anchor distT="0" distB="0" distL="114300" distR="114300" simplePos="0" relativeHeight="251671552" behindDoc="0" locked="0" layoutInCell="1" allowOverlap="1" wp14:anchorId="3C534B3B" wp14:editId="760BC085">
+            <wp:simplePos x="0" y="0"/>
+            <wp:positionH relativeFrom="column">
+              <wp:align>center</wp:align>
+            </wp:positionH>
+            <wp:positionV relativeFrom="paragraph">
+              <wp:posOffset>370840</wp:posOffset>
+            </wp:positionV>
+            <wp:extent cx="4435200" cy="9039600"/>
+            <wp:effectExtent l="0" t="0" r="3810" b="0"/>
+            <wp:wrapSquare wrapText="bothSides"/>
+            <wp:docPr id="1091773817" name="Picture 3"/>
+            <wp:cNvGraphicFramePr>
+              <a:graphicFrameLocks xmlns:a="http://schemas.openxmlformats.org/drawingml/2006/main" noChangeAspect="1"/>
+            </wp:cNvGraphicFramePr>
+            <a:graphic xmlns:a="http://schemas.openxmlformats.org/drawingml/2006/main">
+              <a:graphicData uri="http://schemas.openxmlformats.org/drawingml/2006/picture">
+                <pic:pic xmlns:pic="http://schemas.openxmlformats.org/drawingml/2006/picture">
+                  <pic:nvPicPr>
+                    <pic:cNvPr id="0" name="Picture 4"/>
+                    <pic:cNvPicPr>
+                      <a:picLocks noChangeAspect="1" noChangeArrowheads="1"/>
+                    </pic:cNvPicPr>
+                  </pic:nvPicPr>
+                  <pic:blipFill>
+                    <a:blip r:embed="rId15">
+                      <a:extLst>
+                        <a:ext uri="{28A0092B-C50C-407E-A947-70E740481C1C}">
+                          <a14:useLocalDpi xmlns:a14="http://schemas.microsoft.com/office/drawing/2010/main" val="0"/>
+                        </a:ext>
+                      </a:extLst>
+                    </a:blip>
+                    <a:srcRect/>
+                    <a:stretch>
+                      <a:fillRect/>
+                    </a:stretch>
+                  </pic:blipFill>
+                  <pic:spPr bwMode="auto">
+                    <a:xfrm>
+                      <a:off x="0" y="0"/>
+                      <a:ext cx="4435200" cy="9039600"/>
+                    </a:xfrm>
+                    <a:prstGeom prst="rect">
+                      <a:avLst/>
+                    </a:prstGeom>
+                    <a:noFill/>
+                    <a:ln>
+                      <a:noFill/>
+                    </a:ln>
+                  </pic:spPr>
+                </pic:pic>
+              </a:graphicData>
+            </a:graphic>
+            <wp14:sizeRelH relativeFrom="page">
+              <wp14:pctWidth>0</wp14:pctWidth>
+            </wp14:sizeRelH>
+            <wp14:sizeRelV relativeFrom="page">
+              <wp14:pctHeight>0</wp14:pctHeight>
+            </wp14:sizeRelV>
+          </wp:anchor>
+        </w:drawing>
+      </w:r>
+      <w:r>
+        <w:rPr>
           <w:b/>
           <w:bCs/>
           <w:color w:val="000000" w:themeColor="text1"/>
         </w:rPr>
-        <w:lastRenderedPageBreak/>
         <w:t>UML State Diagram</w:t>
       </w:r>
     </w:p>
@@ -4597,63 +4710,7 @@
           <w:color w:val="000000" w:themeColor="text1"/>
         </w:rPr>
         <w:lastRenderedPageBreak/>
-        <w:t>I</w:t>
-      </w:r>
-      <w:r>
-        <w:rPr>
-          <w:b/>
-          <w:bCs/>
-          <w:color w:val="000000" w:themeColor="text1"/>
-        </w:rPr>
-        <w:t xml:space="preserve">mportant </w:t>
-      </w:r>
-      <w:r>
-        <w:rPr>
-          <w:b/>
-          <w:bCs/>
-          <w:color w:val="000000" w:themeColor="text1"/>
-        </w:rPr>
-        <w:t>D</w:t>
-      </w:r>
-      <w:r>
-        <w:rPr>
-          <w:b/>
-          <w:bCs/>
-          <w:color w:val="000000" w:themeColor="text1"/>
-        </w:rPr>
-        <w:t xml:space="preserve">esign </w:t>
-      </w:r>
-      <w:r>
-        <w:rPr>
-          <w:b/>
-          <w:bCs/>
-          <w:color w:val="000000" w:themeColor="text1"/>
-        </w:rPr>
-        <w:t>D</w:t>
-      </w:r>
-      <w:r>
-        <w:rPr>
-          <w:b/>
-          <w:bCs/>
-          <w:color w:val="000000" w:themeColor="text1"/>
-        </w:rPr>
-        <w:t xml:space="preserve">ecisions and </w:t>
-      </w:r>
-      <w:r>
-        <w:rPr>
-          <w:b/>
-          <w:bCs/>
-          <w:color w:val="000000" w:themeColor="text1"/>
-        </w:rPr>
-        <w:t>R</w:t>
-      </w:r>
-      <w:r>
-        <w:rPr>
-          <w:b/>
-          <w:bCs/>
-          <w:color w:val="000000" w:themeColor="text1"/>
-        </w:rPr>
-        <w:t>evision history</w:t>
+        <w:t>Important Design Decisions and Revision history</w:t>
       </w:r>
     </w:p>
     <w:p>
@@ -4663,8 +4720,8 @@
           <w:color w:val="auto"/>
         </w:rPr>
       </w:pPr>
-      <w:bookmarkStart w:id="0" w:name="design-decisions-and-revision-history"/>
-      <w:bookmarkStart w:id="1" w:name="removed-the-workflow-template"/>
+      <w:bookmarkStart w:id="0" w:name="removed-the-workflow-template"/>
+      <w:bookmarkStart w:id="1" w:name="design-decisions-and-revision-history"/>
     </w:p>
     <w:p>
       <w:pPr>
@@ -4718,7 +4775,7 @@
         </w:rPr>
       </w:pPr>
       <w:bookmarkStart w:id="2" w:name="worknode-now-has-7-states"/>
-      <w:bookmarkEnd w:id="1"/>
+      <w:bookmarkEnd w:id="0"/>
       <w:r>
         <w:rPr>
           <w:color w:val="auto"/>
@@ -5203,7 +5260,7 @@
         <w:t>Diagrams: Class diagram, Activity Diagram 2.</w:t>
       </w:r>
     </w:p>
-    <w:bookmarkEnd w:id="0"/>
+    <w:bookmarkEnd w:id="1"/>
     <w:bookmarkEnd w:id="10"/>
     <w:p/>
     <w:p/>
@@ -5291,6 +5348,8 @@
     <w:p>
       <w:pPr>
         <w:pStyle w:val="ListParagraph"/>
+        <w:ind w:left="0"/>
+        <w:jc w:val="both"/>
         <w:rPr>
           <w:color w:val="000000" w:themeColor="text1"/>
         </w:rPr>
@@ -6738,6 +6797,7 @@
   <w:style w:type="character" w:default="1" w:styleId="DefaultParagraphFont">
     <w:name w:val="Default Paragraph Font"/>
     <w:uiPriority w:val="1"/>
+    <w:semiHidden/>
     <w:unhideWhenUsed/>
   </w:style>
   <w:style w:type="table" w:default="1" w:styleId="TableNormal">

--- a/docs/COS 214 Project PDF.docx
+++ b/docs/COS 214 Project PDF.docx
@@ -461,33 +461,441 @@
     </w:p>
     <w:p/>
     <w:p/>
+    <w:p>
+      <w:pPr>
+        <w:rPr>
+          <w:b/>
+          <w:bCs/>
+        </w:rPr>
+      </w:pPr>
+      <w:r>
+        <w:rPr>
+          <w:b/>
+          <w:bCs/>
+        </w:rPr>
+        <w:t>• What is a workflow and what is a workflow management system?</w:t>
+      </w:r>
+    </w:p>
+    <w:p>
+      <w:r>
+        <w:t>A workflow is a system for managing repetitive processes and tasks which occur in a particular order</w:t>
+      </w:r>
+      <w:r>
+        <w:t xml:space="preserve"> [1].</w:t>
+      </w:r>
+      <w:r>
+        <w:rPr>
+          <w:rFonts w:ascii="Inter" w:hAnsi="Inter"/>
+          <w:color w:val="171A22"/>
+          <w:shd w:val="clear" w:color="auto" w:fill="FFFFFF"/>
+        </w:rPr>
+        <w:t xml:space="preserve"> </w:t>
+      </w:r>
+      <w:r>
+        <w:t>A workflow management system is a unified software platform that automates the sequence of tasks within a process – routing work to the right people, at the right time, based on rules your team defines</w:t>
+      </w:r>
+      <w:r>
+        <w:t xml:space="preserve"> [2].</w:t>
+      </w:r>
+    </w:p>
+    <w:p>
+      <w:pPr>
+        <w:rPr>
+          <w:b/>
+          <w:bCs/>
+        </w:rPr>
+      </w:pPr>
+      <w:r>
+        <w:rPr>
+          <w:b/>
+          <w:bCs/>
+        </w:rPr>
+        <w:t xml:space="preserve">• What is the difference between a workflow definition and a running workflow instance? </w:t>
+      </w:r>
+    </w:p>
+    <w:p>
+      <w:r>
+        <w:t>The workflow definition holds the rules and structure if the workflow. It is the template of with the workflow instance is built. The workflow definition is static [3]. A running workflow instance holds a runtime state: Current phase, assigned members, case data, timestamps, audit trial, etc.</w:t>
+      </w:r>
+    </w:p>
+    <w:p>
+      <w:pPr>
+        <w:rPr>
+          <w:b/>
+          <w:bCs/>
+        </w:rPr>
+      </w:pPr>
+      <w:r>
+        <w:rPr>
+          <w:b/>
+          <w:bCs/>
+        </w:rPr>
+        <w:t xml:space="preserve">• How are activities or work items represented? </w:t>
+      </w:r>
+    </w:p>
+    <w:p>
+      <w:r>
+        <w:t xml:space="preserve">Activities are represented as atomic(leaf) or a composite structure. This allows nesting of activities and subprocesses to easily be stored. </w:t>
+      </w:r>
+    </w:p>
+    <w:p>
+      <w:pPr>
+        <w:rPr>
+          <w:b/>
+          <w:bCs/>
+        </w:rPr>
+      </w:pPr>
+      <w:r>
+        <w:rPr>
+          <w:b/>
+          <w:bCs/>
+        </w:rPr>
+        <w:t xml:space="preserve">• How are participants, roles and responsibilities represented? </w:t>
+      </w:r>
+    </w:p>
+    <w:p>
+      <w:r>
+        <w:t>Participants have roles/capabilities that represent what kind of work they can do. They can then be assigned responsibilities based on their capabilities.</w:t>
+      </w:r>
+    </w:p>
+    <w:p>
+      <w:pPr>
+        <w:rPr>
+          <w:b/>
+          <w:bCs/>
+        </w:rPr>
+      </w:pPr>
+      <w:r>
+        <w:rPr>
+          <w:b/>
+          <w:bCs/>
+        </w:rPr>
+        <w:t xml:space="preserve">• How are work items assigned and routed? </w:t>
+      </w:r>
+    </w:p>
+    <w:p>
+      <w:r>
+        <w:t>Work items can be assigned based on various distribution rules e.g. round robin, lowest workload, etc. Work is routed with logic and notifications to allow members on the next part to start when the previous part is done.</w:t>
+      </w:r>
+    </w:p>
+    <w:p>
+      <w:pPr>
+        <w:rPr>
+          <w:b/>
+          <w:bCs/>
+        </w:rPr>
+      </w:pPr>
+      <w:r>
+        <w:rPr>
+          <w:b/>
+          <w:bCs/>
+        </w:rPr>
+        <w:t>• How are approvals, rejection and escalation handled?</w:t>
+      </w:r>
+    </w:p>
+    <w:p>
+      <w:r>
+        <w:t>There are different roles and levels of seniority. Escalations are then sent to someone who has a higher position. Approvals and rejections are handled with the implemented logic routing.</w:t>
+      </w:r>
+    </w:p>
+    <w:p>
+      <w:pPr>
+        <w:rPr>
+          <w:b/>
+          <w:bCs/>
+        </w:rPr>
+      </w:pPr>
+      <w:r>
+        <w:rPr>
+          <w:b/>
+          <w:bCs/>
+        </w:rPr>
+        <w:t xml:space="preserve">• How do workflow systems interact with external systems? </w:t>
+      </w:r>
+    </w:p>
+    <w:p>
+      <w:r>
+        <w:t>Workflow systems interact with external systems through interfaces, Api calls, connectors, etc to request and receive information.</w:t>
+      </w:r>
+    </w:p>
+    <w:p>
+      <w:pPr>
+        <w:rPr>
+          <w:b/>
+          <w:bCs/>
+        </w:rPr>
+      </w:pPr>
+      <w:r>
+        <w:rPr>
+          <w:b/>
+          <w:bCs/>
+        </w:rPr>
+        <w:t xml:space="preserve">• How are dependencies, events and failures handled? </w:t>
+      </w:r>
+    </w:p>
+    <w:p>
+      <w:r>
+        <w:t>Failures are handled in different ways. The process can be tried again, rolled back or with specific exception handling. Events can start, stop or change a process.</w:t>
+      </w:r>
+    </w:p>
+    <w:p>
+      <w:pPr>
+        <w:rPr>
+          <w:b/>
+          <w:bCs/>
+        </w:rPr>
+      </w:pPr>
+      <w:r>
+        <w:rPr>
+          <w:b/>
+          <w:bCs/>
+        </w:rPr>
+        <w:t xml:space="preserve">• How is workflow history or audit information recorded? </w:t>
+      </w:r>
+    </w:p>
+    <w:p>
+      <w:r>
+        <w:t>History is recorded in a log of changes. By combining the log with snapshots of the system. Changes can be rolled back and recovery becomes easy.</w:t>
+      </w:r>
+    </w:p>
+    <w:p>
+      <w:pPr>
+        <w:rPr>
+          <w:b/>
+          <w:bCs/>
+        </w:rPr>
+      </w:pPr>
+      <w:r>
+        <w:rPr>
+          <w:b/>
+          <w:bCs/>
+        </w:rPr>
+        <w:lastRenderedPageBreak/>
+        <w:t>• How are running workflows monitored and reported on?</w:t>
+      </w:r>
+    </w:p>
+    <w:p>
+      <w:r>
+        <w:t>Running workflows are monitored through a dashboard. Changes to the workflow are reported to the dashboard. Using external systems such as gmail, changes can be reported the relevant people through email.</w:t>
+      </w:r>
+    </w:p>
+    <w:p>
+      <w:pPr>
+        <w:rPr>
+          <w:b/>
+          <w:bCs/>
+        </w:rPr>
+      </w:pPr>
+      <w:r>
+        <w:rPr>
+          <w:b/>
+          <w:bCs/>
+        </w:rPr>
+        <w:t xml:space="preserve">• What makes a workflow engine reusable across different processes? </w:t>
+      </w:r>
+    </w:p>
+    <w:p>
+      <w:r>
+        <w:t>By only implementing generic patterns, workflow engines can be used by different processes. More detail and the specifics of the process are made to be part of the workflow definition.</w:t>
+      </w:r>
+    </w:p>
+    <w:p>
+      <w:pPr>
+        <w:rPr>
+          <w:b/>
+          <w:bCs/>
+        </w:rPr>
+      </w:pPr>
+      <w:r>
+        <w:rPr>
+          <w:b/>
+          <w:bCs/>
+        </w:rPr>
+        <w:t xml:space="preserve">• Which decisions are normally configurable rather than hard coded into the workflow engine? </w:t>
+      </w:r>
+    </w:p>
+    <w:p>
+      <w:r>
+        <w:t>The process structure, role assignment and assignment strategies, process data, deadlines for the phases and the external programs used are examples of things that must be configurable.</w:t>
+      </w:r>
+    </w:p>
+    <w:p>
+      <w:pPr>
+        <w:rPr>
+          <w:b/>
+          <w:bCs/>
+        </w:rPr>
+      </w:pPr>
+      <w:r>
+        <w:rPr>
+          <w:b/>
+          <w:bCs/>
+        </w:rPr>
+        <w:t>•How are changes to workflow definitions handled while work is already in progress?</w:t>
+      </w:r>
+    </w:p>
+    <w:p>
+      <w:r>
+        <w:t>There are various strategies including: The current process stays on the old version (version pinning) [4], and new processes use the new definition when created.   Migrating to the updated definition at safe points (e.g. At snapshots).</w:t>
+      </w:r>
+    </w:p>
     <w:p/>
     <w:p/>
     <w:p/>
     <w:p/>
+    <w:p>
+      <w:pPr>
+        <w:rPr>
+          <w:b/>
+          <w:bCs/>
+        </w:rPr>
+      </w:pPr>
+      <w:r>
+        <w:rPr>
+          <w:b/>
+          <w:bCs/>
+        </w:rPr>
+        <w:t>References:</w:t>
+      </w:r>
+    </w:p>
+    <w:p>
+      <w:r>
+        <w:t>[1]</w:t>
+      </w:r>
+      <w:r>
+        <w:rPr>
+          <w:rFonts w:ascii="Times New Roman" w:eastAsia="Times New Roman" w:hAnsi="Times New Roman" w:cs="Times New Roman"/>
+          <w:kern w:val="0"/>
+          <w:lang w:eastAsia="en-ZA"/>
+          <w14:ligatures w14:val="none"/>
+        </w:rPr>
+        <w:t xml:space="preserve"> </w:t>
+      </w:r>
+      <w:r>
+        <w:t xml:space="preserve">IBM. (2021, October 14). </w:t>
+      </w:r>
+      <w:r>
+        <w:rPr>
+          <w:i/>
+          <w:iCs/>
+        </w:rPr>
+        <w:t>Workflow</w:t>
+      </w:r>
+      <w:r>
+        <w:t>. Ibm.Com.</w:t>
+      </w:r>
+      <w:r>
+        <w:t xml:space="preserve"> </w:t>
+      </w:r>
+      <w:r>
+        <w:t>https://www.ibm.com/think/topics/workflow</w:t>
+      </w:r>
+    </w:p>
+    <w:p>
+      <w:r>
+        <w:t>[2]</w:t>
+      </w:r>
+      <w:r>
+        <w:rPr>
+          <w:rFonts w:ascii="Times New Roman" w:eastAsia="Times New Roman" w:hAnsi="Times New Roman" w:cs="Times New Roman"/>
+          <w:kern w:val="0"/>
+          <w:lang w:eastAsia="en-ZA"/>
+          <w14:ligatures w14:val="none"/>
+        </w:rPr>
+        <w:t xml:space="preserve"> </w:t>
+      </w:r>
+      <w:r>
+        <w:t xml:space="preserve">admin. (2018, May 25). </w:t>
+      </w:r>
+      <w:r>
+        <w:rPr>
+          <w:i/>
+          <w:iCs/>
+        </w:rPr>
+        <w:t>What is Workflow Management System and how it works?</w:t>
+      </w:r>
+      <w:r>
+        <w:t xml:space="preserve"> </w:t>
+      </w:r>
+      <w:proofErr w:type="spellStart"/>
+      <w:r>
+        <w:t>Cflow</w:t>
+      </w:r>
+      <w:proofErr w:type="spellEnd"/>
+      <w:r>
+        <w:t>. https://www.cflowapps.com/workflow-management-system/</w:t>
+      </w:r>
+    </w:p>
+    <w:p>
+      <w:r>
+        <w:t xml:space="preserve">[3] </w:t>
+      </w:r>
+      <w:r>
+        <w:rPr>
+          <w:i/>
+          <w:iCs/>
+        </w:rPr>
+        <w:t>IBM OpenPages</w:t>
+      </w:r>
+      <w:r>
+        <w:t>. (2026, March 27). Ibm.Com. https://www.ibm.com/docs/en/openpages/9.2.x?topic=fundamentals-workflow-definitions-workflow-instances</w:t>
+      </w:r>
+    </w:p>
+    <w:p>
+      <w:r>
+        <w:t xml:space="preserve">[4] </w:t>
+      </w:r>
+      <w:proofErr w:type="spellStart"/>
+      <w:r>
+        <w:t>pritesh</w:t>
+      </w:r>
+      <w:proofErr w:type="spellEnd"/>
+      <w:r>
+        <w:t xml:space="preserve">. (2025, May 22). </w:t>
+      </w:r>
+      <w:r>
+        <w:rPr>
+          <w:i/>
+          <w:iCs/>
+        </w:rPr>
+        <w:t xml:space="preserve">Version pinning in </w:t>
+      </w:r>
+      <w:proofErr w:type="spellStart"/>
+      <w:r>
+        <w:rPr>
+          <w:i/>
+          <w:iCs/>
+        </w:rPr>
+        <w:t>DevSecOps</w:t>
+      </w:r>
+      <w:proofErr w:type="spellEnd"/>
+      <w:r>
+        <w:rPr>
+          <w:i/>
+          <w:iCs/>
+        </w:rPr>
+        <w:t>: A comprehensive tutorial</w:t>
+      </w:r>
+      <w:r>
+        <w:t xml:space="preserve">. </w:t>
+      </w:r>
+      <w:proofErr w:type="spellStart"/>
+      <w:r>
+        <w:t>DevSecOps</w:t>
+      </w:r>
+      <w:proofErr w:type="spellEnd"/>
+      <w:r>
+        <w:t xml:space="preserve"> School. https://devsecopsschool.com/blog/version-pinning-in-devsecops-a-comprehensive-tutorial/</w:t>
+      </w:r>
+    </w:p>
     <w:p/>
     <w:p/>
     <w:p/>
-    <w:p/>
-    <w:p/>
-    <w:p/>
-    <w:p/>
-    <w:p/>
-    <w:p/>
-    <w:p/>
-    <w:p/>
-    <w:p/>
-    <w:p/>
-    <w:p/>
-    <w:p/>
-    <w:p/>
-    <w:p/>
-    <w:p/>
-    <w:p/>
-    <w:p/>
-    <w:p/>
-    <w:p/>
-    <w:p/>
+    <w:p>
+      <w:r>
+        <w:br w:type="page"/>
+      </w:r>
+    </w:p>
     <w:p>
       <w:pPr>
         <w:pStyle w:val="Heading2"/>
@@ -1212,7 +1620,7 @@
         </w:rPr>
         <w:lastRenderedPageBreak/>
         <w:drawing>
-          <wp:anchor distT="0" distB="0" distL="114300" distR="114300" simplePos="0" relativeHeight="251663360" behindDoc="0" locked="0" layoutInCell="1" allowOverlap="1" wp14:anchorId="3C587DDC" wp14:editId="3BE5A5D4">
+          <wp:anchor distT="0" distB="0" distL="114300" distR="114300" simplePos="0" relativeHeight="251663360" behindDoc="0" locked="0" layoutInCell="1" allowOverlap="1" wp14:anchorId="3C587DDC" wp14:editId="05577399">
             <wp:simplePos x="0" y="0"/>
             <wp:positionH relativeFrom="column">
               <wp:align>center</wp:align>
